--- a/Marquis Orchard - CV.docx
+++ b/Marquis Orchard - CV.docx
@@ -79,7 +79,7 @@
         </w:rPr>
         <w:t xml:space="preserve"> </w:t>
       </w:r>
-      <w:hyperlink r:id="rId5" w:history="1">
+      <w:hyperlink r:id="rId6" w:history="1">
         <w:r>
           <w:rPr>
             <w:rStyle w:val="Hyperlink"/>
@@ -106,7 +106,7 @@
         </w:rPr>
         <w:t>🔗</w:t>
       </w:r>
-      <w:hyperlink r:id="rId6" w:history="1">
+      <w:hyperlink r:id="rId7" w:history="1">
         <w:r>
           <w:rPr>
             <w:rStyle w:val="Hyperlink"/>
@@ -141,7 +141,7 @@
         </w:rPr>
         <w:t xml:space="preserve">Portfolio: </w:t>
       </w:r>
-      <w:hyperlink r:id="rId7" w:history="1">
+      <w:hyperlink r:id="rId8" w:history="1">
         <w:r>
           <w:rPr>
             <w:rStyle w:val="Hyperlink"/>
@@ -201,34 +201,8 @@
           <w:b/>
           <w:bCs/>
         </w:rPr>
-        <w:t>PROFESSIONAL PROFILE</w:t>
-      </w:r>
-    </w:p>
-    <w:p>
-      <w:pPr>
-        <w:rPr>
-          <w:rFonts w:ascii="Arial" w:hAnsi="Arial" w:cs="Arial"/>
-          <w:sz w:val="20"/>
-          <w:szCs w:val="20"/>
-        </w:rPr>
-      </w:pPr>
-      <w:r>
-        <w:rPr>
-          <w:rFonts w:ascii="Arial" w:hAnsi="Arial" w:cs="Arial"/>
-          <w:sz w:val="20"/>
-          <w:szCs w:val="20"/>
-        </w:rPr>
-        <w:t>A highly motivated, logic-driven Junior UX/UI &amp; Interaction Designer graduating next month with a BSc (Hons) in Web &amp; UX Design and a prior Undergraduate Diploma in Computer Science. Uniquely positioned as a technical hybrid designer who bridges the gap between deep user empathy, advanced Figma component architectures, and front-end feasibility. Expert at translating complex user journeys into structured digital products, with a proactive approach to solving real-world design friction. Adept at using AI-assisted creative workflows (Gemini, Claude) to accelerate design lifecycles and component prototyping. Ready to bring high-ownership execution to a forward-thinking UX team upon graduation in July 2026.</w:t>
-      </w:r>
-    </w:p>
-    <w:p>
-      <w:pPr>
-        <w:rPr>
-          <w:rFonts w:ascii="Arial" w:hAnsi="Arial" w:cs="Arial"/>
-          <w:sz w:val="20"/>
-          <w:szCs w:val="20"/>
-        </w:rPr>
-      </w:pPr>
+        <w:t>Graduate Frontend Developer &amp; UX/UI Designer</w:t>
+      </w:r>
     </w:p>
     <w:p>
       <w:pPr>
@@ -244,16 +218,11 @@
           <w:b/>
           <w:bCs/>
         </w:rPr>
-        <w:t>TECHNICAL SKILLS &amp; TOOLKIT</w:t>
-      </w:r>
-    </w:p>
-    <w:p>
-      <w:pPr>
-        <w:pStyle w:val="ListParagraph"/>
-        <w:numPr>
-          <w:ilvl w:val="0"/>
-          <w:numId w:val="11"/>
-        </w:numPr>
+        <w:t>PROFESSIONAL PROFILE</w:t>
+      </w:r>
+    </w:p>
+    <w:p>
+      <w:pPr>
         <w:rPr>
           <w:rFonts w:ascii="Arial" w:hAnsi="Arial" w:cs="Arial"/>
           <w:sz w:val="20"/>
@@ -261,35 +230,20 @@
         </w:rPr>
       </w:pPr>
       <w:r>
+        <w:rPr>
+          <w:rFonts w:ascii="Arial" w:hAnsi="Arial" w:cs="Arial"/>
+          <w:sz w:val="20"/>
+          <w:szCs w:val="20"/>
+        </w:rPr>
+        <w:t>Graduate Web and UX Designer completing a BSc (Hons) in Web &amp; UX Design in July 2026, with a previous Undergraduate Diploma in Computer Science. Experienced in designing and developing responsive digital experiences using Figma, HTML, CSS and JavaScript through university projects and personal work. Strong understanding of user-centred design, accessibility principles and responsive web development. Passionate about creating intuitive digital experiences and looking for an opportunity to contribute, continue learning and develop within a Frontend Development or UX/UI Design team.</w:t>
+      </w:r>
+    </w:p>
+    <w:p>
+      <w:pPr>
         <w:rPr>
           <w:rFonts w:ascii="Arial" w:hAnsi="Arial" w:cs="Arial"/>
           <w:b/>
           <w:bCs/>
-          <w:sz w:val="20"/>
-          <w:szCs w:val="20"/>
-        </w:rPr>
-        <w:t>Design &amp; Prototyping:</w:t>
-      </w:r>
-      <w:r>
-        <w:rPr>
-          <w:rFonts w:ascii="Arial" w:hAnsi="Arial" w:cs="Arial"/>
-          <w:sz w:val="20"/>
-          <w:szCs w:val="20"/>
-        </w:rPr>
-        <w:t xml:space="preserve"> UX/UI Design, Interaction Design, Wireframing, High-Fidelity Prototyping, Component Libraries, Figma Variants, Typography, Mobile &amp; Web Layouts, User Journey Mapping.</w:t>
-      </w:r>
-    </w:p>
-    <w:p>
-      <w:pPr>
-        <w:pStyle w:val="ListParagraph"/>
-        <w:numPr>
-          <w:ilvl w:val="0"/>
-          <w:numId w:val="11"/>
-        </w:numPr>
-        <w:rPr>
-          <w:rFonts w:ascii="Arial" w:hAnsi="Arial" w:cs="Arial"/>
-          <w:sz w:val="20"/>
-          <w:szCs w:val="20"/>
         </w:rPr>
       </w:pPr>
       <w:r>
@@ -297,174 +251,635 @@
           <w:rFonts w:ascii="Arial" w:hAnsi="Arial" w:cs="Arial"/>
           <w:b/>
           <w:bCs/>
-          <w:sz w:val="20"/>
-          <w:szCs w:val="20"/>
-        </w:rPr>
-        <w:t>Technical Frameworks:</w:t>
-      </w:r>
-      <w:r>
-        <w:rPr>
-          <w:rFonts w:ascii="Arial" w:hAnsi="Arial" w:cs="Arial"/>
-          <w:sz w:val="20"/>
-          <w:szCs w:val="20"/>
-        </w:rPr>
-        <w:t xml:space="preserve"> HTML5, CSS3, JavaScript (JS), Responsive Web Development, Component-Driven Logic, Version Control (GitHub), Visual Studio Code.</w:t>
-      </w:r>
-    </w:p>
-    <w:p>
-      <w:pPr>
-        <w:pStyle w:val="ListParagraph"/>
+        </w:rPr>
+        <w:t>TECHNICAL SKILLS &amp; TOOLKIT</w:t>
+      </w:r>
+    </w:p>
+    <w:p>
+      <w:pPr>
+        <w:ind w:left="360"/>
+        <w:rPr>
+          <w:sz w:val="20"/>
+          <w:szCs w:val="20"/>
+        </w:rPr>
+      </w:pPr>
+      <w:r>
+        <w:rPr>
+          <w:sz w:val="20"/>
+          <w:szCs w:val="20"/>
+        </w:rPr>
+        <w:pict w14:anchorId="487860E4">
+          <v:rect id="_x0000_i1199" style="width:0;height:1.5pt" o:hralign="center" o:hrstd="t" o:hr="t" fillcolor="#a0a0a0" stroked="f"/>
+        </w:pict>
+      </w:r>
+    </w:p>
+    <w:p>
+      <w:pPr>
+        <w:rPr>
+          <w:b/>
+          <w:bCs/>
+        </w:rPr>
+        <w:sectPr>
+          <w:pgSz w:w="11906" w:h="16838"/>
+          <w:pgMar w:top="1440" w:right="1440" w:bottom="1440" w:left="1440" w:header="708" w:footer="708" w:gutter="0"/>
+          <w:cols w:space="708"/>
+          <w:docGrid w:linePitch="360"/>
+        </w:sectPr>
+      </w:pPr>
+    </w:p>
+    <w:p>
+      <w:pPr>
+        <w:rPr>
+          <w:sz w:val="20"/>
+          <w:szCs w:val="20"/>
+        </w:rPr>
+      </w:pPr>
+      <w:r>
+        <w:rPr>
+          <w:b/>
+          <w:bCs/>
+        </w:rPr>
+        <w:t>Design &amp; UX</w:t>
+      </w:r>
+    </w:p>
+    <w:p>
+      <w:pPr>
+        <w:pStyle w:val="NoSpacing"/>
         <w:numPr>
           <w:ilvl w:val="0"/>
-          <w:numId w:val="11"/>
+          <w:numId w:val="34"/>
         </w:numPr>
         <w:rPr>
-          <w:rFonts w:ascii="Arial" w:hAnsi="Arial" w:cs="Arial"/>
-          <w:sz w:val="20"/>
-          <w:szCs w:val="20"/>
-        </w:rPr>
-      </w:pPr>
-      <w:r>
-        <w:rPr>
-          <w:rFonts w:ascii="Arial" w:hAnsi="Arial" w:cs="Arial"/>
+          <w:sz w:val="20"/>
+          <w:szCs w:val="20"/>
+        </w:rPr>
+      </w:pPr>
+      <w:r>
+        <w:rPr>
+          <w:sz w:val="20"/>
+          <w:szCs w:val="20"/>
+        </w:rPr>
+        <w:t>UX/UI Design</w:t>
+      </w:r>
+    </w:p>
+    <w:p>
+      <w:pPr>
+        <w:pStyle w:val="NoSpacing"/>
+        <w:numPr>
+          <w:ilvl w:val="0"/>
+          <w:numId w:val="34"/>
+        </w:numPr>
+        <w:rPr>
+          <w:sz w:val="20"/>
+          <w:szCs w:val="20"/>
+        </w:rPr>
+      </w:pPr>
+      <w:r>
+        <w:rPr>
+          <w:sz w:val="20"/>
+          <w:szCs w:val="20"/>
+        </w:rPr>
+        <w:t>Interaction Design</w:t>
+      </w:r>
+    </w:p>
+    <w:p>
+      <w:pPr>
+        <w:pStyle w:val="NoSpacing"/>
+        <w:numPr>
+          <w:ilvl w:val="0"/>
+          <w:numId w:val="34"/>
+        </w:numPr>
+        <w:rPr>
+          <w:sz w:val="20"/>
+          <w:szCs w:val="20"/>
+        </w:rPr>
+      </w:pPr>
+      <w:r>
+        <w:rPr>
+          <w:sz w:val="20"/>
+          <w:szCs w:val="20"/>
+        </w:rPr>
+        <w:t>Wireframing</w:t>
+      </w:r>
+    </w:p>
+    <w:p>
+      <w:pPr>
+        <w:pStyle w:val="NoSpacing"/>
+        <w:numPr>
+          <w:ilvl w:val="0"/>
+          <w:numId w:val="34"/>
+        </w:numPr>
+        <w:rPr>
+          <w:sz w:val="20"/>
+          <w:szCs w:val="20"/>
+        </w:rPr>
+      </w:pPr>
+      <w:r>
+        <w:rPr>
+          <w:sz w:val="20"/>
+          <w:szCs w:val="20"/>
+        </w:rPr>
+        <w:t>Prototyping</w:t>
+      </w:r>
+    </w:p>
+    <w:p>
+      <w:pPr>
+        <w:pStyle w:val="NoSpacing"/>
+        <w:numPr>
+          <w:ilvl w:val="0"/>
+          <w:numId w:val="34"/>
+        </w:numPr>
+        <w:rPr>
+          <w:sz w:val="20"/>
+          <w:szCs w:val="20"/>
+        </w:rPr>
+      </w:pPr>
+      <w:r>
+        <w:rPr>
+          <w:sz w:val="20"/>
+          <w:szCs w:val="20"/>
+        </w:rPr>
+        <w:t>User Research</w:t>
+      </w:r>
+    </w:p>
+    <w:p>
+      <w:pPr>
+        <w:pStyle w:val="NoSpacing"/>
+        <w:numPr>
+          <w:ilvl w:val="0"/>
+          <w:numId w:val="34"/>
+        </w:numPr>
+        <w:rPr>
+          <w:sz w:val="20"/>
+          <w:szCs w:val="20"/>
+        </w:rPr>
+      </w:pPr>
+      <w:r>
+        <w:rPr>
+          <w:sz w:val="20"/>
+          <w:szCs w:val="20"/>
+        </w:rPr>
+        <w:t>User Journey Mapping</w:t>
+      </w:r>
+    </w:p>
+    <w:p>
+      <w:pPr>
+        <w:pStyle w:val="NoSpacing"/>
+        <w:numPr>
+          <w:ilvl w:val="0"/>
+          <w:numId w:val="34"/>
+        </w:numPr>
+        <w:rPr>
+          <w:sz w:val="20"/>
+          <w:szCs w:val="20"/>
+        </w:rPr>
+      </w:pPr>
+      <w:r>
+        <w:rPr>
+          <w:sz w:val="20"/>
+          <w:szCs w:val="20"/>
+        </w:rPr>
+        <w:t>Responsive Design</w:t>
+      </w:r>
+    </w:p>
+    <w:p>
+      <w:pPr>
+        <w:pStyle w:val="NoSpacing"/>
+        <w:numPr>
+          <w:ilvl w:val="0"/>
+          <w:numId w:val="34"/>
+        </w:numPr>
+        <w:rPr>
+          <w:sz w:val="20"/>
+          <w:szCs w:val="20"/>
+        </w:rPr>
+      </w:pPr>
+      <w:r>
+        <w:rPr>
+          <w:sz w:val="20"/>
+          <w:szCs w:val="20"/>
+        </w:rPr>
+        <w:t>Accessibility (WCAG)</w:t>
+      </w:r>
+    </w:p>
+    <w:p>
+      <w:pPr>
+        <w:pStyle w:val="NoSpacing"/>
+        <w:numPr>
+          <w:ilvl w:val="0"/>
+          <w:numId w:val="34"/>
+        </w:numPr>
+        <w:rPr>
+          <w:sz w:val="20"/>
+          <w:szCs w:val="20"/>
+        </w:rPr>
+      </w:pPr>
+      <w:r>
+        <w:rPr>
+          <w:sz w:val="20"/>
+          <w:szCs w:val="20"/>
+        </w:rPr>
+        <w:t>Figma</w:t>
+      </w:r>
+    </w:p>
+    <w:p>
+      <w:pPr>
+        <w:pStyle w:val="NoSpacing"/>
+        <w:rPr>
           <w:b/>
           <w:bCs/>
-          <w:sz w:val="20"/>
-          <w:szCs w:val="20"/>
-        </w:rPr>
-        <w:t>Creative &amp; AI Workflows:</w:t>
-      </w:r>
-      <w:r>
-        <w:rPr>
-          <w:rFonts w:ascii="Arial" w:hAnsi="Arial" w:cs="Arial"/>
-          <w:sz w:val="20"/>
-          <w:szCs w:val="20"/>
-        </w:rPr>
-        <w:t xml:space="preserve"> AI-Assisted Workflows (Claude, Gemini), Photoshop, Adobe Illustrator, InDesign, Dreamweaver, CorelDraw.</w:t>
-      </w:r>
-    </w:p>
-    <w:p>
-      <w:pPr>
-        <w:pStyle w:val="ListParagraph"/>
+        </w:rPr>
+      </w:pPr>
+      <w:r>
+        <w:rPr>
+          <w:b/>
+          <w:bCs/>
+        </w:rPr>
+        <w:t>Frontend Development</w:t>
+      </w:r>
+    </w:p>
+    <w:p>
+      <w:pPr>
+        <w:pStyle w:val="NoSpacing"/>
         <w:numPr>
           <w:ilvl w:val="0"/>
-          <w:numId w:val="11"/>
+          <w:numId w:val="35"/>
         </w:numPr>
         <w:rPr>
-          <w:rFonts w:ascii="Arial" w:hAnsi="Arial" w:cs="Arial"/>
-          <w:sz w:val="20"/>
-          <w:szCs w:val="20"/>
-        </w:rPr>
-      </w:pPr>
-      <w:r>
-        <w:rPr>
-          <w:rFonts w:ascii="Arial" w:hAnsi="Arial" w:cs="Arial"/>
+          <w:sz w:val="20"/>
+          <w:szCs w:val="20"/>
+        </w:rPr>
+      </w:pPr>
+      <w:r>
+        <w:rPr>
+          <w:sz w:val="20"/>
+          <w:szCs w:val="20"/>
+        </w:rPr>
+        <w:t>HTML5</w:t>
+      </w:r>
+    </w:p>
+    <w:p>
+      <w:pPr>
+        <w:pStyle w:val="NoSpacing"/>
+        <w:numPr>
+          <w:ilvl w:val="0"/>
+          <w:numId w:val="35"/>
+        </w:numPr>
+        <w:rPr>
+          <w:sz w:val="20"/>
+          <w:szCs w:val="20"/>
+        </w:rPr>
+      </w:pPr>
+      <w:r>
+        <w:rPr>
+          <w:sz w:val="20"/>
+          <w:szCs w:val="20"/>
+        </w:rPr>
+        <w:t>CSS3</w:t>
+      </w:r>
+    </w:p>
+    <w:p>
+      <w:pPr>
+        <w:pStyle w:val="NoSpacing"/>
+        <w:numPr>
+          <w:ilvl w:val="0"/>
+          <w:numId w:val="35"/>
+        </w:numPr>
+        <w:rPr>
+          <w:sz w:val="20"/>
+          <w:szCs w:val="20"/>
+        </w:rPr>
+      </w:pPr>
+      <w:r>
+        <w:rPr>
+          <w:sz w:val="20"/>
+          <w:szCs w:val="20"/>
+        </w:rPr>
+        <w:t>JavaScript</w:t>
+      </w:r>
+    </w:p>
+    <w:p>
+      <w:pPr>
+        <w:pStyle w:val="NoSpacing"/>
+        <w:numPr>
+          <w:ilvl w:val="0"/>
+          <w:numId w:val="35"/>
+        </w:numPr>
+        <w:rPr>
+          <w:sz w:val="20"/>
+          <w:szCs w:val="20"/>
+        </w:rPr>
+      </w:pPr>
+      <w:r>
+        <w:rPr>
+          <w:sz w:val="20"/>
+          <w:szCs w:val="20"/>
+        </w:rPr>
+        <w:t>Responsive Web Development</w:t>
+      </w:r>
+    </w:p>
+    <w:p>
+      <w:pPr>
+        <w:pStyle w:val="NoSpacing"/>
+        <w:numPr>
+          <w:ilvl w:val="0"/>
+          <w:numId w:val="35"/>
+        </w:numPr>
+        <w:rPr>
+          <w:sz w:val="20"/>
+          <w:szCs w:val="20"/>
+        </w:rPr>
+      </w:pPr>
+      <w:r>
+        <w:rPr>
+          <w:sz w:val="20"/>
+          <w:szCs w:val="20"/>
+        </w:rPr>
+        <w:t>GitHub</w:t>
+      </w:r>
+    </w:p>
+    <w:p>
+      <w:pPr>
+        <w:pStyle w:val="NoSpacing"/>
+        <w:numPr>
+          <w:ilvl w:val="0"/>
+          <w:numId w:val="35"/>
+        </w:numPr>
+        <w:rPr>
+          <w:sz w:val="20"/>
+          <w:szCs w:val="20"/>
+        </w:rPr>
+      </w:pPr>
+      <w:r>
+        <w:rPr>
+          <w:sz w:val="20"/>
+          <w:szCs w:val="20"/>
+        </w:rPr>
+        <w:t>Visual Studio Code</w:t>
+      </w:r>
+    </w:p>
+    <w:p>
+      <w:pPr>
+        <w:pStyle w:val="NoSpacing"/>
+        <w:rPr>
           <w:b/>
           <w:bCs/>
-          <w:sz w:val="20"/>
-          <w:szCs w:val="20"/>
-        </w:rPr>
-        <w:t>Compliance &amp; Methodologies:</w:t>
-      </w:r>
-      <w:r>
-        <w:rPr>
-          <w:rFonts w:ascii="Arial" w:hAnsi="Arial" w:cs="Arial"/>
-          <w:sz w:val="20"/>
-          <w:szCs w:val="20"/>
-        </w:rPr>
-        <w:t xml:space="preserve"> Accessibility (WCAG Standards), User-Centred Design (UCD), Agile Frameworks, Qualitative/Quantitative User Evaluation.</w:t>
-      </w:r>
-    </w:p>
-    <w:p>
-      <w:pPr>
-        <w:pStyle w:val="ListParagraph"/>
+        </w:rPr>
+      </w:pPr>
+      <w:r>
+        <w:rPr>
+          <w:b/>
+          <w:bCs/>
+        </w:rPr>
+        <w:t>Creative Tools</w:t>
+      </w:r>
+    </w:p>
+    <w:p>
+      <w:pPr>
+        <w:pStyle w:val="NoSpacing"/>
         <w:numPr>
           <w:ilvl w:val="0"/>
-          <w:numId w:val="11"/>
+          <w:numId w:val="36"/>
         </w:numPr>
         <w:rPr>
-          <w:rFonts w:ascii="Arial" w:hAnsi="Arial" w:cs="Arial"/>
-          <w:sz w:val="20"/>
-          <w:szCs w:val="20"/>
-        </w:rPr>
-      </w:pPr>
-      <w:r>
-        <w:rPr>
-          <w:rFonts w:ascii="Arial" w:hAnsi="Arial" w:cs="Arial"/>
+          <w:sz w:val="20"/>
+          <w:szCs w:val="20"/>
+        </w:rPr>
+      </w:pPr>
+      <w:r>
+        <w:rPr>
+          <w:sz w:val="20"/>
+          <w:szCs w:val="20"/>
+        </w:rPr>
+        <w:t>Adobe Photoshop</w:t>
+      </w:r>
+    </w:p>
+    <w:p>
+      <w:pPr>
+        <w:pStyle w:val="NoSpacing"/>
+        <w:numPr>
+          <w:ilvl w:val="0"/>
+          <w:numId w:val="36"/>
+        </w:numPr>
+        <w:rPr>
+          <w:sz w:val="20"/>
+          <w:szCs w:val="20"/>
+        </w:rPr>
+      </w:pPr>
+      <w:r>
+        <w:rPr>
+          <w:sz w:val="20"/>
+          <w:szCs w:val="20"/>
+        </w:rPr>
+        <w:t>Adobe Illustrator</w:t>
+      </w:r>
+    </w:p>
+    <w:p>
+      <w:pPr>
+        <w:pStyle w:val="NoSpacing"/>
+        <w:numPr>
+          <w:ilvl w:val="0"/>
+          <w:numId w:val="36"/>
+        </w:numPr>
+        <w:rPr>
+          <w:sz w:val="20"/>
+          <w:szCs w:val="20"/>
+        </w:rPr>
+      </w:pPr>
+      <w:r>
+        <w:rPr>
+          <w:sz w:val="20"/>
+          <w:szCs w:val="20"/>
+        </w:rPr>
+        <w:t>Adobe InDesign</w:t>
+      </w:r>
+    </w:p>
+    <w:p>
+      <w:pPr>
+        <w:pStyle w:val="NoSpacing"/>
+        <w:numPr>
+          <w:ilvl w:val="0"/>
+          <w:numId w:val="36"/>
+        </w:numPr>
+        <w:rPr>
+          <w:sz w:val="20"/>
+          <w:szCs w:val="20"/>
+        </w:rPr>
+      </w:pPr>
+      <w:r>
+        <w:rPr>
+          <w:sz w:val="20"/>
+          <w:szCs w:val="20"/>
+        </w:rPr>
+        <w:t>CorelDraw</w:t>
+      </w:r>
+    </w:p>
+    <w:p>
+      <w:pPr>
+        <w:pStyle w:val="NoSpacing"/>
+        <w:numPr>
+          <w:ilvl w:val="0"/>
+          <w:numId w:val="36"/>
+        </w:numPr>
+        <w:rPr>
+          <w:sz w:val="20"/>
+          <w:szCs w:val="20"/>
+        </w:rPr>
+      </w:pPr>
+      <w:r>
+        <w:rPr>
+          <w:sz w:val="20"/>
+          <w:szCs w:val="20"/>
+        </w:rPr>
+        <w:t>Dreamweaver</w:t>
+      </w:r>
+    </w:p>
+    <w:p>
+      <w:pPr>
+        <w:pStyle w:val="NoSpacing"/>
+        <w:rPr>
           <w:b/>
           <w:bCs/>
-          <w:sz w:val="20"/>
-          <w:szCs w:val="20"/>
-        </w:rPr>
-        <w:t>Languages:</w:t>
-      </w:r>
-      <w:r>
-        <w:rPr>
-          <w:rFonts w:ascii="Arial" w:hAnsi="Arial" w:cs="Arial"/>
-          <w:sz w:val="20"/>
-          <w:szCs w:val="20"/>
-        </w:rPr>
-        <w:t xml:space="preserve"> English (Fluent).</w:t>
-      </w:r>
-    </w:p>
-    <w:p>
-      <w:pPr>
-        <w:rPr>
-          <w:rFonts w:ascii="Arial" w:hAnsi="Arial" w:cs="Arial"/>
+        </w:rPr>
+      </w:pPr>
+      <w:r>
+        <w:rPr>
           <w:b/>
           <w:bCs/>
         </w:rPr>
-      </w:pPr>
-    </w:p>
-    <w:p>
-      <w:pPr>
-        <w:rPr>
-          <w:rFonts w:ascii="Arial" w:hAnsi="Arial" w:cs="Arial"/>
+        <w:t>Methodologies</w:t>
+      </w:r>
+    </w:p>
+    <w:p>
+      <w:pPr>
+        <w:pStyle w:val="NoSpacing"/>
+        <w:numPr>
+          <w:ilvl w:val="0"/>
+          <w:numId w:val="37"/>
+        </w:numPr>
+        <w:rPr>
+          <w:sz w:val="20"/>
+          <w:szCs w:val="20"/>
+        </w:rPr>
+      </w:pPr>
+      <w:r>
+        <w:rPr>
+          <w:sz w:val="20"/>
+          <w:szCs w:val="20"/>
+        </w:rPr>
+        <w:t>User-Centred Design (UCD)</w:t>
+      </w:r>
+    </w:p>
+    <w:p>
+      <w:pPr>
+        <w:pStyle w:val="NoSpacing"/>
+        <w:numPr>
+          <w:ilvl w:val="0"/>
+          <w:numId w:val="37"/>
+        </w:numPr>
+        <w:rPr>
+          <w:sz w:val="20"/>
+          <w:szCs w:val="20"/>
+        </w:rPr>
+      </w:pPr>
+      <w:r>
+        <w:rPr>
+          <w:sz w:val="20"/>
+          <w:szCs w:val="20"/>
+        </w:rPr>
+        <w:t>Agile Working</w:t>
+      </w:r>
+    </w:p>
+    <w:p>
+      <w:pPr>
+        <w:pStyle w:val="NoSpacing"/>
+        <w:numPr>
+          <w:ilvl w:val="0"/>
+          <w:numId w:val="37"/>
+        </w:numPr>
+        <w:rPr>
+          <w:sz w:val="20"/>
+          <w:szCs w:val="20"/>
+        </w:rPr>
+        <w:sectPr>
+          <w:type w:val="continuous"/>
+          <w:pgSz w:w="11906" w:h="16838"/>
+          <w:pgMar w:top="1440" w:right="1440" w:bottom="1440" w:left="1440" w:header="708" w:footer="708" w:gutter="0"/>
+          <w:cols w:num="2" w:space="708"/>
+          <w:docGrid w:linePitch="360"/>
+        </w:sectPr>
+      </w:pPr>
+      <w:r>
+        <w:rPr>
+          <w:sz w:val="20"/>
+          <w:szCs w:val="20"/>
+        </w:rPr>
+        <w:t>Qualitative and Quantitative User Testing</w:t>
+      </w:r>
+    </w:p>
+    <w:p>
+      <w:pPr>
+        <w:pStyle w:val="NoSpacing"/>
+      </w:pPr>
+    </w:p>
+    <w:p>
+      <w:pPr>
+        <w:ind w:left="360"/>
+        <w:rPr>
+          <w:sz w:val="20"/>
+          <w:szCs w:val="20"/>
+        </w:rPr>
+      </w:pPr>
+      <w:r>
+        <w:rPr>
+          <w:sz w:val="20"/>
+          <w:szCs w:val="20"/>
+        </w:rPr>
+        <w:pict w14:anchorId="4D29EBF0">
+          <v:rect id="_x0000_i1188" style="width:0;height:1.5pt" o:hralign="center" o:hrstd="t" o:hr="t" fillcolor="#a0a0a0" stroked="f"/>
+        </w:pict>
+      </w:r>
+    </w:p>
+    <w:p>
+      <w:pPr>
+        <w:rPr>
           <w:b/>
           <w:bCs/>
         </w:rPr>
       </w:pPr>
       <w:r>
         <w:rPr>
-          <w:rFonts w:ascii="Arial" w:hAnsi="Arial" w:cs="Arial"/>
           <w:b/>
           <w:bCs/>
         </w:rPr>
-        <w:t>CORE UX/UI &amp; INTERACTION PROJECTS</w:t>
-      </w:r>
-    </w:p>
-    <w:p>
-      <w:pPr>
-        <w:rPr>
-          <w:rFonts w:ascii="Arial" w:hAnsi="Arial" w:cs="Arial"/>
+        <w:t>PROJECT EXPERIENCE</w:t>
+      </w:r>
+    </w:p>
+    <w:p>
+      <w:pPr>
+        <w:rPr>
           <w:b/>
           <w:bCs/>
-          <w:sz w:val="20"/>
-          <w:szCs w:val="20"/>
-        </w:rPr>
-      </w:pPr>
-      <w:r>
-        <w:rPr>
-          <w:rFonts w:ascii="Arial" w:hAnsi="Arial" w:cs="Arial"/>
+        </w:rPr>
+      </w:pPr>
+      <w:r>
+        <w:rPr>
           <w:b/>
           <w:bCs/>
-          <w:sz w:val="20"/>
-          <w:szCs w:val="20"/>
-        </w:rPr>
-        <w:t>UX/UI Designer | Final Year Portfolio Case Studies</w:t>
-      </w:r>
-    </w:p>
-    <w:p>
-      <w:pPr>
-        <w:rPr>
-          <w:rFonts w:ascii="Arial" w:hAnsi="Arial" w:cs="Arial"/>
-          <w:sz w:val="20"/>
-          <w:szCs w:val="20"/>
-        </w:rPr>
-      </w:pPr>
-      <w:r>
-        <w:rPr>
-          <w:rFonts w:ascii="Arial" w:hAnsi="Arial" w:cs="Arial"/>
+        </w:rPr>
+        <w:t>UX/UI Designer | Final Year Portfolio Projects</w:t>
+      </w:r>
+    </w:p>
+    <w:p>
+      <w:pPr>
+        <w:ind w:left="360"/>
+        <w:rPr>
+          <w:sz w:val="20"/>
+          <w:szCs w:val="20"/>
+        </w:rPr>
+      </w:pPr>
+      <w:r>
+        <w:rPr>
           <w:b/>
           <w:bCs/>
           <w:sz w:val="20"/>
@@ -475,230 +890,943 @@
     </w:p>
     <w:p>
       <w:pPr>
+        <w:pStyle w:val="NoSpacing"/>
         <w:numPr>
           <w:ilvl w:val="0"/>
-          <w:numId w:val="12"/>
+          <w:numId w:val="38"/>
         </w:numPr>
         <w:rPr>
-          <w:rFonts w:ascii="Arial" w:hAnsi="Arial" w:cs="Arial"/>
-          <w:sz w:val="20"/>
-          <w:szCs w:val="20"/>
-        </w:rPr>
-      </w:pPr>
-      <w:r>
-        <w:rPr>
-          <w:rFonts w:ascii="Arial" w:hAnsi="Arial" w:cs="Arial"/>
+          <w:sz w:val="20"/>
+          <w:szCs w:val="20"/>
+        </w:rPr>
+      </w:pPr>
+      <w:r>
+        <w:rPr>
+          <w:sz w:val="20"/>
+          <w:szCs w:val="20"/>
+        </w:rPr>
+        <w:t>Designed responsive websites and digital interfaces for desktop, tablet and mobile devices.</w:t>
+      </w:r>
+    </w:p>
+    <w:p>
+      <w:pPr>
+        <w:pStyle w:val="NoSpacing"/>
+        <w:numPr>
+          <w:ilvl w:val="0"/>
+          <w:numId w:val="38"/>
+        </w:numPr>
+        <w:rPr>
+          <w:sz w:val="20"/>
+          <w:szCs w:val="20"/>
+        </w:rPr>
+      </w:pPr>
+      <w:r>
+        <w:rPr>
+          <w:sz w:val="20"/>
+          <w:szCs w:val="20"/>
+        </w:rPr>
+        <w:t>Created wireframes, user flows and high-fidelity prototypes using Figma.</w:t>
+      </w:r>
+    </w:p>
+    <w:p>
+      <w:pPr>
+        <w:pStyle w:val="NoSpacing"/>
+        <w:numPr>
+          <w:ilvl w:val="0"/>
+          <w:numId w:val="38"/>
+        </w:numPr>
+        <w:rPr>
+          <w:sz w:val="20"/>
+          <w:szCs w:val="20"/>
+        </w:rPr>
+      </w:pPr>
+      <w:r>
+        <w:rPr>
+          <w:sz w:val="20"/>
+          <w:szCs w:val="20"/>
+        </w:rPr>
+        <w:t>Applied accessibility standards and user-centred design principles throughout projects.</w:t>
+      </w:r>
+    </w:p>
+    <w:p>
+      <w:pPr>
+        <w:pStyle w:val="NoSpacing"/>
+        <w:numPr>
+          <w:ilvl w:val="0"/>
+          <w:numId w:val="38"/>
+        </w:numPr>
+        <w:rPr>
+          <w:sz w:val="20"/>
+          <w:szCs w:val="20"/>
+        </w:rPr>
+      </w:pPr>
+      <w:r>
+        <w:rPr>
+          <w:sz w:val="20"/>
+          <w:szCs w:val="20"/>
+        </w:rPr>
+        <w:t>Developed frontend implementations using HTML, CSS and JavaScript.</w:t>
+      </w:r>
+    </w:p>
+    <w:p>
+      <w:pPr>
+        <w:pStyle w:val="NoSpacing"/>
+        <w:numPr>
+          <w:ilvl w:val="0"/>
+          <w:numId w:val="38"/>
+        </w:numPr>
+        <w:rPr>
+          <w:sz w:val="20"/>
+          <w:szCs w:val="20"/>
+        </w:rPr>
+      </w:pPr>
+      <w:r>
+        <w:rPr>
+          <w:sz w:val="20"/>
+          <w:szCs w:val="20"/>
+        </w:rPr>
+        <w:t>Built reusable design components to maintain consistency across projects.</w:t>
+      </w:r>
+    </w:p>
+    <w:p>
+      <w:pPr>
+        <w:pStyle w:val="NoSpacing"/>
+        <w:numPr>
+          <w:ilvl w:val="0"/>
+          <w:numId w:val="38"/>
+        </w:numPr>
+        <w:rPr>
+          <w:sz w:val="20"/>
+          <w:szCs w:val="20"/>
+        </w:rPr>
+      </w:pPr>
+      <w:r>
+        <w:rPr>
+          <w:sz w:val="20"/>
+          <w:szCs w:val="20"/>
+        </w:rPr>
+        <w:lastRenderedPageBreak/>
+        <w:t>Presented design decisions and project outcomes as part of university coursework and assessments.</w:t>
+      </w:r>
+    </w:p>
+    <w:p>
+      <w:pPr>
+        <w:rPr>
           <w:b/>
           <w:bCs/>
-          <w:sz w:val="20"/>
-          <w:szCs w:val="20"/>
-        </w:rPr>
-        <w:t>End-to-End Execution:</w:t>
-      </w:r>
-      <w:r>
-        <w:rPr>
-          <w:rFonts w:ascii="Arial" w:hAnsi="Arial" w:cs="Arial"/>
-          <w:sz w:val="20"/>
-          <w:szCs w:val="20"/>
-        </w:rPr>
-        <w:t xml:space="preserve"> Architected multi-device responsive digital layouts from initial research through to high-fidelity Figma deployment and structural front-end code verification.</w:t>
-      </w:r>
-    </w:p>
-    <w:p>
-      <w:pPr>
+        </w:rPr>
+      </w:pPr>
+      <w:r>
+        <w:rPr>
+          <w:b/>
+          <w:bCs/>
+        </w:rPr>
+        <w:t>Interaction Design &amp; Research Projects</w:t>
+      </w:r>
+    </w:p>
+    <w:p>
+      <w:pPr>
+        <w:ind w:left="360"/>
+        <w:rPr>
+          <w:sz w:val="20"/>
+          <w:szCs w:val="20"/>
+        </w:rPr>
+      </w:pPr>
+      <w:r>
+        <w:rPr>
+          <w:b/>
+          <w:bCs/>
+          <w:sz w:val="20"/>
+          <w:szCs w:val="20"/>
+        </w:rPr>
+        <w:t>September 2022 – June 2025</w:t>
+      </w:r>
+    </w:p>
+    <w:p>
+      <w:pPr>
+        <w:pStyle w:val="NoSpacing"/>
         <w:numPr>
           <w:ilvl w:val="0"/>
-          <w:numId w:val="12"/>
+          <w:numId w:val="39"/>
         </w:numPr>
         <w:rPr>
-          <w:rFonts w:ascii="Arial" w:hAnsi="Arial" w:cs="Arial"/>
-          <w:sz w:val="20"/>
-          <w:szCs w:val="20"/>
-        </w:rPr>
-      </w:pPr>
-      <w:r>
-        <w:rPr>
-          <w:rFonts w:ascii="Arial" w:hAnsi="Arial" w:cs="Arial"/>
+          <w:sz w:val="20"/>
+          <w:szCs w:val="20"/>
+        </w:rPr>
+      </w:pPr>
+      <w:r>
+        <w:rPr>
+          <w:sz w:val="20"/>
+          <w:szCs w:val="20"/>
+        </w:rPr>
+        <w:t>Conducted user research to identify pain points and improve user journeys.</w:t>
+      </w:r>
+    </w:p>
+    <w:p>
+      <w:pPr>
+        <w:pStyle w:val="NoSpacing"/>
+        <w:numPr>
+          <w:ilvl w:val="0"/>
+          <w:numId w:val="39"/>
+        </w:numPr>
+        <w:rPr>
+          <w:sz w:val="20"/>
+          <w:szCs w:val="20"/>
+        </w:rPr>
+      </w:pPr>
+      <w:r>
+        <w:rPr>
+          <w:sz w:val="20"/>
+          <w:szCs w:val="20"/>
+        </w:rPr>
+        <w:t>Produced interactive prototypes and tested usability improvements.</w:t>
+      </w:r>
+    </w:p>
+    <w:p>
+      <w:pPr>
+        <w:pStyle w:val="NoSpacing"/>
+        <w:numPr>
+          <w:ilvl w:val="0"/>
+          <w:numId w:val="39"/>
+        </w:numPr>
+        <w:rPr>
+          <w:sz w:val="20"/>
+          <w:szCs w:val="20"/>
+        </w:rPr>
+      </w:pPr>
+      <w:r>
+        <w:rPr>
+          <w:sz w:val="20"/>
+          <w:szCs w:val="20"/>
+        </w:rPr>
+        <w:t>Designed interfaces with accessibility and inclusivity in mind.</w:t>
+      </w:r>
+    </w:p>
+    <w:p>
+      <w:pPr>
+        <w:pStyle w:val="NoSpacing"/>
+        <w:numPr>
+          <w:ilvl w:val="0"/>
+          <w:numId w:val="39"/>
+        </w:numPr>
+        <w:rPr>
+          <w:sz w:val="20"/>
+          <w:szCs w:val="20"/>
+        </w:rPr>
+      </w:pPr>
+      <w:r>
+        <w:rPr>
+          <w:sz w:val="20"/>
+          <w:szCs w:val="20"/>
+        </w:rPr>
+        <w:t>Applied responsive design principles across multiple project briefs.</w:t>
+      </w:r>
+    </w:p>
+    <w:p>
+      <w:pPr>
+        <w:ind w:left="360"/>
+        <w:rPr>
+          <w:sz w:val="20"/>
+          <w:szCs w:val="20"/>
+        </w:rPr>
+      </w:pPr>
+      <w:r>
+        <w:rPr>
+          <w:sz w:val="20"/>
+          <w:szCs w:val="20"/>
+        </w:rPr>
+        <w:pict w14:anchorId="5C4D24B6">
+          <v:rect id="_x0000_i1189" style="width:0;height:1.5pt" o:hralign="center" o:hrstd="t" o:hr="t" fillcolor="#a0a0a0" stroked="f"/>
+        </w:pict>
+      </w:r>
+    </w:p>
+    <w:p>
+      <w:pPr>
+        <w:rPr>
           <w:b/>
           <w:bCs/>
-          <w:sz w:val="20"/>
-          <w:szCs w:val="20"/>
-        </w:rPr>
-        <w:t>Design System Maintenance:</w:t>
-      </w:r>
-      <w:r>
-        <w:rPr>
-          <w:rFonts w:ascii="Arial" w:hAnsi="Arial" w:cs="Arial"/>
-          <w:sz w:val="20"/>
-          <w:szCs w:val="20"/>
-        </w:rPr>
-        <w:t xml:space="preserve"> Built and scaled complex Figma component libraries utilizing variant sets, auto-layout parameters, and responsive design tokens to minimize prototype iteration cycles.</w:t>
-      </w:r>
-    </w:p>
-    <w:p>
-      <w:pPr>
+        </w:rPr>
+      </w:pPr>
+      <w:r>
+        <w:rPr>
+          <w:b/>
+          <w:bCs/>
+        </w:rPr>
+        <w:t>WORK EXPERIENCE</w:t>
+      </w:r>
+    </w:p>
+    <w:p>
+      <w:pPr>
+        <w:rPr>
+          <w:b/>
+          <w:bCs/>
+        </w:rPr>
+      </w:pPr>
+      <w:r>
+        <w:rPr>
+          <w:b/>
+          <w:bCs/>
+        </w:rPr>
+        <w:t>Amazon Flex Logistics Driver | AJWL Logistics / Amazon</w:t>
+      </w:r>
+    </w:p>
+    <w:p>
+      <w:pPr>
+        <w:ind w:left="360"/>
+        <w:rPr>
+          <w:sz w:val="20"/>
+          <w:szCs w:val="20"/>
+        </w:rPr>
+      </w:pPr>
+      <w:r>
+        <w:rPr>
+          <w:b/>
+          <w:bCs/>
+          <w:sz w:val="20"/>
+          <w:szCs w:val="20"/>
+        </w:rPr>
+        <w:t>October 2024 – February 2025</w:t>
+      </w:r>
+    </w:p>
+    <w:p>
+      <w:pPr>
+        <w:pStyle w:val="NoSpacing"/>
         <w:numPr>
           <w:ilvl w:val="0"/>
-          <w:numId w:val="12"/>
+          <w:numId w:val="40"/>
         </w:numPr>
         <w:rPr>
-          <w:rFonts w:ascii="Arial" w:hAnsi="Arial" w:cs="Arial"/>
-          <w:sz w:val="20"/>
-          <w:szCs w:val="20"/>
-        </w:rPr>
-      </w:pPr>
-      <w:r>
-        <w:rPr>
-          <w:rFonts w:ascii="Arial" w:hAnsi="Arial" w:cs="Arial"/>
+          <w:sz w:val="20"/>
+          <w:szCs w:val="20"/>
+        </w:rPr>
+      </w:pPr>
+      <w:r>
+        <w:rPr>
+          <w:sz w:val="20"/>
+          <w:szCs w:val="20"/>
+        </w:rPr>
+        <w:t>Used route-planning and logistics applications to manage deliveries and meet strict delivery targets.</w:t>
+      </w:r>
+    </w:p>
+    <w:p>
+      <w:pPr>
+        <w:pStyle w:val="NoSpacing"/>
+        <w:numPr>
+          <w:ilvl w:val="0"/>
+          <w:numId w:val="40"/>
+        </w:numPr>
+        <w:rPr>
+          <w:sz w:val="20"/>
+          <w:szCs w:val="20"/>
+        </w:rPr>
+      </w:pPr>
+      <w:r>
+        <w:rPr>
+          <w:sz w:val="20"/>
+          <w:szCs w:val="20"/>
+        </w:rPr>
+        <w:t>Worked independently to solve problems and adapt to changing routes and schedules.</w:t>
+      </w:r>
+    </w:p>
+    <w:p>
+      <w:pPr>
+        <w:pStyle w:val="NoSpacing"/>
+        <w:numPr>
+          <w:ilvl w:val="0"/>
+          <w:numId w:val="40"/>
+        </w:numPr>
+        <w:rPr>
+          <w:sz w:val="20"/>
+          <w:szCs w:val="20"/>
+        </w:rPr>
+      </w:pPr>
+      <w:r>
+        <w:rPr>
+          <w:sz w:val="20"/>
+          <w:szCs w:val="20"/>
+        </w:rPr>
+        <w:t>Maintained a high level of accuracy and customer service while working under time pressure.</w:t>
+      </w:r>
+    </w:p>
+    <w:p>
+      <w:pPr>
+        <w:pStyle w:val="NoSpacing"/>
+        <w:numPr>
+          <w:ilvl w:val="0"/>
+          <w:numId w:val="40"/>
+        </w:numPr>
+        <w:rPr>
+          <w:sz w:val="20"/>
+          <w:szCs w:val="20"/>
+        </w:rPr>
+      </w:pPr>
+      <w:r>
+        <w:rPr>
+          <w:sz w:val="20"/>
+          <w:szCs w:val="20"/>
+        </w:rPr>
+        <w:t>Developed strong organisational and time management skills.</w:t>
+      </w:r>
+    </w:p>
+    <w:p>
+      <w:pPr>
+        <w:rPr>
           <w:b/>
           <w:bCs/>
-          <w:sz w:val="20"/>
-          <w:szCs w:val="20"/>
-        </w:rPr>
-        <w:t>Technical Feasibility:</w:t>
-      </w:r>
-      <w:r>
-        <w:rPr>
-          <w:rFonts w:ascii="Arial" w:hAnsi="Arial" w:cs="Arial"/>
-          <w:sz w:val="20"/>
-          <w:szCs w:val="20"/>
-        </w:rPr>
-        <w:t xml:space="preserve"> Leveraged computer science background to coordinate layout designs directly with production constraints, testing code alignment across HTML/CSS viewports.</w:t>
-      </w:r>
-    </w:p>
-    <w:p>
-      <w:pPr>
-        <w:rPr>
-          <w:rFonts w:ascii="Arial" w:hAnsi="Arial" w:cs="Arial"/>
+        </w:rPr>
+      </w:pPr>
+      <w:r>
+        <w:rPr>
           <w:b/>
           <w:bCs/>
-          <w:sz w:val="20"/>
-          <w:szCs w:val="20"/>
-        </w:rPr>
-      </w:pPr>
-      <w:r>
-        <w:rPr>
-          <w:rFonts w:ascii="Arial" w:hAnsi="Arial" w:cs="Arial"/>
+        </w:rPr>
+        <w:t>Warehouse Operations Specialist | Various Employers</w:t>
+      </w:r>
+    </w:p>
+    <w:p>
+      <w:pPr>
+        <w:ind w:left="360"/>
+        <w:rPr>
+          <w:sz w:val="20"/>
+          <w:szCs w:val="20"/>
+        </w:rPr>
+      </w:pPr>
+      <w:r>
+        <w:rPr>
           <w:b/>
           <w:bCs/>
           <w:sz w:val="20"/>
           <w:szCs w:val="20"/>
         </w:rPr>
-        <w:t>Interaction Designer | University Research &amp; Capstone Projects</w:t>
-      </w:r>
-    </w:p>
-    <w:p>
-      <w:pPr>
-        <w:rPr>
-          <w:rFonts w:ascii="Arial" w:hAnsi="Arial" w:cs="Arial"/>
-          <w:sz w:val="20"/>
-          <w:szCs w:val="20"/>
-        </w:rPr>
-      </w:pPr>
-      <w:r>
-        <w:rPr>
-          <w:rFonts w:ascii="Arial" w:hAnsi="Arial" w:cs="Arial"/>
+        <w:t>September 2024 – February 2025</w:t>
+      </w:r>
+    </w:p>
+    <w:p>
+      <w:pPr>
+        <w:pStyle w:val="NoSpacing"/>
+        <w:numPr>
+          <w:ilvl w:val="0"/>
+          <w:numId w:val="41"/>
+        </w:numPr>
+        <w:rPr>
+          <w:sz w:val="20"/>
+          <w:szCs w:val="20"/>
+        </w:rPr>
+      </w:pPr>
+      <w:r>
+        <w:rPr>
+          <w:sz w:val="20"/>
+          <w:szCs w:val="20"/>
+        </w:rPr>
+        <w:t>Worked within fast-paced warehouse environments to meet operational targets.</w:t>
+      </w:r>
+    </w:p>
+    <w:p>
+      <w:pPr>
+        <w:pStyle w:val="NoSpacing"/>
+        <w:numPr>
+          <w:ilvl w:val="0"/>
+          <w:numId w:val="41"/>
+        </w:numPr>
+        <w:rPr>
+          <w:sz w:val="20"/>
+          <w:szCs w:val="20"/>
+        </w:rPr>
+      </w:pPr>
+      <w:r>
+        <w:rPr>
+          <w:sz w:val="20"/>
+          <w:szCs w:val="20"/>
+        </w:rPr>
+        <w:t>Collaborated with colleagues to maintain efficiency and accuracy.</w:t>
+      </w:r>
+    </w:p>
+    <w:p>
+      <w:pPr>
+        <w:pStyle w:val="NoSpacing"/>
+        <w:numPr>
+          <w:ilvl w:val="0"/>
+          <w:numId w:val="41"/>
+        </w:numPr>
+        <w:rPr>
+          <w:sz w:val="20"/>
+          <w:szCs w:val="20"/>
+        </w:rPr>
+      </w:pPr>
+      <w:r>
+        <w:rPr>
+          <w:sz w:val="20"/>
+          <w:szCs w:val="20"/>
+        </w:rPr>
+        <w:t>Used digital inventory and tracking systems as part of daily operations.</w:t>
+      </w:r>
+    </w:p>
+    <w:p>
+      <w:pPr>
+        <w:pStyle w:val="NoSpacing"/>
+        <w:numPr>
+          <w:ilvl w:val="0"/>
+          <w:numId w:val="41"/>
+        </w:numPr>
+        <w:rPr>
+          <w:sz w:val="20"/>
+          <w:szCs w:val="20"/>
+        </w:rPr>
+      </w:pPr>
+      <w:r>
+        <w:rPr>
+          <w:sz w:val="20"/>
+          <w:szCs w:val="20"/>
+        </w:rPr>
+        <w:t>Adapted quickly to changing priorities and workload demands.</w:t>
+      </w:r>
+    </w:p>
+    <w:p>
+      <w:pPr>
+        <w:rPr>
           <w:b/>
           <w:bCs/>
-          <w:sz w:val="20"/>
-          <w:szCs w:val="20"/>
-        </w:rPr>
-        <w:t>September 2022 – June 2025</w:t>
-      </w:r>
-    </w:p>
-    <w:p>
-      <w:pPr>
+        </w:rPr>
+      </w:pPr>
+    </w:p>
+    <w:p>
+      <w:pPr>
+        <w:rPr>
+          <w:b/>
+          <w:bCs/>
+        </w:rPr>
+      </w:pPr>
+      <w:r>
+        <w:rPr>
+          <w:b/>
+          <w:bCs/>
+        </w:rPr>
+        <w:t>Freelance Logo Designer | Self-Employed</w:t>
+      </w:r>
+    </w:p>
+    <w:p>
+      <w:pPr>
+        <w:ind w:left="360"/>
+        <w:rPr>
+          <w:sz w:val="20"/>
+          <w:szCs w:val="20"/>
+        </w:rPr>
+      </w:pPr>
+      <w:r>
+        <w:rPr>
+          <w:b/>
+          <w:bCs/>
+          <w:sz w:val="20"/>
+          <w:szCs w:val="20"/>
+        </w:rPr>
+        <w:t>February 2016 – January 2019</w:t>
+      </w:r>
+    </w:p>
+    <w:p>
+      <w:pPr>
+        <w:pStyle w:val="NoSpacing"/>
         <w:numPr>
           <w:ilvl w:val="0"/>
-          <w:numId w:val="13"/>
+          <w:numId w:val="42"/>
         </w:numPr>
         <w:rPr>
-          <w:rFonts w:ascii="Arial" w:hAnsi="Arial" w:cs="Arial"/>
-          <w:sz w:val="20"/>
-          <w:szCs w:val="20"/>
-        </w:rPr>
-      </w:pPr>
-      <w:r>
-        <w:rPr>
-          <w:rFonts w:ascii="Arial" w:hAnsi="Arial" w:cs="Arial"/>
+          <w:sz w:val="20"/>
+          <w:szCs w:val="20"/>
+        </w:rPr>
+      </w:pPr>
+      <w:r>
+        <w:rPr>
+          <w:sz w:val="20"/>
+          <w:szCs w:val="20"/>
+        </w:rPr>
+        <w:t>Worked with clients to gather requirements and understand branding needs.</w:t>
+      </w:r>
+    </w:p>
+    <w:p>
+      <w:pPr>
+        <w:pStyle w:val="NoSpacing"/>
+        <w:numPr>
+          <w:ilvl w:val="0"/>
+          <w:numId w:val="42"/>
+        </w:numPr>
+        <w:rPr>
+          <w:sz w:val="20"/>
+          <w:szCs w:val="20"/>
+        </w:rPr>
+      </w:pPr>
+      <w:r>
+        <w:rPr>
+          <w:sz w:val="20"/>
+          <w:szCs w:val="20"/>
+        </w:rPr>
+        <w:t>Created logo concepts and visual assets based on customer feedback.</w:t>
+      </w:r>
+    </w:p>
+    <w:p>
+      <w:pPr>
+        <w:pStyle w:val="NoSpacing"/>
+        <w:numPr>
+          <w:ilvl w:val="0"/>
+          <w:numId w:val="42"/>
+        </w:numPr>
+        <w:rPr>
+          <w:sz w:val="20"/>
+          <w:szCs w:val="20"/>
+        </w:rPr>
+      </w:pPr>
+      <w:r>
+        <w:rPr>
+          <w:sz w:val="20"/>
+          <w:szCs w:val="20"/>
+        </w:rPr>
+        <w:t>Managed projects from initial concept through to final delivery.</w:t>
+      </w:r>
+    </w:p>
+    <w:p>
+      <w:pPr>
+        <w:pStyle w:val="NoSpacing"/>
+        <w:numPr>
+          <w:ilvl w:val="0"/>
+          <w:numId w:val="42"/>
+        </w:numPr>
+        <w:rPr>
+          <w:sz w:val="20"/>
+          <w:szCs w:val="20"/>
+        </w:rPr>
+      </w:pPr>
+      <w:r>
+        <w:rPr>
+          <w:sz w:val="20"/>
+          <w:szCs w:val="20"/>
+        </w:rPr>
+        <w:t>Developed strong communication and client management skills.</w:t>
+      </w:r>
+    </w:p>
+    <w:p>
+      <w:pPr>
+        <w:ind w:left="360"/>
+        <w:rPr>
+          <w:sz w:val="20"/>
+          <w:szCs w:val="20"/>
+        </w:rPr>
+      </w:pPr>
+      <w:r>
+        <w:rPr>
+          <w:sz w:val="20"/>
+          <w:szCs w:val="20"/>
+        </w:rPr>
+        <w:pict w14:anchorId="168641BF">
+          <v:rect id="_x0000_i1190" style="width:0;height:1.5pt" o:hralign="center" o:hrstd="t" o:hr="t" fillcolor="#a0a0a0" stroked="f"/>
+        </w:pict>
+      </w:r>
+    </w:p>
+    <w:p>
+      <w:pPr>
+        <w:rPr>
           <w:b/>
           <w:bCs/>
-          <w:sz w:val="20"/>
-          <w:szCs w:val="20"/>
-        </w:rPr>
-        <w:lastRenderedPageBreak/>
-        <w:t>User Flow Optimization:</w:t>
-      </w:r>
-      <w:r>
-        <w:rPr>
-          <w:rFonts w:ascii="Arial" w:hAnsi="Arial" w:cs="Arial"/>
-          <w:sz w:val="20"/>
-          <w:szCs w:val="20"/>
-        </w:rPr>
-        <w:t xml:space="preserve"> Mapped intricate user journeys and built interactive prototypes to isolate critical user pain points and optimize digital conversion flows.</w:t>
-      </w:r>
-    </w:p>
-    <w:p>
-      <w:pPr>
+        </w:rPr>
+      </w:pPr>
+      <w:r>
+        <w:rPr>
+          <w:b/>
+          <w:bCs/>
+        </w:rPr>
+        <w:t>EDUCATION</w:t>
+      </w:r>
+    </w:p>
+    <w:p>
+      <w:pPr>
+        <w:ind w:left="360"/>
+        <w:rPr>
+          <w:b/>
+          <w:bCs/>
+          <w:sz w:val="20"/>
+          <w:szCs w:val="20"/>
+        </w:rPr>
+      </w:pPr>
+      <w:r>
+        <w:rPr>
+          <w:b/>
+          <w:bCs/>
+          <w:sz w:val="20"/>
+          <w:szCs w:val="20"/>
+        </w:rPr>
+        <w:t>BSc (Hons) Web and UX Design</w:t>
+      </w:r>
+    </w:p>
+    <w:p>
+      <w:pPr>
+        <w:ind w:left="360"/>
+        <w:rPr>
+          <w:sz w:val="20"/>
+          <w:szCs w:val="20"/>
+        </w:rPr>
+      </w:pPr>
+      <w:r>
+        <w:rPr>
+          <w:sz w:val="20"/>
+          <w:szCs w:val="20"/>
+        </w:rPr>
+        <w:t>Manchester Metropolitan University | Expected Graduation: July 2026</w:t>
+      </w:r>
+    </w:p>
+    <w:p>
+      <w:pPr>
+        <w:pStyle w:val="NoSpacing"/>
+        <w:ind w:firstLine="360"/>
+        <w:rPr>
+          <w:sz w:val="20"/>
+          <w:szCs w:val="20"/>
+        </w:rPr>
+      </w:pPr>
+      <w:r>
+        <w:rPr>
+          <w:sz w:val="20"/>
+          <w:szCs w:val="20"/>
+        </w:rPr>
+        <w:t>Relevant modules:</w:t>
+      </w:r>
+    </w:p>
+    <w:p>
+      <w:pPr>
+        <w:pStyle w:val="NoSpacing"/>
         <w:numPr>
           <w:ilvl w:val="0"/>
-          <w:numId w:val="13"/>
+          <w:numId w:val="43"/>
         </w:numPr>
         <w:rPr>
-          <w:rFonts w:ascii="Arial" w:hAnsi="Arial" w:cs="Arial"/>
-          <w:sz w:val="20"/>
-          <w:szCs w:val="20"/>
-        </w:rPr>
-      </w:pPr>
-      <w:r>
-        <w:rPr>
-          <w:rFonts w:ascii="Arial" w:hAnsi="Arial" w:cs="Arial"/>
+          <w:sz w:val="20"/>
+          <w:szCs w:val="20"/>
+        </w:rPr>
+      </w:pPr>
+      <w:r>
+        <w:rPr>
+          <w:sz w:val="20"/>
+          <w:szCs w:val="20"/>
+        </w:rPr>
+        <w:t>User Research and Prototyping</w:t>
+      </w:r>
+    </w:p>
+    <w:p>
+      <w:pPr>
+        <w:pStyle w:val="NoSpacing"/>
+        <w:numPr>
+          <w:ilvl w:val="0"/>
+          <w:numId w:val="43"/>
+        </w:numPr>
+        <w:rPr>
+          <w:sz w:val="20"/>
+          <w:szCs w:val="20"/>
+        </w:rPr>
+      </w:pPr>
+      <w:r>
+        <w:rPr>
+          <w:sz w:val="20"/>
+          <w:szCs w:val="20"/>
+        </w:rPr>
+        <w:t>Responsive Web Development</w:t>
+      </w:r>
+    </w:p>
+    <w:p>
+      <w:pPr>
+        <w:pStyle w:val="NoSpacing"/>
+        <w:numPr>
+          <w:ilvl w:val="0"/>
+          <w:numId w:val="43"/>
+        </w:numPr>
+        <w:rPr>
+          <w:sz w:val="20"/>
+          <w:szCs w:val="20"/>
+        </w:rPr>
+      </w:pPr>
+      <w:r>
+        <w:rPr>
+          <w:sz w:val="20"/>
+          <w:szCs w:val="20"/>
+        </w:rPr>
+        <w:t>Interaction Design</w:t>
+      </w:r>
+    </w:p>
+    <w:p>
+      <w:pPr>
+        <w:pStyle w:val="NoSpacing"/>
+        <w:numPr>
+          <w:ilvl w:val="0"/>
+          <w:numId w:val="43"/>
+        </w:numPr>
+        <w:rPr>
+          <w:sz w:val="20"/>
+          <w:szCs w:val="20"/>
+        </w:rPr>
+      </w:pPr>
+      <w:r>
+        <w:rPr>
+          <w:sz w:val="20"/>
+          <w:szCs w:val="20"/>
+        </w:rPr>
+        <w:t>Technical Problem Solving</w:t>
+      </w:r>
+    </w:p>
+    <w:p>
+      <w:pPr>
+        <w:pStyle w:val="NoSpacing"/>
+        <w:numPr>
+          <w:ilvl w:val="0"/>
+          <w:numId w:val="43"/>
+        </w:numPr>
+        <w:rPr>
+          <w:sz w:val="20"/>
+          <w:szCs w:val="20"/>
+        </w:rPr>
+      </w:pPr>
+      <w:r>
+        <w:rPr>
+          <w:sz w:val="20"/>
+          <w:szCs w:val="20"/>
+        </w:rPr>
+        <w:t>Design Fundamentals</w:t>
+      </w:r>
+    </w:p>
+    <w:p>
+      <w:pPr>
+        <w:pStyle w:val="NoSpacing"/>
+        <w:ind w:left="360"/>
+        <w:rPr>
+          <w:sz w:val="20"/>
+          <w:szCs w:val="20"/>
+        </w:rPr>
+      </w:pPr>
+    </w:p>
+    <w:p>
+      <w:pPr>
+        <w:ind w:left="360"/>
+        <w:rPr>
           <w:b/>
           <w:bCs/>
           <w:sz w:val="20"/>
           <w:szCs w:val="20"/>
         </w:rPr>
-        <w:t>Inclusive Accessibility Design:</w:t>
-      </w:r>
-      <w:r>
-        <w:rPr>
-          <w:rFonts w:ascii="Arial" w:hAnsi="Arial" w:cs="Arial"/>
-          <w:sz w:val="20"/>
-          <w:szCs w:val="20"/>
-        </w:rPr>
-        <w:t xml:space="preserve"> Implemented thorough digital accessibility standards, explicitly targeting WCAG metrics to ensure seamless utility for assisted digital users and individuals with low digital literacy.</w:t>
-      </w:r>
-    </w:p>
-    <w:p>
-      <w:pPr>
-        <w:rPr>
-          <w:rFonts w:ascii="Arial" w:hAnsi="Arial" w:cs="Arial"/>
-          <w:sz w:val="20"/>
-          <w:szCs w:val="20"/>
-        </w:rPr>
-      </w:pPr>
-    </w:p>
-    <w:p>
-      <w:pPr>
-        <w:rPr>
-          <w:rFonts w:ascii="Arial" w:hAnsi="Arial" w:cs="Arial"/>
+      </w:pPr>
+      <w:r>
+        <w:rPr>
           <w:b/>
           <w:bCs/>
-        </w:rPr>
-      </w:pPr>
-      <w:r>
-        <w:rPr>
-          <w:rFonts w:ascii="Arial" w:hAnsi="Arial" w:cs="Arial"/>
+          <w:sz w:val="20"/>
+          <w:szCs w:val="20"/>
+        </w:rPr>
+        <w:t>Undergraduate Diploma in Computer Science</w:t>
+      </w:r>
+    </w:p>
+    <w:p>
+      <w:pPr>
+        <w:ind w:left="360"/>
+        <w:rPr>
           <w:b/>
           <w:bCs/>
-        </w:rPr>
-        <w:t>WORK EXPERIENCE</w:t>
-      </w:r>
-    </w:p>
-    <w:p>
-      <w:pPr>
-        <w:rPr>
-          <w:rFonts w:ascii="Arial" w:hAnsi="Arial" w:cs="Arial"/>
+          <w:sz w:val="20"/>
+          <w:szCs w:val="20"/>
+        </w:rPr>
+      </w:pPr>
+      <w:r>
+        <w:rPr>
+          <w:sz w:val="20"/>
+          <w:szCs w:val="20"/>
+        </w:rPr>
+        <w:lastRenderedPageBreak/>
+        <w:t>Milton Keynes College | Graduated 2021</w:t>
+      </w:r>
+    </w:p>
+    <w:p>
+      <w:pPr>
+        <w:ind w:left="360"/>
+        <w:rPr>
+          <w:sz w:val="20"/>
+          <w:szCs w:val="20"/>
+        </w:rPr>
+      </w:pPr>
+      <w:r>
+        <w:rPr>
+          <w:sz w:val="20"/>
+          <w:szCs w:val="20"/>
+        </w:rPr>
+        <w:t>Relevant areas of study:</w:t>
+      </w:r>
+    </w:p>
+    <w:p>
+      <w:pPr>
+        <w:pStyle w:val="NoSpacing"/>
+        <w:numPr>
+          <w:ilvl w:val="0"/>
+          <w:numId w:val="44"/>
+        </w:numPr>
+        <w:rPr>
+          <w:sz w:val="20"/>
+          <w:szCs w:val="20"/>
+        </w:rPr>
+      </w:pPr>
+      <w:r>
+        <w:rPr>
+          <w:sz w:val="20"/>
+          <w:szCs w:val="20"/>
+        </w:rPr>
+        <w:t>Programming Logic</w:t>
+      </w:r>
+    </w:p>
+    <w:p>
+      <w:pPr>
+        <w:pStyle w:val="NoSpacing"/>
+        <w:numPr>
+          <w:ilvl w:val="0"/>
+          <w:numId w:val="44"/>
+        </w:numPr>
+        <w:rPr>
+          <w:sz w:val="20"/>
+          <w:szCs w:val="20"/>
+        </w:rPr>
+      </w:pPr>
+      <w:r>
+        <w:rPr>
+          <w:sz w:val="20"/>
+          <w:szCs w:val="20"/>
+        </w:rPr>
+        <w:t>Relational Databases</w:t>
+      </w:r>
+    </w:p>
+    <w:p>
+      <w:pPr>
+        <w:pStyle w:val="NoSpacing"/>
+        <w:numPr>
+          <w:ilvl w:val="0"/>
+          <w:numId w:val="44"/>
+        </w:numPr>
+        <w:rPr>
+          <w:sz w:val="20"/>
+          <w:szCs w:val="20"/>
+        </w:rPr>
+      </w:pPr>
+      <w:r>
+        <w:rPr>
+          <w:sz w:val="20"/>
+          <w:szCs w:val="20"/>
+        </w:rPr>
+        <w:t>Systems Analysis</w:t>
+      </w:r>
+    </w:p>
+    <w:p>
+      <w:pPr>
+        <w:pStyle w:val="NoSpacing"/>
+        <w:ind w:left="720"/>
+        <w:rPr>
+          <w:sz w:val="20"/>
+          <w:szCs w:val="20"/>
+        </w:rPr>
+      </w:pPr>
+    </w:p>
+    <w:p>
+      <w:pPr>
+        <w:ind w:left="360"/>
+        <w:rPr>
           <w:b/>
           <w:bCs/>
           <w:sz w:val="20"/>
@@ -707,694 +1835,142 @@
       </w:pPr>
       <w:r>
         <w:rPr>
-          <w:rFonts w:ascii="Arial" w:hAnsi="Arial" w:cs="Arial"/>
           <w:b/>
           <w:bCs/>
           <w:sz w:val="20"/>
           <w:szCs w:val="20"/>
         </w:rPr>
-        <w:t>Amazon Flex Logistics Driver | AJWL Logistics / Amazon</w:t>
-      </w:r>
-    </w:p>
-    <w:p>
-      <w:pPr>
-        <w:rPr>
-          <w:rFonts w:ascii="Arial" w:hAnsi="Arial" w:cs="Arial"/>
-          <w:sz w:val="20"/>
-          <w:szCs w:val="20"/>
-        </w:rPr>
-      </w:pPr>
-      <w:r>
-        <w:rPr>
-          <w:rFonts w:ascii="Arial" w:hAnsi="Arial" w:cs="Arial"/>
+        <w:t xml:space="preserve">GCE </w:t>
+      </w:r>
+      <w:proofErr w:type="spellStart"/>
+      <w:r>
+        <w:rPr>
           <w:b/>
           <w:bCs/>
           <w:sz w:val="20"/>
           <w:szCs w:val="20"/>
         </w:rPr>
-        <w:t>October 2024 – February 2025</w:t>
-      </w:r>
-    </w:p>
-    <w:p>
-      <w:pPr>
+        <w:t>O'Level</w:t>
+      </w:r>
+      <w:proofErr w:type="spellEnd"/>
+      <w:r>
+        <w:rPr>
+          <w:b/>
+          <w:bCs/>
+          <w:sz w:val="20"/>
+          <w:szCs w:val="20"/>
+        </w:rPr>
+        <w:t xml:space="preserve"> Certificate</w:t>
+      </w:r>
+    </w:p>
+    <w:p>
+      <w:pPr>
+        <w:ind w:left="360"/>
+        <w:rPr>
+          <w:sz w:val="20"/>
+          <w:szCs w:val="20"/>
+        </w:rPr>
+      </w:pPr>
+      <w:r>
+        <w:rPr>
+          <w:sz w:val="20"/>
+          <w:szCs w:val="20"/>
+        </w:rPr>
+        <w:t>National Computer College</w:t>
+      </w:r>
+    </w:p>
+    <w:p>
+      <w:pPr>
+        <w:ind w:left="360"/>
+        <w:rPr>
+          <w:sz w:val="20"/>
+          <w:szCs w:val="20"/>
+        </w:rPr>
+      </w:pPr>
+      <w:r>
+        <w:rPr>
+          <w:sz w:val="20"/>
+          <w:szCs w:val="20"/>
+        </w:rPr>
+        <w:pict w14:anchorId="3794F7E1">
+          <v:rect id="_x0000_i1191" style="width:0;height:1.5pt" o:hralign="center" o:hrstd="t" o:hr="t" fillcolor="#a0a0a0" stroked="f"/>
+        </w:pict>
+      </w:r>
+    </w:p>
+    <w:p>
+      <w:pPr>
+        <w:rPr>
+          <w:b/>
+          <w:bCs/>
+        </w:rPr>
+      </w:pPr>
+      <w:r>
+        <w:rPr>
+          <w:b/>
+          <w:bCs/>
+        </w:rPr>
+        <w:t>PERSONAL INTERESTS</w:t>
+      </w:r>
+    </w:p>
+    <w:p>
+      <w:pPr>
+        <w:pStyle w:val="NoSpacing"/>
         <w:numPr>
           <w:ilvl w:val="0"/>
-          <w:numId w:val="14"/>
+          <w:numId w:val="45"/>
         </w:numPr>
         <w:rPr>
-          <w:rFonts w:ascii="Arial" w:hAnsi="Arial" w:cs="Arial"/>
-          <w:sz w:val="20"/>
-          <w:szCs w:val="20"/>
-        </w:rPr>
-      </w:pPr>
-      <w:r>
-        <w:rPr>
-          <w:rFonts w:ascii="Arial" w:hAnsi="Arial" w:cs="Arial"/>
-          <w:b/>
-          <w:bCs/>
-          <w:sz w:val="20"/>
-          <w:szCs w:val="20"/>
-        </w:rPr>
-        <w:t>Operational Software Navigation:</w:t>
-      </w:r>
-      <w:r>
-        <w:rPr>
-          <w:rFonts w:ascii="Arial" w:hAnsi="Arial" w:cs="Arial"/>
-          <w:sz w:val="20"/>
-          <w:szCs w:val="20"/>
-        </w:rPr>
-        <w:t xml:space="preserve"> Interacted continuously with proprietary mobile logistics applications, operating under strict delivery windows and real-time routing adjustments.</w:t>
-      </w:r>
-    </w:p>
-    <w:p>
-      <w:pPr>
+          <w:sz w:val="20"/>
+          <w:szCs w:val="20"/>
+        </w:rPr>
+      </w:pPr>
+      <w:r>
+        <w:rPr>
+          <w:sz w:val="20"/>
+          <w:szCs w:val="20"/>
+        </w:rPr>
+        <w:t>BMX riding, skateboarding and bike maintenance.</w:t>
+      </w:r>
+    </w:p>
+    <w:p>
+      <w:pPr>
+        <w:pStyle w:val="NoSpacing"/>
         <w:numPr>
           <w:ilvl w:val="0"/>
-          <w:numId w:val="14"/>
+          <w:numId w:val="45"/>
         </w:numPr>
         <w:rPr>
-          <w:rFonts w:ascii="Arial" w:hAnsi="Arial" w:cs="Arial"/>
-          <w:sz w:val="20"/>
-          <w:szCs w:val="20"/>
-        </w:rPr>
-      </w:pPr>
-      <w:r>
-        <w:rPr>
-          <w:rFonts w:ascii="Arial" w:hAnsi="Arial" w:cs="Arial"/>
-          <w:b/>
-          <w:bCs/>
-          <w:sz w:val="20"/>
-          <w:szCs w:val="20"/>
-        </w:rPr>
-        <w:t>Real-World UX Analysis:</w:t>
-      </w:r>
-      <w:r>
-        <w:rPr>
-          <w:rFonts w:ascii="Arial" w:hAnsi="Arial" w:cs="Arial"/>
-          <w:sz w:val="20"/>
-          <w:szCs w:val="20"/>
-        </w:rPr>
-        <w:t xml:space="preserve"> </w:t>
-      </w:r>
-      <w:r>
-        <w:rPr>
-          <w:rFonts w:ascii="Arial" w:hAnsi="Arial" w:cs="Arial"/>
-          <w:sz w:val="20"/>
-          <w:szCs w:val="20"/>
-        </w:rPr>
-        <w:t>Analysed</w:t>
-      </w:r>
-      <w:r>
-        <w:rPr>
-          <w:rFonts w:ascii="Arial" w:hAnsi="Arial" w:cs="Arial"/>
-          <w:sz w:val="20"/>
-          <w:szCs w:val="20"/>
-        </w:rPr>
-        <w:t xml:space="preserve"> enterprise mobile UI </w:t>
-      </w:r>
-      <w:r>
-        <w:rPr>
-          <w:rFonts w:ascii="Arial" w:hAnsi="Arial" w:cs="Arial"/>
-          <w:sz w:val="20"/>
-          <w:szCs w:val="20"/>
-        </w:rPr>
-        <w:t>behaviours</w:t>
-      </w:r>
-      <w:r>
-        <w:rPr>
-          <w:rFonts w:ascii="Arial" w:hAnsi="Arial" w:cs="Arial"/>
-          <w:sz w:val="20"/>
-          <w:szCs w:val="20"/>
-        </w:rPr>
-        <w:t xml:space="preserve"> out in the field, gathering firsthand operational research into how live map updates and typography layouts alter human workflow efficiency.</w:t>
-      </w:r>
-    </w:p>
-    <w:p>
-      <w:pPr>
+          <w:sz w:val="20"/>
+          <w:szCs w:val="20"/>
+        </w:rPr>
+      </w:pPr>
+      <w:r>
+        <w:rPr>
+          <w:sz w:val="20"/>
+          <w:szCs w:val="20"/>
+        </w:rPr>
+        <w:t>Exploring emerging digital technologies and AI tools.</w:t>
+      </w:r>
+    </w:p>
+    <w:p>
+      <w:pPr>
+        <w:pStyle w:val="NoSpacing"/>
         <w:numPr>
           <w:ilvl w:val="0"/>
-          <w:numId w:val="14"/>
+          <w:numId w:val="45"/>
         </w:numPr>
         <w:rPr>
-          <w:rFonts w:ascii="Arial" w:hAnsi="Arial" w:cs="Arial"/>
-          <w:sz w:val="20"/>
-          <w:szCs w:val="20"/>
-        </w:rPr>
-      </w:pPr>
-      <w:r>
-        <w:rPr>
-          <w:rFonts w:ascii="Arial" w:hAnsi="Arial" w:cs="Arial"/>
-          <w:b/>
-          <w:bCs/>
-          <w:sz w:val="20"/>
-          <w:szCs w:val="20"/>
-        </w:rPr>
-        <w:t>Autonomous Problem Solving:</w:t>
-      </w:r>
-      <w:r>
-        <w:rPr>
-          <w:rFonts w:ascii="Arial" w:hAnsi="Arial" w:cs="Arial"/>
-          <w:sz w:val="20"/>
-          <w:szCs w:val="20"/>
-        </w:rPr>
-        <w:t xml:space="preserve"> Managed an independent, self-employed delivery route, resolving last-mile navigation and deployment friction to achieve a 100% drop-off accuracy metric.</w:t>
-      </w:r>
-    </w:p>
-    <w:p>
-      <w:pPr>
-        <w:rPr>
-          <w:b/>
-          <w:bCs/>
-          <w:sz w:val="20"/>
-          <w:szCs w:val="20"/>
-        </w:rPr>
-      </w:pPr>
-      <w:r>
-        <w:rPr>
-          <w:b/>
-          <w:bCs/>
-          <w:sz w:val="20"/>
-          <w:szCs w:val="20"/>
-        </w:rPr>
-        <w:t>Warehouse Operations Specialist | Various Employers</w:t>
-      </w:r>
-    </w:p>
-    <w:p>
-      <w:pPr>
-        <w:rPr>
-          <w:sz w:val="20"/>
-          <w:szCs w:val="20"/>
-        </w:rPr>
-      </w:pPr>
-      <w:r>
-        <w:rPr>
-          <w:b/>
-          <w:bCs/>
-          <w:sz w:val="20"/>
-          <w:szCs w:val="20"/>
-        </w:rPr>
-        <w:t>September 2024 – February 2025</w:t>
-      </w:r>
-    </w:p>
-    <w:p>
-      <w:pPr>
-        <w:numPr>
-          <w:ilvl w:val="0"/>
-          <w:numId w:val="15"/>
-        </w:numPr>
-        <w:rPr>
-          <w:sz w:val="20"/>
-          <w:szCs w:val="20"/>
-        </w:rPr>
-      </w:pPr>
-      <w:r>
-        <w:rPr>
-          <w:b/>
-          <w:bCs/>
-          <w:sz w:val="20"/>
-          <w:szCs w:val="20"/>
-        </w:rPr>
-        <w:t>Cross-Functional Teamwork:</w:t>
-      </w:r>
-      <w:r>
-        <w:rPr>
-          <w:sz w:val="20"/>
-          <w:szCs w:val="20"/>
-        </w:rPr>
-        <w:t xml:space="preserve"> Coordinated within fast-paced logistics distribution environments to manage complex schedules and meet demanding operational performance targets.</w:t>
-      </w:r>
-    </w:p>
-    <w:p>
-      <w:pPr>
-        <w:numPr>
-          <w:ilvl w:val="0"/>
-          <w:numId w:val="15"/>
-        </w:numPr>
-        <w:rPr>
-          <w:sz w:val="20"/>
-          <w:szCs w:val="20"/>
-        </w:rPr>
-      </w:pPr>
-      <w:r>
-        <w:rPr>
-          <w:b/>
-          <w:bCs/>
-          <w:sz w:val="20"/>
-          <w:szCs w:val="20"/>
-        </w:rPr>
-        <w:t>Digital Systems Tracking:</w:t>
-      </w:r>
-      <w:r>
-        <w:rPr>
-          <w:sz w:val="20"/>
-          <w:szCs w:val="20"/>
-        </w:rPr>
-        <w:t xml:space="preserve"> Operated heavy mechanical equipment while keeping internal inventory workflows aligned with automated warehouse digital tracking interfaces.</w:t>
-      </w:r>
-    </w:p>
-    <w:p>
-      <w:pPr>
-        <w:rPr>
-          <w:b/>
-          <w:bCs/>
-          <w:sz w:val="20"/>
-          <w:szCs w:val="20"/>
-        </w:rPr>
-      </w:pPr>
-      <w:r>
-        <w:rPr>
-          <w:b/>
-          <w:bCs/>
-          <w:sz w:val="20"/>
-          <w:szCs w:val="20"/>
-        </w:rPr>
-        <w:t>Freelance Logo Designer | Self-Employed</w:t>
-      </w:r>
-    </w:p>
-    <w:p>
-      <w:pPr>
-        <w:rPr>
-          <w:sz w:val="20"/>
-          <w:szCs w:val="20"/>
-        </w:rPr>
-      </w:pPr>
-      <w:r>
-        <w:rPr>
-          <w:b/>
-          <w:bCs/>
-          <w:sz w:val="20"/>
-          <w:szCs w:val="20"/>
-        </w:rPr>
-        <w:t>February 2016 – January 2019</w:t>
-      </w:r>
-    </w:p>
-    <w:p>
-      <w:pPr>
-        <w:numPr>
-          <w:ilvl w:val="0"/>
-          <w:numId w:val="16"/>
-        </w:numPr>
-        <w:rPr>
-          <w:sz w:val="20"/>
-          <w:szCs w:val="20"/>
-        </w:rPr>
-      </w:pPr>
-      <w:r>
-        <w:rPr>
-          <w:b/>
-          <w:bCs/>
-          <w:sz w:val="20"/>
-          <w:szCs w:val="20"/>
-        </w:rPr>
-        <w:t>Client Requirements Gathering:</w:t>
-      </w:r>
-      <w:r>
-        <w:rPr>
-          <w:sz w:val="20"/>
-          <w:szCs w:val="20"/>
-        </w:rPr>
-        <w:t xml:space="preserve"> Handled end-to-end client consultation pipelines, managing design briefs and transforming strategic branding requests into final customized vector assets.</w:t>
-      </w:r>
-    </w:p>
-    <w:p>
-      <w:pPr>
-        <w:rPr>
-          <w:rFonts w:ascii="Arial" w:hAnsi="Arial" w:cs="Arial"/>
-          <w:b/>
-          <w:bCs/>
-        </w:rPr>
-      </w:pPr>
-    </w:p>
-    <w:p>
-      <w:pPr>
-        <w:rPr>
-          <w:rFonts w:ascii="Arial" w:hAnsi="Arial" w:cs="Arial"/>
-          <w:b/>
-          <w:bCs/>
-        </w:rPr>
-      </w:pPr>
-      <w:r>
-        <w:rPr>
-          <w:rFonts w:ascii="Arial" w:hAnsi="Arial" w:cs="Arial"/>
-          <w:b/>
-          <w:bCs/>
-        </w:rPr>
-        <w:t>EDUCATION &amp; CREDENTIALS</w:t>
-      </w:r>
-    </w:p>
-    <w:p>
-      <w:pPr>
-        <w:rPr>
-          <w:rFonts w:ascii="Arial" w:hAnsi="Arial" w:cs="Arial"/>
-          <w:sz w:val="20"/>
-          <w:szCs w:val="20"/>
-        </w:rPr>
-      </w:pPr>
-      <w:r>
-        <w:rPr>
-          <w:rFonts w:ascii="Arial" w:hAnsi="Arial" w:cs="Arial"/>
-          <w:b/>
-          <w:bCs/>
-          <w:sz w:val="20"/>
-          <w:szCs w:val="20"/>
-        </w:rPr>
-        <w:t>BSc (Hons) Web and UX Design</w:t>
-      </w:r>
-      <w:r>
-        <w:rPr>
-          <w:rFonts w:ascii="Arial" w:hAnsi="Arial" w:cs="Arial"/>
-          <w:sz w:val="20"/>
-          <w:szCs w:val="20"/>
-        </w:rPr>
-        <w:t xml:space="preserve"> | Manchester Metropolitan University (Expected Graduation: July 2026)</w:t>
-      </w:r>
-    </w:p>
-    <w:p>
-      <w:pPr>
-        <w:numPr>
-          <w:ilvl w:val="0"/>
-          <w:numId w:val="17"/>
-        </w:numPr>
-        <w:rPr>
-          <w:rFonts w:ascii="Arial" w:hAnsi="Arial" w:cs="Arial"/>
-          <w:sz w:val="20"/>
-          <w:szCs w:val="20"/>
-        </w:rPr>
-      </w:pPr>
-      <w:r>
-        <w:rPr>
-          <w:rFonts w:ascii="Arial" w:hAnsi="Arial" w:cs="Arial"/>
-          <w:b/>
-          <w:bCs/>
-          <w:sz w:val="20"/>
-          <w:szCs w:val="20"/>
-        </w:rPr>
-        <w:t>Core Modules:</w:t>
-      </w:r>
-      <w:r>
-        <w:rPr>
-          <w:rFonts w:ascii="Arial" w:hAnsi="Arial" w:cs="Arial"/>
-          <w:sz w:val="20"/>
-          <w:szCs w:val="20"/>
-        </w:rPr>
-        <w:t xml:space="preserve"> User Research and Prototyping, Responsive Web Development, Interaction Design, Technical Problem Solving, Design Fundamentals.</w:t>
-      </w:r>
-    </w:p>
-    <w:p>
-      <w:pPr>
-        <w:numPr>
-          <w:ilvl w:val="0"/>
-          <w:numId w:val="17"/>
-        </w:numPr>
-        <w:rPr>
-          <w:rFonts w:ascii="Arial" w:hAnsi="Arial" w:cs="Arial"/>
-          <w:sz w:val="20"/>
-          <w:szCs w:val="20"/>
-        </w:rPr>
-      </w:pPr>
-      <w:r>
-        <w:rPr>
-          <w:rFonts w:ascii="Arial" w:hAnsi="Arial" w:cs="Arial"/>
-          <w:b/>
-          <w:bCs/>
-          <w:sz w:val="20"/>
-          <w:szCs w:val="20"/>
-        </w:rPr>
-        <w:t>Foundation Year (2022):</w:t>
-      </w:r>
-      <w:r>
-        <w:rPr>
-          <w:rFonts w:ascii="Arial" w:hAnsi="Arial" w:cs="Arial"/>
-          <w:sz w:val="20"/>
-          <w:szCs w:val="20"/>
-        </w:rPr>
-        <w:t xml:space="preserve"> Completed core preparatory modules in digital technologies and technical problem solving.</w:t>
-      </w:r>
-    </w:p>
-    <w:p>
-      <w:pPr>
-        <w:rPr>
-          <w:rFonts w:ascii="Arial" w:hAnsi="Arial" w:cs="Arial"/>
-          <w:sz w:val="20"/>
-          <w:szCs w:val="20"/>
-        </w:rPr>
-      </w:pPr>
-      <w:r>
-        <w:rPr>
-          <w:rFonts w:ascii="Arial" w:hAnsi="Arial" w:cs="Arial"/>
-          <w:b/>
-          <w:bCs/>
-          <w:sz w:val="20"/>
-          <w:szCs w:val="20"/>
-        </w:rPr>
-        <w:t>Undergraduate Diploma in Computer Science</w:t>
-      </w:r>
-      <w:r>
-        <w:rPr>
-          <w:rFonts w:ascii="Arial" w:hAnsi="Arial" w:cs="Arial"/>
-          <w:sz w:val="20"/>
-          <w:szCs w:val="20"/>
-        </w:rPr>
-        <w:t xml:space="preserve"> | Milton Keynes College (Graduated: 2021)</w:t>
-      </w:r>
-    </w:p>
-    <w:p>
-      <w:pPr>
-        <w:numPr>
-          <w:ilvl w:val="0"/>
-          <w:numId w:val="18"/>
-        </w:numPr>
-        <w:rPr>
-          <w:rFonts w:ascii="Arial" w:hAnsi="Arial" w:cs="Arial"/>
-          <w:sz w:val="20"/>
-          <w:szCs w:val="20"/>
-        </w:rPr>
-      </w:pPr>
-      <w:r>
-        <w:rPr>
-          <w:rFonts w:ascii="Arial" w:hAnsi="Arial" w:cs="Arial"/>
-          <w:sz w:val="20"/>
-          <w:szCs w:val="20"/>
-        </w:rPr>
-        <w:t>Core Focus: Programming logic, relational databases, structural system analysis.</w:t>
-      </w:r>
-    </w:p>
-    <w:p>
-      <w:pPr>
-        <w:rPr>
-          <w:rFonts w:ascii="Arial" w:hAnsi="Arial" w:cs="Arial"/>
-          <w:sz w:val="20"/>
-          <w:szCs w:val="20"/>
-        </w:rPr>
-      </w:pPr>
-      <w:r>
-        <w:rPr>
-          <w:rFonts w:ascii="Arial" w:hAnsi="Arial" w:cs="Arial"/>
-          <w:b/>
-          <w:bCs/>
-          <w:sz w:val="20"/>
-          <w:szCs w:val="20"/>
-        </w:rPr>
-        <w:lastRenderedPageBreak/>
-        <w:t xml:space="preserve">GCE </w:t>
-      </w:r>
-      <w:proofErr w:type="spellStart"/>
-      <w:r>
-        <w:rPr>
-          <w:rFonts w:ascii="Arial" w:hAnsi="Arial" w:cs="Arial"/>
-          <w:b/>
-          <w:bCs/>
-          <w:sz w:val="20"/>
-          <w:szCs w:val="20"/>
-        </w:rPr>
-        <w:t>O’Level</w:t>
-      </w:r>
-      <w:proofErr w:type="spellEnd"/>
-      <w:r>
-        <w:rPr>
-          <w:rFonts w:ascii="Arial" w:hAnsi="Arial" w:cs="Arial"/>
-          <w:b/>
-          <w:bCs/>
-          <w:sz w:val="20"/>
-          <w:szCs w:val="20"/>
-        </w:rPr>
-        <w:t xml:space="preserve"> Certificate</w:t>
-      </w:r>
-      <w:r>
-        <w:rPr>
-          <w:rFonts w:ascii="Arial" w:hAnsi="Arial" w:cs="Arial"/>
-          <w:sz w:val="20"/>
-          <w:szCs w:val="20"/>
-        </w:rPr>
-        <w:t xml:space="preserve"> | National Computer College</w:t>
-      </w:r>
-    </w:p>
-    <w:p>
-      <w:pPr>
-        <w:rPr>
-          <w:rFonts w:ascii="Arial" w:hAnsi="Arial" w:cs="Arial"/>
-          <w:b/>
-          <w:bCs/>
-        </w:rPr>
-      </w:pPr>
-    </w:p>
-    <w:p>
-      <w:pPr>
-        <w:rPr>
-          <w:rFonts w:ascii="Arial" w:hAnsi="Arial" w:cs="Arial"/>
-          <w:b/>
-          <w:bCs/>
-        </w:rPr>
-      </w:pPr>
-      <w:r>
-        <w:rPr>
-          <w:rFonts w:ascii="Arial" w:hAnsi="Arial" w:cs="Arial"/>
-          <w:b/>
-          <w:bCs/>
-        </w:rPr>
-        <w:t>PERSONAL INTERESTS</w:t>
-      </w:r>
-    </w:p>
-    <w:p>
-      <w:pPr>
-        <w:numPr>
-          <w:ilvl w:val="0"/>
-          <w:numId w:val="19"/>
-        </w:numPr>
-        <w:rPr>
-          <w:rFonts w:ascii="Arial" w:hAnsi="Arial" w:cs="Arial"/>
-          <w:sz w:val="20"/>
-          <w:szCs w:val="20"/>
-        </w:rPr>
-      </w:pPr>
-      <w:r>
-        <w:rPr>
-          <w:rFonts w:ascii="Arial" w:hAnsi="Arial" w:cs="Arial"/>
-          <w:b/>
-          <w:bCs/>
-          <w:sz w:val="20"/>
-          <w:szCs w:val="20"/>
-        </w:rPr>
-        <w:t>Action Sports &amp; Assembly:</w:t>
-      </w:r>
-      <w:r>
-        <w:rPr>
-          <w:rFonts w:ascii="Arial" w:hAnsi="Arial" w:cs="Arial"/>
-          <w:sz w:val="20"/>
-          <w:szCs w:val="20"/>
-        </w:rPr>
-        <w:t xml:space="preserve"> Passionate outdoor enthusiast with an active interest in BMX riding, skateboarding, and technical bike building—giving me a strong consumer perspective on equipment distribution networks.</w:t>
-      </w:r>
-    </w:p>
-    <w:p>
-      <w:pPr>
-        <w:numPr>
-          <w:ilvl w:val="0"/>
-          <w:numId w:val="19"/>
-        </w:numPr>
-        <w:rPr>
-          <w:rFonts w:ascii="Arial" w:hAnsi="Arial" w:cs="Arial"/>
-          <w:sz w:val="20"/>
-          <w:szCs w:val="20"/>
-        </w:rPr>
-      </w:pPr>
-      <w:r>
-        <w:rPr>
-          <w:rFonts w:ascii="Arial" w:hAnsi="Arial" w:cs="Arial"/>
-          <w:b/>
-          <w:bCs/>
-          <w:sz w:val="20"/>
-          <w:szCs w:val="20"/>
-        </w:rPr>
-        <w:t>Digital Innovation:</w:t>
-      </w:r>
-      <w:r>
-        <w:rPr>
-          <w:rFonts w:ascii="Arial" w:hAnsi="Arial" w:cs="Arial"/>
-          <w:sz w:val="20"/>
-          <w:szCs w:val="20"/>
-        </w:rPr>
-        <w:t xml:space="preserve"> Enthusiastic about exploring advanced digital workflows, actively testing prompt-engineering models to augment UX ideation speeds.</w:t>
-      </w:r>
-    </w:p>
-    <w:p>
-      <w:pPr>
-        <w:rPr>
-          <w:rFonts w:ascii="Arial" w:hAnsi="Arial" w:cs="Arial"/>
-          <w:b/>
-          <w:bCs/>
-        </w:rPr>
-      </w:pPr>
-    </w:p>
-    <w:p>
-      <w:pPr>
-        <w:rPr>
-          <w:rFonts w:ascii="Arial" w:hAnsi="Arial" w:cs="Arial"/>
-          <w:b/>
-          <w:bCs/>
-        </w:rPr>
-      </w:pPr>
-      <w:r>
-        <w:rPr>
-          <w:rFonts w:ascii="Arial" w:hAnsi="Arial" w:cs="Arial"/>
-          <w:b/>
-          <w:bCs/>
-        </w:rPr>
-        <w:t>References</w:t>
-      </w:r>
-    </w:p>
-    <w:p>
-      <w:pPr>
-        <w:rPr>
-          <w:rFonts w:ascii="Arial" w:hAnsi="Arial" w:cs="Arial"/>
-          <w:sz w:val="20"/>
-          <w:szCs w:val="20"/>
-        </w:rPr>
-      </w:pPr>
-      <w:r>
-        <w:rPr>
-          <w:rFonts w:ascii="Arial" w:hAnsi="Arial" w:cs="Arial"/>
-          <w:sz w:val="20"/>
-          <w:szCs w:val="20"/>
-        </w:rPr>
-        <w:t>Reference Availability | Available upon request.</w:t>
-      </w:r>
-    </w:p>
-    <w:p>
-      <w:pPr>
-        <w:rPr>
-          <w:rFonts w:ascii="Arial" w:hAnsi="Arial" w:cs="Arial"/>
-          <w:sz w:val="20"/>
-          <w:szCs w:val="20"/>
-        </w:rPr>
-      </w:pPr>
-    </w:p>
-    <w:p>
-      <w:pPr>
-        <w:rPr>
-          <w:rFonts w:ascii="Arial" w:hAnsi="Arial" w:cs="Arial"/>
-          <w:sz w:val="20"/>
-          <w:szCs w:val="20"/>
-        </w:rPr>
-      </w:pPr>
-    </w:p>
-    <w:p>
-      <w:pPr>
-        <w:rPr>
-          <w:rFonts w:ascii="Arial" w:hAnsi="Arial" w:cs="Arial"/>
-          <w:sz w:val="20"/>
-          <w:szCs w:val="20"/>
-        </w:rPr>
-      </w:pPr>
-    </w:p>
-    <w:p>
-      <w:pPr>
-        <w:rPr>
-          <w:rFonts w:ascii="Arial" w:hAnsi="Arial" w:cs="Arial"/>
-          <w:sz w:val="20"/>
-          <w:szCs w:val="20"/>
-        </w:rPr>
-      </w:pPr>
+          <w:sz w:val="20"/>
+          <w:szCs w:val="20"/>
+        </w:rPr>
+      </w:pPr>
+      <w:r>
+        <w:rPr>
+          <w:sz w:val="20"/>
+          <w:szCs w:val="20"/>
+        </w:rPr>
+        <w:t>Keeping up to date with developments in web design and user experience.</w:t>
+      </w:r>
     </w:p>
     <w:p>
       <w:pPr>
@@ -1404,8 +1980,43 @@
           <w:szCs w:val="20"/>
         </w:rPr>
       </w:pPr>
+      <w:r>
+        <w:rPr>
+          <w:sz w:val="20"/>
+          <w:szCs w:val="20"/>
+        </w:rPr>
+        <w:pict w14:anchorId="68F6551E">
+          <v:rect id="_x0000_i1192" style="width:0;height:1.5pt" o:hralign="center" o:hrstd="t" o:hr="t" fillcolor="#a0a0a0" stroked="f"/>
+        </w:pict>
+      </w:r>
+    </w:p>
+    <w:p>
+      <w:pPr>
+        <w:ind w:left="360"/>
+        <w:rPr>
+          <w:sz w:val="20"/>
+          <w:szCs w:val="20"/>
+        </w:rPr>
+      </w:pPr>
+      <w:r>
+        <w:rPr>
+          <w:sz w:val="20"/>
+          <w:szCs w:val="20"/>
+        </w:rPr>
+        <w:t>References available upon request.</w:t>
+      </w:r>
+    </w:p>
+    <w:p>
+      <w:pPr>
+        <w:ind w:left="360"/>
+        <w:rPr>
+          <w:sz w:val="20"/>
+          <w:szCs w:val="20"/>
+        </w:rPr>
+      </w:pPr>
     </w:p>
     <w:sectPr>
+      <w:type w:val="continuous"/>
       <w:pgSz w:w="11906" w:h="16838"/>
       <w:pgMar w:top="1440" w:right="1440" w:bottom="1440" w:left="1440" w:header="708" w:footer="708" w:gutter="0"/>
       <w:cols w:space="708"/>
@@ -1418,6 +2029,304 @@
 <file path=word/numbering.xml><?xml version="1.0" encoding="utf-8"?>
 <w:numbering xmlns:wpc="http://schemas.microsoft.com/office/word/2010/wordprocessingCanvas" xmlns:cx="http://schemas.microsoft.com/office/drawing/2014/chartex" xmlns:cx1="http://schemas.microsoft.com/office/drawing/2015/9/8/chartex" xmlns:cx2="http://schemas.microsoft.com/office/drawing/2015/10/21/chartex" xmlns:cx3="http://schemas.microsoft.com/office/drawing/2016/5/9/chartex" xmlns:cx4="http://schemas.microsoft.com/office/drawing/2016/5/10/chartex" xmlns:cx5="http://schemas.microsoft.com/office/drawing/2016/5/11/chartex" xmlns:cx6="http://schemas.microsoft.com/office/drawing/2016/5/12/chartex" xmlns:cx7="http://schemas.microsoft.com/office/drawing/2016/5/13/chartex" xmlns:cx8="http://schemas.microsoft.com/office/drawing/2016/5/14/chartex" xmlns:mc="http://schemas.openxmlformats.org/markup-compatibility/2006" xmlns:aink="http://schemas.microsoft.com/office/drawing/2016/ink" xmlns:am3d="http://schemas.microsoft.com/office/drawing/2017/model3d" xmlns:o="urn:schemas-microsoft-com:office:office" xmlns:oel="http://schemas.microsoft.com/office/2019/extlst" xmlns:r="http://schemas.openxmlformats.org/officeDocument/2006/relationships" xmlns:m="http://schemas.openxmlformats.org/officeDocument/2006/math" xmlns:v="urn:schemas-microsoft-com:vml" xmlns:wp14="http://schemas.microsoft.com/office/word/2010/wordprocessingDrawing" xmlns:wp="http://schemas.openxmlformats.org/drawingml/2006/wordprocessingDrawing" xmlns:w10="urn:schemas-microsoft-com:office:word" xmlns:w="http://schemas.openxmlformats.org/wordprocessingml/2006/main" xmlns:w14="http://schemas.microsoft.com/office/word/2010/wordml" xmlns:w15="http://schemas.microsoft.com/office/word/2012/wordml" xmlns:w16cex="http://schemas.microsoft.com/office/word/2018/wordml/cex" xmlns:w16cid="http://schemas.microsoft.com/office/word/2016/wordml/cid" xmlns:w16="http://schemas.microsoft.com/office/word/2018/wordml" xmlns:w16du="http://schemas.microsoft.com/office/word/2023/wordml/word16du" xmlns:w16sdtdh="http://schemas.microsoft.com/office/word/2020/wordml/sdtdatahash" xmlns:w16sdtfl="http://schemas.microsoft.com/office/word/2024/wordml/sdtformatlock" xmlns:w16se="http://schemas.microsoft.com/office/word/2015/wordml/symex" xmlns:wpg="http://schemas.microsoft.com/office/word/2010/wordprocessingGroup" xmlns:wpi="http://schemas.microsoft.com/office/word/2010/wordprocessingInk" xmlns:wne="http://schemas.microsoft.com/office/word/2006/wordml" xmlns:wps="http://schemas.microsoft.com/office/word/2010/wordprocessingShape" mc:Ignorable="w14 w15 w16se w16cid w16 w16cex w16sdtdh w16sdtfl w16du wp14">
   <w:abstractNum w:abstractNumId="0" w15:restartNumberingAfterBreak="0">
+    <w:nsid w:val="012C335C"/>
+    <w:multiLevelType w:val="multilevel"/>
+    <w:tmpl w:val="09C29A8C"/>
+    <w:lvl w:ilvl="0">
+      <w:start w:val="1"/>
+      <w:numFmt w:val="bullet"/>
+      <w:lvlText w:val=""/>
+      <w:lvlJc w:val="left"/>
+      <w:pPr>
+        <w:tabs>
+          <w:tab w:val="num" w:pos="720"/>
+        </w:tabs>
+        <w:ind w:left="720" w:hanging="360"/>
+      </w:pPr>
+      <w:rPr>
+        <w:rFonts w:ascii="Symbol" w:hAnsi="Symbol" w:hint="default"/>
+        <w:sz w:val="20"/>
+      </w:rPr>
+    </w:lvl>
+    <w:lvl w:ilvl="1" w:tentative="1">
+      <w:start w:val="1"/>
+      <w:numFmt w:val="bullet"/>
+      <w:lvlText w:val="o"/>
+      <w:lvlJc w:val="left"/>
+      <w:pPr>
+        <w:tabs>
+          <w:tab w:val="num" w:pos="1440"/>
+        </w:tabs>
+        <w:ind w:left="1440" w:hanging="360"/>
+      </w:pPr>
+      <w:rPr>
+        <w:rFonts w:ascii="Courier New" w:hAnsi="Courier New" w:hint="default"/>
+        <w:sz w:val="20"/>
+      </w:rPr>
+    </w:lvl>
+    <w:lvl w:ilvl="2" w:tentative="1">
+      <w:start w:val="1"/>
+      <w:numFmt w:val="bullet"/>
+      <w:lvlText w:val=""/>
+      <w:lvlJc w:val="left"/>
+      <w:pPr>
+        <w:tabs>
+          <w:tab w:val="num" w:pos="2160"/>
+        </w:tabs>
+        <w:ind w:left="2160" w:hanging="360"/>
+      </w:pPr>
+      <w:rPr>
+        <w:rFonts w:ascii="Wingdings" w:hAnsi="Wingdings" w:hint="default"/>
+        <w:sz w:val="20"/>
+      </w:rPr>
+    </w:lvl>
+    <w:lvl w:ilvl="3" w:tentative="1">
+      <w:start w:val="1"/>
+      <w:numFmt w:val="bullet"/>
+      <w:lvlText w:val=""/>
+      <w:lvlJc w:val="left"/>
+      <w:pPr>
+        <w:tabs>
+          <w:tab w:val="num" w:pos="2880"/>
+        </w:tabs>
+        <w:ind w:left="2880" w:hanging="360"/>
+      </w:pPr>
+      <w:rPr>
+        <w:rFonts w:ascii="Wingdings" w:hAnsi="Wingdings" w:hint="default"/>
+        <w:sz w:val="20"/>
+      </w:rPr>
+    </w:lvl>
+    <w:lvl w:ilvl="4" w:tentative="1">
+      <w:start w:val="1"/>
+      <w:numFmt w:val="bullet"/>
+      <w:lvlText w:val=""/>
+      <w:lvlJc w:val="left"/>
+      <w:pPr>
+        <w:tabs>
+          <w:tab w:val="num" w:pos="3600"/>
+        </w:tabs>
+        <w:ind w:left="3600" w:hanging="360"/>
+      </w:pPr>
+      <w:rPr>
+        <w:rFonts w:ascii="Wingdings" w:hAnsi="Wingdings" w:hint="default"/>
+        <w:sz w:val="20"/>
+      </w:rPr>
+    </w:lvl>
+    <w:lvl w:ilvl="5" w:tentative="1">
+      <w:start w:val="1"/>
+      <w:numFmt w:val="bullet"/>
+      <w:lvlText w:val=""/>
+      <w:lvlJc w:val="left"/>
+      <w:pPr>
+        <w:tabs>
+          <w:tab w:val="num" w:pos="4320"/>
+        </w:tabs>
+        <w:ind w:left="4320" w:hanging="360"/>
+      </w:pPr>
+      <w:rPr>
+        <w:rFonts w:ascii="Wingdings" w:hAnsi="Wingdings" w:hint="default"/>
+        <w:sz w:val="20"/>
+      </w:rPr>
+    </w:lvl>
+    <w:lvl w:ilvl="6" w:tentative="1">
+      <w:start w:val="1"/>
+      <w:numFmt w:val="bullet"/>
+      <w:lvlText w:val=""/>
+      <w:lvlJc w:val="left"/>
+      <w:pPr>
+        <w:tabs>
+          <w:tab w:val="num" w:pos="5040"/>
+        </w:tabs>
+        <w:ind w:left="5040" w:hanging="360"/>
+      </w:pPr>
+      <w:rPr>
+        <w:rFonts w:ascii="Wingdings" w:hAnsi="Wingdings" w:hint="default"/>
+        <w:sz w:val="20"/>
+      </w:rPr>
+    </w:lvl>
+    <w:lvl w:ilvl="7" w:tentative="1">
+      <w:start w:val="1"/>
+      <w:numFmt w:val="bullet"/>
+      <w:lvlText w:val=""/>
+      <w:lvlJc w:val="left"/>
+      <w:pPr>
+        <w:tabs>
+          <w:tab w:val="num" w:pos="5760"/>
+        </w:tabs>
+        <w:ind w:left="5760" w:hanging="360"/>
+      </w:pPr>
+      <w:rPr>
+        <w:rFonts w:ascii="Wingdings" w:hAnsi="Wingdings" w:hint="default"/>
+        <w:sz w:val="20"/>
+      </w:rPr>
+    </w:lvl>
+    <w:lvl w:ilvl="8" w:tentative="1">
+      <w:start w:val="1"/>
+      <w:numFmt w:val="bullet"/>
+      <w:lvlText w:val=""/>
+      <w:lvlJc w:val="left"/>
+      <w:pPr>
+        <w:tabs>
+          <w:tab w:val="num" w:pos="6480"/>
+        </w:tabs>
+        <w:ind w:left="6480" w:hanging="360"/>
+      </w:pPr>
+      <w:rPr>
+        <w:rFonts w:ascii="Wingdings" w:hAnsi="Wingdings" w:hint="default"/>
+        <w:sz w:val="20"/>
+      </w:rPr>
+    </w:lvl>
+  </w:abstractNum>
+  <w:abstractNum w:abstractNumId="1" w15:restartNumberingAfterBreak="0">
+    <w:nsid w:val="04F61409"/>
+    <w:multiLevelType w:val="multilevel"/>
+    <w:tmpl w:val="A4D876BE"/>
+    <w:lvl w:ilvl="0">
+      <w:start w:val="1"/>
+      <w:numFmt w:val="bullet"/>
+      <w:lvlText w:val=""/>
+      <w:lvlJc w:val="left"/>
+      <w:pPr>
+        <w:tabs>
+          <w:tab w:val="num" w:pos="720"/>
+        </w:tabs>
+        <w:ind w:left="720" w:hanging="360"/>
+      </w:pPr>
+      <w:rPr>
+        <w:rFonts w:ascii="Symbol" w:hAnsi="Symbol" w:hint="default"/>
+        <w:sz w:val="20"/>
+      </w:rPr>
+    </w:lvl>
+    <w:lvl w:ilvl="1" w:tentative="1">
+      <w:start w:val="1"/>
+      <w:numFmt w:val="bullet"/>
+      <w:lvlText w:val="o"/>
+      <w:lvlJc w:val="left"/>
+      <w:pPr>
+        <w:tabs>
+          <w:tab w:val="num" w:pos="1440"/>
+        </w:tabs>
+        <w:ind w:left="1440" w:hanging="360"/>
+      </w:pPr>
+      <w:rPr>
+        <w:rFonts w:ascii="Courier New" w:hAnsi="Courier New" w:hint="default"/>
+        <w:sz w:val="20"/>
+      </w:rPr>
+    </w:lvl>
+    <w:lvl w:ilvl="2" w:tentative="1">
+      <w:start w:val="1"/>
+      <w:numFmt w:val="bullet"/>
+      <w:lvlText w:val=""/>
+      <w:lvlJc w:val="left"/>
+      <w:pPr>
+        <w:tabs>
+          <w:tab w:val="num" w:pos="2160"/>
+        </w:tabs>
+        <w:ind w:left="2160" w:hanging="360"/>
+      </w:pPr>
+      <w:rPr>
+        <w:rFonts w:ascii="Wingdings" w:hAnsi="Wingdings" w:hint="default"/>
+        <w:sz w:val="20"/>
+      </w:rPr>
+    </w:lvl>
+    <w:lvl w:ilvl="3" w:tentative="1">
+      <w:start w:val="1"/>
+      <w:numFmt w:val="bullet"/>
+      <w:lvlText w:val=""/>
+      <w:lvlJc w:val="left"/>
+      <w:pPr>
+        <w:tabs>
+          <w:tab w:val="num" w:pos="2880"/>
+        </w:tabs>
+        <w:ind w:left="2880" w:hanging="360"/>
+      </w:pPr>
+      <w:rPr>
+        <w:rFonts w:ascii="Wingdings" w:hAnsi="Wingdings" w:hint="default"/>
+        <w:sz w:val="20"/>
+      </w:rPr>
+    </w:lvl>
+    <w:lvl w:ilvl="4" w:tentative="1">
+      <w:start w:val="1"/>
+      <w:numFmt w:val="bullet"/>
+      <w:lvlText w:val=""/>
+      <w:lvlJc w:val="left"/>
+      <w:pPr>
+        <w:tabs>
+          <w:tab w:val="num" w:pos="3600"/>
+        </w:tabs>
+        <w:ind w:left="3600" w:hanging="360"/>
+      </w:pPr>
+      <w:rPr>
+        <w:rFonts w:ascii="Wingdings" w:hAnsi="Wingdings" w:hint="default"/>
+        <w:sz w:val="20"/>
+      </w:rPr>
+    </w:lvl>
+    <w:lvl w:ilvl="5" w:tentative="1">
+      <w:start w:val="1"/>
+      <w:numFmt w:val="bullet"/>
+      <w:lvlText w:val=""/>
+      <w:lvlJc w:val="left"/>
+      <w:pPr>
+        <w:tabs>
+          <w:tab w:val="num" w:pos="4320"/>
+        </w:tabs>
+        <w:ind w:left="4320" w:hanging="360"/>
+      </w:pPr>
+      <w:rPr>
+        <w:rFonts w:ascii="Wingdings" w:hAnsi="Wingdings" w:hint="default"/>
+        <w:sz w:val="20"/>
+      </w:rPr>
+    </w:lvl>
+    <w:lvl w:ilvl="6" w:tentative="1">
+      <w:start w:val="1"/>
+      <w:numFmt w:val="bullet"/>
+      <w:lvlText w:val=""/>
+      <w:lvlJc w:val="left"/>
+      <w:pPr>
+        <w:tabs>
+          <w:tab w:val="num" w:pos="5040"/>
+        </w:tabs>
+        <w:ind w:left="5040" w:hanging="360"/>
+      </w:pPr>
+      <w:rPr>
+        <w:rFonts w:ascii="Wingdings" w:hAnsi="Wingdings" w:hint="default"/>
+        <w:sz w:val="20"/>
+      </w:rPr>
+    </w:lvl>
+    <w:lvl w:ilvl="7" w:tentative="1">
+      <w:start w:val="1"/>
+      <w:numFmt w:val="bullet"/>
+      <w:lvlText w:val=""/>
+      <w:lvlJc w:val="left"/>
+      <w:pPr>
+        <w:tabs>
+          <w:tab w:val="num" w:pos="5760"/>
+        </w:tabs>
+        <w:ind w:left="5760" w:hanging="360"/>
+      </w:pPr>
+      <w:rPr>
+        <w:rFonts w:ascii="Wingdings" w:hAnsi="Wingdings" w:hint="default"/>
+        <w:sz w:val="20"/>
+      </w:rPr>
+    </w:lvl>
+    <w:lvl w:ilvl="8" w:tentative="1">
+      <w:start w:val="1"/>
+      <w:numFmt w:val="bullet"/>
+      <w:lvlText w:val=""/>
+      <w:lvlJc w:val="left"/>
+      <w:pPr>
+        <w:tabs>
+          <w:tab w:val="num" w:pos="6480"/>
+        </w:tabs>
+        <w:ind w:left="6480" w:hanging="360"/>
+      </w:pPr>
+      <w:rPr>
+        <w:rFonts w:ascii="Wingdings" w:hAnsi="Wingdings" w:hint="default"/>
+        <w:sz w:val="20"/>
+      </w:rPr>
+    </w:lvl>
+  </w:abstractNum>
+  <w:abstractNum w:abstractNumId="2" w15:restartNumberingAfterBreak="0">
     <w:nsid w:val="05F93E69"/>
     <w:multiLevelType w:val="multilevel"/>
     <w:tmpl w:val="E17CEBC4"/>
@@ -1566,7 +2475,156 @@
       </w:rPr>
     </w:lvl>
   </w:abstractNum>
-  <w:abstractNum w:abstractNumId="1" w15:restartNumberingAfterBreak="0">
+  <w:abstractNum w:abstractNumId="3" w15:restartNumberingAfterBreak="0">
+    <w:nsid w:val="07200E15"/>
+    <w:multiLevelType w:val="multilevel"/>
+    <w:tmpl w:val="D702E99E"/>
+    <w:lvl w:ilvl="0">
+      <w:start w:val="1"/>
+      <w:numFmt w:val="bullet"/>
+      <w:lvlText w:val=""/>
+      <w:lvlJc w:val="left"/>
+      <w:pPr>
+        <w:tabs>
+          <w:tab w:val="num" w:pos="720"/>
+        </w:tabs>
+        <w:ind w:left="720" w:hanging="360"/>
+      </w:pPr>
+      <w:rPr>
+        <w:rFonts w:ascii="Symbol" w:hAnsi="Symbol" w:hint="default"/>
+        <w:sz w:val="20"/>
+      </w:rPr>
+    </w:lvl>
+    <w:lvl w:ilvl="1" w:tentative="1">
+      <w:start w:val="1"/>
+      <w:numFmt w:val="bullet"/>
+      <w:lvlText w:val="o"/>
+      <w:lvlJc w:val="left"/>
+      <w:pPr>
+        <w:tabs>
+          <w:tab w:val="num" w:pos="1440"/>
+        </w:tabs>
+        <w:ind w:left="1440" w:hanging="360"/>
+      </w:pPr>
+      <w:rPr>
+        <w:rFonts w:ascii="Courier New" w:hAnsi="Courier New" w:hint="default"/>
+        <w:sz w:val="20"/>
+      </w:rPr>
+    </w:lvl>
+    <w:lvl w:ilvl="2" w:tentative="1">
+      <w:start w:val="1"/>
+      <w:numFmt w:val="bullet"/>
+      <w:lvlText w:val=""/>
+      <w:lvlJc w:val="left"/>
+      <w:pPr>
+        <w:tabs>
+          <w:tab w:val="num" w:pos="2160"/>
+        </w:tabs>
+        <w:ind w:left="2160" w:hanging="360"/>
+      </w:pPr>
+      <w:rPr>
+        <w:rFonts w:ascii="Wingdings" w:hAnsi="Wingdings" w:hint="default"/>
+        <w:sz w:val="20"/>
+      </w:rPr>
+    </w:lvl>
+    <w:lvl w:ilvl="3" w:tentative="1">
+      <w:start w:val="1"/>
+      <w:numFmt w:val="bullet"/>
+      <w:lvlText w:val=""/>
+      <w:lvlJc w:val="left"/>
+      <w:pPr>
+        <w:tabs>
+          <w:tab w:val="num" w:pos="2880"/>
+        </w:tabs>
+        <w:ind w:left="2880" w:hanging="360"/>
+      </w:pPr>
+      <w:rPr>
+        <w:rFonts w:ascii="Wingdings" w:hAnsi="Wingdings" w:hint="default"/>
+        <w:sz w:val="20"/>
+      </w:rPr>
+    </w:lvl>
+    <w:lvl w:ilvl="4" w:tentative="1">
+      <w:start w:val="1"/>
+      <w:numFmt w:val="bullet"/>
+      <w:lvlText w:val=""/>
+      <w:lvlJc w:val="left"/>
+      <w:pPr>
+        <w:tabs>
+          <w:tab w:val="num" w:pos="3600"/>
+        </w:tabs>
+        <w:ind w:left="3600" w:hanging="360"/>
+      </w:pPr>
+      <w:rPr>
+        <w:rFonts w:ascii="Wingdings" w:hAnsi="Wingdings" w:hint="default"/>
+        <w:sz w:val="20"/>
+      </w:rPr>
+    </w:lvl>
+    <w:lvl w:ilvl="5" w:tentative="1">
+      <w:start w:val="1"/>
+      <w:numFmt w:val="bullet"/>
+      <w:lvlText w:val=""/>
+      <w:lvlJc w:val="left"/>
+      <w:pPr>
+        <w:tabs>
+          <w:tab w:val="num" w:pos="4320"/>
+        </w:tabs>
+        <w:ind w:left="4320" w:hanging="360"/>
+      </w:pPr>
+      <w:rPr>
+        <w:rFonts w:ascii="Wingdings" w:hAnsi="Wingdings" w:hint="default"/>
+        <w:sz w:val="20"/>
+      </w:rPr>
+    </w:lvl>
+    <w:lvl w:ilvl="6" w:tentative="1">
+      <w:start w:val="1"/>
+      <w:numFmt w:val="bullet"/>
+      <w:lvlText w:val=""/>
+      <w:lvlJc w:val="left"/>
+      <w:pPr>
+        <w:tabs>
+          <w:tab w:val="num" w:pos="5040"/>
+        </w:tabs>
+        <w:ind w:left="5040" w:hanging="360"/>
+      </w:pPr>
+      <w:rPr>
+        <w:rFonts w:ascii="Wingdings" w:hAnsi="Wingdings" w:hint="default"/>
+        <w:sz w:val="20"/>
+      </w:rPr>
+    </w:lvl>
+    <w:lvl w:ilvl="7" w:tentative="1">
+      <w:start w:val="1"/>
+      <w:numFmt w:val="bullet"/>
+      <w:lvlText w:val=""/>
+      <w:lvlJc w:val="left"/>
+      <w:pPr>
+        <w:tabs>
+          <w:tab w:val="num" w:pos="5760"/>
+        </w:tabs>
+        <w:ind w:left="5760" w:hanging="360"/>
+      </w:pPr>
+      <w:rPr>
+        <w:rFonts w:ascii="Wingdings" w:hAnsi="Wingdings" w:hint="default"/>
+        <w:sz w:val="20"/>
+      </w:rPr>
+    </w:lvl>
+    <w:lvl w:ilvl="8" w:tentative="1">
+      <w:start w:val="1"/>
+      <w:numFmt w:val="bullet"/>
+      <w:lvlText w:val=""/>
+      <w:lvlJc w:val="left"/>
+      <w:pPr>
+        <w:tabs>
+          <w:tab w:val="num" w:pos="6480"/>
+        </w:tabs>
+        <w:ind w:left="6480" w:hanging="360"/>
+      </w:pPr>
+      <w:rPr>
+        <w:rFonts w:ascii="Wingdings" w:hAnsi="Wingdings" w:hint="default"/>
+        <w:sz w:val="20"/>
+      </w:rPr>
+    </w:lvl>
+  </w:abstractNum>
+  <w:abstractNum w:abstractNumId="4" w15:restartNumberingAfterBreak="0">
     <w:nsid w:val="0BFF6101"/>
     <w:multiLevelType w:val="hybridMultilevel"/>
     <w:tmpl w:val="57D6491C"/>
@@ -1679,7 +2737,156 @@
       </w:rPr>
     </w:lvl>
   </w:abstractNum>
-  <w:abstractNum w:abstractNumId="2" w15:restartNumberingAfterBreak="0">
+  <w:abstractNum w:abstractNumId="5" w15:restartNumberingAfterBreak="0">
+    <w:nsid w:val="0DD974B1"/>
+    <w:multiLevelType w:val="multilevel"/>
+    <w:tmpl w:val="F122674C"/>
+    <w:lvl w:ilvl="0">
+      <w:start w:val="1"/>
+      <w:numFmt w:val="bullet"/>
+      <w:lvlText w:val=""/>
+      <w:lvlJc w:val="left"/>
+      <w:pPr>
+        <w:tabs>
+          <w:tab w:val="num" w:pos="720"/>
+        </w:tabs>
+        <w:ind w:left="720" w:hanging="360"/>
+      </w:pPr>
+      <w:rPr>
+        <w:rFonts w:ascii="Symbol" w:hAnsi="Symbol" w:hint="default"/>
+        <w:sz w:val="20"/>
+      </w:rPr>
+    </w:lvl>
+    <w:lvl w:ilvl="1" w:tentative="1">
+      <w:start w:val="1"/>
+      <w:numFmt w:val="bullet"/>
+      <w:lvlText w:val="o"/>
+      <w:lvlJc w:val="left"/>
+      <w:pPr>
+        <w:tabs>
+          <w:tab w:val="num" w:pos="1440"/>
+        </w:tabs>
+        <w:ind w:left="1440" w:hanging="360"/>
+      </w:pPr>
+      <w:rPr>
+        <w:rFonts w:ascii="Courier New" w:hAnsi="Courier New" w:hint="default"/>
+        <w:sz w:val="20"/>
+      </w:rPr>
+    </w:lvl>
+    <w:lvl w:ilvl="2" w:tentative="1">
+      <w:start w:val="1"/>
+      <w:numFmt w:val="bullet"/>
+      <w:lvlText w:val=""/>
+      <w:lvlJc w:val="left"/>
+      <w:pPr>
+        <w:tabs>
+          <w:tab w:val="num" w:pos="2160"/>
+        </w:tabs>
+        <w:ind w:left="2160" w:hanging="360"/>
+      </w:pPr>
+      <w:rPr>
+        <w:rFonts w:ascii="Wingdings" w:hAnsi="Wingdings" w:hint="default"/>
+        <w:sz w:val="20"/>
+      </w:rPr>
+    </w:lvl>
+    <w:lvl w:ilvl="3" w:tentative="1">
+      <w:start w:val="1"/>
+      <w:numFmt w:val="bullet"/>
+      <w:lvlText w:val=""/>
+      <w:lvlJc w:val="left"/>
+      <w:pPr>
+        <w:tabs>
+          <w:tab w:val="num" w:pos="2880"/>
+        </w:tabs>
+        <w:ind w:left="2880" w:hanging="360"/>
+      </w:pPr>
+      <w:rPr>
+        <w:rFonts w:ascii="Wingdings" w:hAnsi="Wingdings" w:hint="default"/>
+        <w:sz w:val="20"/>
+      </w:rPr>
+    </w:lvl>
+    <w:lvl w:ilvl="4" w:tentative="1">
+      <w:start w:val="1"/>
+      <w:numFmt w:val="bullet"/>
+      <w:lvlText w:val=""/>
+      <w:lvlJc w:val="left"/>
+      <w:pPr>
+        <w:tabs>
+          <w:tab w:val="num" w:pos="3600"/>
+        </w:tabs>
+        <w:ind w:left="3600" w:hanging="360"/>
+      </w:pPr>
+      <w:rPr>
+        <w:rFonts w:ascii="Wingdings" w:hAnsi="Wingdings" w:hint="default"/>
+        <w:sz w:val="20"/>
+      </w:rPr>
+    </w:lvl>
+    <w:lvl w:ilvl="5" w:tentative="1">
+      <w:start w:val="1"/>
+      <w:numFmt w:val="bullet"/>
+      <w:lvlText w:val=""/>
+      <w:lvlJc w:val="left"/>
+      <w:pPr>
+        <w:tabs>
+          <w:tab w:val="num" w:pos="4320"/>
+        </w:tabs>
+        <w:ind w:left="4320" w:hanging="360"/>
+      </w:pPr>
+      <w:rPr>
+        <w:rFonts w:ascii="Wingdings" w:hAnsi="Wingdings" w:hint="default"/>
+        <w:sz w:val="20"/>
+      </w:rPr>
+    </w:lvl>
+    <w:lvl w:ilvl="6" w:tentative="1">
+      <w:start w:val="1"/>
+      <w:numFmt w:val="bullet"/>
+      <w:lvlText w:val=""/>
+      <w:lvlJc w:val="left"/>
+      <w:pPr>
+        <w:tabs>
+          <w:tab w:val="num" w:pos="5040"/>
+        </w:tabs>
+        <w:ind w:left="5040" w:hanging="360"/>
+      </w:pPr>
+      <w:rPr>
+        <w:rFonts w:ascii="Wingdings" w:hAnsi="Wingdings" w:hint="default"/>
+        <w:sz w:val="20"/>
+      </w:rPr>
+    </w:lvl>
+    <w:lvl w:ilvl="7" w:tentative="1">
+      <w:start w:val="1"/>
+      <w:numFmt w:val="bullet"/>
+      <w:lvlText w:val=""/>
+      <w:lvlJc w:val="left"/>
+      <w:pPr>
+        <w:tabs>
+          <w:tab w:val="num" w:pos="5760"/>
+        </w:tabs>
+        <w:ind w:left="5760" w:hanging="360"/>
+      </w:pPr>
+      <w:rPr>
+        <w:rFonts w:ascii="Wingdings" w:hAnsi="Wingdings" w:hint="default"/>
+        <w:sz w:val="20"/>
+      </w:rPr>
+    </w:lvl>
+    <w:lvl w:ilvl="8" w:tentative="1">
+      <w:start w:val="1"/>
+      <w:numFmt w:val="bullet"/>
+      <w:lvlText w:val=""/>
+      <w:lvlJc w:val="left"/>
+      <w:pPr>
+        <w:tabs>
+          <w:tab w:val="num" w:pos="6480"/>
+        </w:tabs>
+        <w:ind w:left="6480" w:hanging="360"/>
+      </w:pPr>
+      <w:rPr>
+        <w:rFonts w:ascii="Wingdings" w:hAnsi="Wingdings" w:hint="default"/>
+        <w:sz w:val="20"/>
+      </w:rPr>
+    </w:lvl>
+  </w:abstractNum>
+  <w:abstractNum w:abstractNumId="6" w15:restartNumberingAfterBreak="0">
     <w:nsid w:val="11FD4FDA"/>
     <w:multiLevelType w:val="hybridMultilevel"/>
     <w:tmpl w:val="46963DA8"/>
@@ -1792,7 +2999,7 @@
       </w:rPr>
     </w:lvl>
   </w:abstractNum>
-  <w:abstractNum w:abstractNumId="3" w15:restartNumberingAfterBreak="0">
+  <w:abstractNum w:abstractNumId="7" w15:restartNumberingAfterBreak="0">
     <w:nsid w:val="14C15C55"/>
     <w:multiLevelType w:val="hybridMultilevel"/>
     <w:tmpl w:val="FB489072"/>
@@ -1905,7 +3112,7 @@
       </w:rPr>
     </w:lvl>
   </w:abstractNum>
-  <w:abstractNum w:abstractNumId="4" w15:restartNumberingAfterBreak="0">
+  <w:abstractNum w:abstractNumId="8" w15:restartNumberingAfterBreak="0">
     <w:nsid w:val="182B6713"/>
     <w:multiLevelType w:val="multilevel"/>
     <w:tmpl w:val="06343A2C"/>
@@ -2054,7 +3261,7 @@
       </w:rPr>
     </w:lvl>
   </w:abstractNum>
-  <w:abstractNum w:abstractNumId="5" w15:restartNumberingAfterBreak="0">
+  <w:abstractNum w:abstractNumId="9" w15:restartNumberingAfterBreak="0">
     <w:nsid w:val="1B374A60"/>
     <w:multiLevelType w:val="multilevel"/>
     <w:tmpl w:val="EE84DC8E"/>
@@ -2203,7 +3410,156 @@
       </w:rPr>
     </w:lvl>
   </w:abstractNum>
-  <w:abstractNum w:abstractNumId="6" w15:restartNumberingAfterBreak="0">
+  <w:abstractNum w:abstractNumId="10" w15:restartNumberingAfterBreak="0">
+    <w:nsid w:val="1C37330F"/>
+    <w:multiLevelType w:val="multilevel"/>
+    <w:tmpl w:val="05AAB75A"/>
+    <w:lvl w:ilvl="0">
+      <w:start w:val="1"/>
+      <w:numFmt w:val="bullet"/>
+      <w:lvlText w:val=""/>
+      <w:lvlJc w:val="left"/>
+      <w:pPr>
+        <w:tabs>
+          <w:tab w:val="num" w:pos="720"/>
+        </w:tabs>
+        <w:ind w:left="720" w:hanging="360"/>
+      </w:pPr>
+      <w:rPr>
+        <w:rFonts w:ascii="Symbol" w:hAnsi="Symbol" w:hint="default"/>
+        <w:sz w:val="20"/>
+      </w:rPr>
+    </w:lvl>
+    <w:lvl w:ilvl="1" w:tentative="1">
+      <w:start w:val="1"/>
+      <w:numFmt w:val="bullet"/>
+      <w:lvlText w:val="o"/>
+      <w:lvlJc w:val="left"/>
+      <w:pPr>
+        <w:tabs>
+          <w:tab w:val="num" w:pos="1440"/>
+        </w:tabs>
+        <w:ind w:left="1440" w:hanging="360"/>
+      </w:pPr>
+      <w:rPr>
+        <w:rFonts w:ascii="Courier New" w:hAnsi="Courier New" w:hint="default"/>
+        <w:sz w:val="20"/>
+      </w:rPr>
+    </w:lvl>
+    <w:lvl w:ilvl="2" w:tentative="1">
+      <w:start w:val="1"/>
+      <w:numFmt w:val="bullet"/>
+      <w:lvlText w:val=""/>
+      <w:lvlJc w:val="left"/>
+      <w:pPr>
+        <w:tabs>
+          <w:tab w:val="num" w:pos="2160"/>
+        </w:tabs>
+        <w:ind w:left="2160" w:hanging="360"/>
+      </w:pPr>
+      <w:rPr>
+        <w:rFonts w:ascii="Wingdings" w:hAnsi="Wingdings" w:hint="default"/>
+        <w:sz w:val="20"/>
+      </w:rPr>
+    </w:lvl>
+    <w:lvl w:ilvl="3" w:tentative="1">
+      <w:start w:val="1"/>
+      <w:numFmt w:val="bullet"/>
+      <w:lvlText w:val=""/>
+      <w:lvlJc w:val="left"/>
+      <w:pPr>
+        <w:tabs>
+          <w:tab w:val="num" w:pos="2880"/>
+        </w:tabs>
+        <w:ind w:left="2880" w:hanging="360"/>
+      </w:pPr>
+      <w:rPr>
+        <w:rFonts w:ascii="Wingdings" w:hAnsi="Wingdings" w:hint="default"/>
+        <w:sz w:val="20"/>
+      </w:rPr>
+    </w:lvl>
+    <w:lvl w:ilvl="4" w:tentative="1">
+      <w:start w:val="1"/>
+      <w:numFmt w:val="bullet"/>
+      <w:lvlText w:val=""/>
+      <w:lvlJc w:val="left"/>
+      <w:pPr>
+        <w:tabs>
+          <w:tab w:val="num" w:pos="3600"/>
+        </w:tabs>
+        <w:ind w:left="3600" w:hanging="360"/>
+      </w:pPr>
+      <w:rPr>
+        <w:rFonts w:ascii="Wingdings" w:hAnsi="Wingdings" w:hint="default"/>
+        <w:sz w:val="20"/>
+      </w:rPr>
+    </w:lvl>
+    <w:lvl w:ilvl="5" w:tentative="1">
+      <w:start w:val="1"/>
+      <w:numFmt w:val="bullet"/>
+      <w:lvlText w:val=""/>
+      <w:lvlJc w:val="left"/>
+      <w:pPr>
+        <w:tabs>
+          <w:tab w:val="num" w:pos="4320"/>
+        </w:tabs>
+        <w:ind w:left="4320" w:hanging="360"/>
+      </w:pPr>
+      <w:rPr>
+        <w:rFonts w:ascii="Wingdings" w:hAnsi="Wingdings" w:hint="default"/>
+        <w:sz w:val="20"/>
+      </w:rPr>
+    </w:lvl>
+    <w:lvl w:ilvl="6" w:tentative="1">
+      <w:start w:val="1"/>
+      <w:numFmt w:val="bullet"/>
+      <w:lvlText w:val=""/>
+      <w:lvlJc w:val="left"/>
+      <w:pPr>
+        <w:tabs>
+          <w:tab w:val="num" w:pos="5040"/>
+        </w:tabs>
+        <w:ind w:left="5040" w:hanging="360"/>
+      </w:pPr>
+      <w:rPr>
+        <w:rFonts w:ascii="Wingdings" w:hAnsi="Wingdings" w:hint="default"/>
+        <w:sz w:val="20"/>
+      </w:rPr>
+    </w:lvl>
+    <w:lvl w:ilvl="7" w:tentative="1">
+      <w:start w:val="1"/>
+      <w:numFmt w:val="bullet"/>
+      <w:lvlText w:val=""/>
+      <w:lvlJc w:val="left"/>
+      <w:pPr>
+        <w:tabs>
+          <w:tab w:val="num" w:pos="5760"/>
+        </w:tabs>
+        <w:ind w:left="5760" w:hanging="360"/>
+      </w:pPr>
+      <w:rPr>
+        <w:rFonts w:ascii="Wingdings" w:hAnsi="Wingdings" w:hint="default"/>
+        <w:sz w:val="20"/>
+      </w:rPr>
+    </w:lvl>
+    <w:lvl w:ilvl="8" w:tentative="1">
+      <w:start w:val="1"/>
+      <w:numFmt w:val="bullet"/>
+      <w:lvlText w:val=""/>
+      <w:lvlJc w:val="left"/>
+      <w:pPr>
+        <w:tabs>
+          <w:tab w:val="num" w:pos="6480"/>
+        </w:tabs>
+        <w:ind w:left="6480" w:hanging="360"/>
+      </w:pPr>
+      <w:rPr>
+        <w:rFonts w:ascii="Wingdings" w:hAnsi="Wingdings" w:hint="default"/>
+        <w:sz w:val="20"/>
+      </w:rPr>
+    </w:lvl>
+  </w:abstractNum>
+  <w:abstractNum w:abstractNumId="11" w15:restartNumberingAfterBreak="0">
     <w:nsid w:val="1E1F3719"/>
     <w:multiLevelType w:val="hybridMultilevel"/>
     <w:tmpl w:val="D980C57A"/>
@@ -2316,7 +3672,269 @@
       </w:rPr>
     </w:lvl>
   </w:abstractNum>
-  <w:abstractNum w:abstractNumId="7" w15:restartNumberingAfterBreak="0">
+  <w:abstractNum w:abstractNumId="12" w15:restartNumberingAfterBreak="0">
+    <w:nsid w:val="2066221D"/>
+    <w:multiLevelType w:val="multilevel"/>
+    <w:tmpl w:val="FB74254A"/>
+    <w:lvl w:ilvl="0">
+      <w:start w:val="1"/>
+      <w:numFmt w:val="bullet"/>
+      <w:lvlText w:val=""/>
+      <w:lvlJc w:val="left"/>
+      <w:pPr>
+        <w:tabs>
+          <w:tab w:val="num" w:pos="720"/>
+        </w:tabs>
+        <w:ind w:left="720" w:hanging="360"/>
+      </w:pPr>
+      <w:rPr>
+        <w:rFonts w:ascii="Symbol" w:hAnsi="Symbol" w:hint="default"/>
+        <w:sz w:val="20"/>
+      </w:rPr>
+    </w:lvl>
+    <w:lvl w:ilvl="1" w:tentative="1">
+      <w:start w:val="1"/>
+      <w:numFmt w:val="bullet"/>
+      <w:lvlText w:val="o"/>
+      <w:lvlJc w:val="left"/>
+      <w:pPr>
+        <w:tabs>
+          <w:tab w:val="num" w:pos="1440"/>
+        </w:tabs>
+        <w:ind w:left="1440" w:hanging="360"/>
+      </w:pPr>
+      <w:rPr>
+        <w:rFonts w:ascii="Courier New" w:hAnsi="Courier New" w:hint="default"/>
+        <w:sz w:val="20"/>
+      </w:rPr>
+    </w:lvl>
+    <w:lvl w:ilvl="2" w:tentative="1">
+      <w:start w:val="1"/>
+      <w:numFmt w:val="bullet"/>
+      <w:lvlText w:val=""/>
+      <w:lvlJc w:val="left"/>
+      <w:pPr>
+        <w:tabs>
+          <w:tab w:val="num" w:pos="2160"/>
+        </w:tabs>
+        <w:ind w:left="2160" w:hanging="360"/>
+      </w:pPr>
+      <w:rPr>
+        <w:rFonts w:ascii="Wingdings" w:hAnsi="Wingdings" w:hint="default"/>
+        <w:sz w:val="20"/>
+      </w:rPr>
+    </w:lvl>
+    <w:lvl w:ilvl="3" w:tentative="1">
+      <w:start w:val="1"/>
+      <w:numFmt w:val="bullet"/>
+      <w:lvlText w:val=""/>
+      <w:lvlJc w:val="left"/>
+      <w:pPr>
+        <w:tabs>
+          <w:tab w:val="num" w:pos="2880"/>
+        </w:tabs>
+        <w:ind w:left="2880" w:hanging="360"/>
+      </w:pPr>
+      <w:rPr>
+        <w:rFonts w:ascii="Wingdings" w:hAnsi="Wingdings" w:hint="default"/>
+        <w:sz w:val="20"/>
+      </w:rPr>
+    </w:lvl>
+    <w:lvl w:ilvl="4" w:tentative="1">
+      <w:start w:val="1"/>
+      <w:numFmt w:val="bullet"/>
+      <w:lvlText w:val=""/>
+      <w:lvlJc w:val="left"/>
+      <w:pPr>
+        <w:tabs>
+          <w:tab w:val="num" w:pos="3600"/>
+        </w:tabs>
+        <w:ind w:left="3600" w:hanging="360"/>
+      </w:pPr>
+      <w:rPr>
+        <w:rFonts w:ascii="Wingdings" w:hAnsi="Wingdings" w:hint="default"/>
+        <w:sz w:val="20"/>
+      </w:rPr>
+    </w:lvl>
+    <w:lvl w:ilvl="5" w:tentative="1">
+      <w:start w:val="1"/>
+      <w:numFmt w:val="bullet"/>
+      <w:lvlText w:val=""/>
+      <w:lvlJc w:val="left"/>
+      <w:pPr>
+        <w:tabs>
+          <w:tab w:val="num" w:pos="4320"/>
+        </w:tabs>
+        <w:ind w:left="4320" w:hanging="360"/>
+      </w:pPr>
+      <w:rPr>
+        <w:rFonts w:ascii="Wingdings" w:hAnsi="Wingdings" w:hint="default"/>
+        <w:sz w:val="20"/>
+      </w:rPr>
+    </w:lvl>
+    <w:lvl w:ilvl="6" w:tentative="1">
+      <w:start w:val="1"/>
+      <w:numFmt w:val="bullet"/>
+      <w:lvlText w:val=""/>
+      <w:lvlJc w:val="left"/>
+      <w:pPr>
+        <w:tabs>
+          <w:tab w:val="num" w:pos="5040"/>
+        </w:tabs>
+        <w:ind w:left="5040" w:hanging="360"/>
+      </w:pPr>
+      <w:rPr>
+        <w:rFonts w:ascii="Wingdings" w:hAnsi="Wingdings" w:hint="default"/>
+        <w:sz w:val="20"/>
+      </w:rPr>
+    </w:lvl>
+    <w:lvl w:ilvl="7" w:tentative="1">
+      <w:start w:val="1"/>
+      <w:numFmt w:val="bullet"/>
+      <w:lvlText w:val=""/>
+      <w:lvlJc w:val="left"/>
+      <w:pPr>
+        <w:tabs>
+          <w:tab w:val="num" w:pos="5760"/>
+        </w:tabs>
+        <w:ind w:left="5760" w:hanging="360"/>
+      </w:pPr>
+      <w:rPr>
+        <w:rFonts w:ascii="Wingdings" w:hAnsi="Wingdings" w:hint="default"/>
+        <w:sz w:val="20"/>
+      </w:rPr>
+    </w:lvl>
+    <w:lvl w:ilvl="8" w:tentative="1">
+      <w:start w:val="1"/>
+      <w:numFmt w:val="bullet"/>
+      <w:lvlText w:val=""/>
+      <w:lvlJc w:val="left"/>
+      <w:pPr>
+        <w:tabs>
+          <w:tab w:val="num" w:pos="6480"/>
+        </w:tabs>
+        <w:ind w:left="6480" w:hanging="360"/>
+      </w:pPr>
+      <w:rPr>
+        <w:rFonts w:ascii="Wingdings" w:hAnsi="Wingdings" w:hint="default"/>
+        <w:sz w:val="20"/>
+      </w:rPr>
+    </w:lvl>
+  </w:abstractNum>
+  <w:abstractNum w:abstractNumId="13" w15:restartNumberingAfterBreak="0">
+    <w:nsid w:val="293D45BA"/>
+    <w:multiLevelType w:val="hybridMultilevel"/>
+    <w:tmpl w:val="553662CE"/>
+    <w:lvl w:ilvl="0" w:tplc="08090001">
+      <w:start w:val="1"/>
+      <w:numFmt w:val="bullet"/>
+      <w:lvlText w:val=""/>
+      <w:lvlJc w:val="left"/>
+      <w:pPr>
+        <w:ind w:left="720" w:hanging="360"/>
+      </w:pPr>
+      <w:rPr>
+        <w:rFonts w:ascii="Symbol" w:hAnsi="Symbol" w:hint="default"/>
+      </w:rPr>
+    </w:lvl>
+    <w:lvl w:ilvl="1" w:tplc="08090003" w:tentative="1">
+      <w:start w:val="1"/>
+      <w:numFmt w:val="bullet"/>
+      <w:lvlText w:val="o"/>
+      <w:lvlJc w:val="left"/>
+      <w:pPr>
+        <w:ind w:left="1440" w:hanging="360"/>
+      </w:pPr>
+      <w:rPr>
+        <w:rFonts w:ascii="Courier New" w:hAnsi="Courier New" w:cs="Courier New" w:hint="default"/>
+      </w:rPr>
+    </w:lvl>
+    <w:lvl w:ilvl="2" w:tplc="08090005" w:tentative="1">
+      <w:start w:val="1"/>
+      <w:numFmt w:val="bullet"/>
+      <w:lvlText w:val=""/>
+      <w:lvlJc w:val="left"/>
+      <w:pPr>
+        <w:ind w:left="2160" w:hanging="360"/>
+      </w:pPr>
+      <w:rPr>
+        <w:rFonts w:ascii="Wingdings" w:hAnsi="Wingdings" w:hint="default"/>
+      </w:rPr>
+    </w:lvl>
+    <w:lvl w:ilvl="3" w:tplc="08090001" w:tentative="1">
+      <w:start w:val="1"/>
+      <w:numFmt w:val="bullet"/>
+      <w:lvlText w:val=""/>
+      <w:lvlJc w:val="left"/>
+      <w:pPr>
+        <w:ind w:left="2880" w:hanging="360"/>
+      </w:pPr>
+      <w:rPr>
+        <w:rFonts w:ascii="Symbol" w:hAnsi="Symbol" w:hint="default"/>
+      </w:rPr>
+    </w:lvl>
+    <w:lvl w:ilvl="4" w:tplc="08090003" w:tentative="1">
+      <w:start w:val="1"/>
+      <w:numFmt w:val="bullet"/>
+      <w:lvlText w:val="o"/>
+      <w:lvlJc w:val="left"/>
+      <w:pPr>
+        <w:ind w:left="3600" w:hanging="360"/>
+      </w:pPr>
+      <w:rPr>
+        <w:rFonts w:ascii="Courier New" w:hAnsi="Courier New" w:cs="Courier New" w:hint="default"/>
+      </w:rPr>
+    </w:lvl>
+    <w:lvl w:ilvl="5" w:tplc="08090005" w:tentative="1">
+      <w:start w:val="1"/>
+      <w:numFmt w:val="bullet"/>
+      <w:lvlText w:val=""/>
+      <w:lvlJc w:val="left"/>
+      <w:pPr>
+        <w:ind w:left="4320" w:hanging="360"/>
+      </w:pPr>
+      <w:rPr>
+        <w:rFonts w:ascii="Wingdings" w:hAnsi="Wingdings" w:hint="default"/>
+      </w:rPr>
+    </w:lvl>
+    <w:lvl w:ilvl="6" w:tplc="08090001" w:tentative="1">
+      <w:start w:val="1"/>
+      <w:numFmt w:val="bullet"/>
+      <w:lvlText w:val=""/>
+      <w:lvlJc w:val="left"/>
+      <w:pPr>
+        <w:ind w:left="5040" w:hanging="360"/>
+      </w:pPr>
+      <w:rPr>
+        <w:rFonts w:ascii="Symbol" w:hAnsi="Symbol" w:hint="default"/>
+      </w:rPr>
+    </w:lvl>
+    <w:lvl w:ilvl="7" w:tplc="08090003" w:tentative="1">
+      <w:start w:val="1"/>
+      <w:numFmt w:val="bullet"/>
+      <w:lvlText w:val="o"/>
+      <w:lvlJc w:val="left"/>
+      <w:pPr>
+        <w:ind w:left="5760" w:hanging="360"/>
+      </w:pPr>
+      <w:rPr>
+        <w:rFonts w:ascii="Courier New" w:hAnsi="Courier New" w:cs="Courier New" w:hint="default"/>
+      </w:rPr>
+    </w:lvl>
+    <w:lvl w:ilvl="8" w:tplc="08090005" w:tentative="1">
+      <w:start w:val="1"/>
+      <w:numFmt w:val="bullet"/>
+      <w:lvlText w:val=""/>
+      <w:lvlJc w:val="left"/>
+      <w:pPr>
+        <w:ind w:left="6480" w:hanging="360"/>
+      </w:pPr>
+      <w:rPr>
+        <w:rFonts w:ascii="Wingdings" w:hAnsi="Wingdings" w:hint="default"/>
+      </w:rPr>
+    </w:lvl>
+  </w:abstractNum>
+  <w:abstractNum w:abstractNumId="14" w15:restartNumberingAfterBreak="0">
     <w:nsid w:val="2A732E47"/>
     <w:multiLevelType w:val="multilevel"/>
     <w:tmpl w:val="3CEA2A26"/>
@@ -2465,7 +4083,7 @@
       </w:rPr>
     </w:lvl>
   </w:abstractNum>
-  <w:abstractNum w:abstractNumId="8" w15:restartNumberingAfterBreak="0">
+  <w:abstractNum w:abstractNumId="15" w15:restartNumberingAfterBreak="0">
     <w:nsid w:val="2C545D73"/>
     <w:multiLevelType w:val="multilevel"/>
     <w:tmpl w:val="85EE80AE"/>
@@ -2614,7 +4232,7 @@
       </w:rPr>
     </w:lvl>
   </w:abstractNum>
-  <w:abstractNum w:abstractNumId="9" w15:restartNumberingAfterBreak="0">
+  <w:abstractNum w:abstractNumId="16" w15:restartNumberingAfterBreak="0">
     <w:nsid w:val="2C561E56"/>
     <w:multiLevelType w:val="multilevel"/>
     <w:tmpl w:val="E7A40D52"/>
@@ -2763,7 +4381,644 @@
       </w:rPr>
     </w:lvl>
   </w:abstractNum>
-  <w:abstractNum w:abstractNumId="10" w15:restartNumberingAfterBreak="0">
+  <w:abstractNum w:abstractNumId="17" w15:restartNumberingAfterBreak="0">
+    <w:nsid w:val="2F3E06D8"/>
+    <w:multiLevelType w:val="multilevel"/>
+    <w:tmpl w:val="59CE94E0"/>
+    <w:lvl w:ilvl="0">
+      <w:start w:val="1"/>
+      <w:numFmt w:val="bullet"/>
+      <w:lvlText w:val=""/>
+      <w:lvlJc w:val="left"/>
+      <w:pPr>
+        <w:tabs>
+          <w:tab w:val="num" w:pos="720"/>
+        </w:tabs>
+        <w:ind w:left="720" w:hanging="360"/>
+      </w:pPr>
+      <w:rPr>
+        <w:rFonts w:ascii="Symbol" w:hAnsi="Symbol" w:hint="default"/>
+        <w:sz w:val="20"/>
+      </w:rPr>
+    </w:lvl>
+    <w:lvl w:ilvl="1" w:tentative="1">
+      <w:start w:val="1"/>
+      <w:numFmt w:val="bullet"/>
+      <w:lvlText w:val="o"/>
+      <w:lvlJc w:val="left"/>
+      <w:pPr>
+        <w:tabs>
+          <w:tab w:val="num" w:pos="1440"/>
+        </w:tabs>
+        <w:ind w:left="1440" w:hanging="360"/>
+      </w:pPr>
+      <w:rPr>
+        <w:rFonts w:ascii="Courier New" w:hAnsi="Courier New" w:hint="default"/>
+        <w:sz w:val="20"/>
+      </w:rPr>
+    </w:lvl>
+    <w:lvl w:ilvl="2" w:tentative="1">
+      <w:start w:val="1"/>
+      <w:numFmt w:val="bullet"/>
+      <w:lvlText w:val=""/>
+      <w:lvlJc w:val="left"/>
+      <w:pPr>
+        <w:tabs>
+          <w:tab w:val="num" w:pos="2160"/>
+        </w:tabs>
+        <w:ind w:left="2160" w:hanging="360"/>
+      </w:pPr>
+      <w:rPr>
+        <w:rFonts w:ascii="Wingdings" w:hAnsi="Wingdings" w:hint="default"/>
+        <w:sz w:val="20"/>
+      </w:rPr>
+    </w:lvl>
+    <w:lvl w:ilvl="3" w:tentative="1">
+      <w:start w:val="1"/>
+      <w:numFmt w:val="bullet"/>
+      <w:lvlText w:val=""/>
+      <w:lvlJc w:val="left"/>
+      <w:pPr>
+        <w:tabs>
+          <w:tab w:val="num" w:pos="2880"/>
+        </w:tabs>
+        <w:ind w:left="2880" w:hanging="360"/>
+      </w:pPr>
+      <w:rPr>
+        <w:rFonts w:ascii="Wingdings" w:hAnsi="Wingdings" w:hint="default"/>
+        <w:sz w:val="20"/>
+      </w:rPr>
+    </w:lvl>
+    <w:lvl w:ilvl="4" w:tentative="1">
+      <w:start w:val="1"/>
+      <w:numFmt w:val="bullet"/>
+      <w:lvlText w:val=""/>
+      <w:lvlJc w:val="left"/>
+      <w:pPr>
+        <w:tabs>
+          <w:tab w:val="num" w:pos="3600"/>
+        </w:tabs>
+        <w:ind w:left="3600" w:hanging="360"/>
+      </w:pPr>
+      <w:rPr>
+        <w:rFonts w:ascii="Wingdings" w:hAnsi="Wingdings" w:hint="default"/>
+        <w:sz w:val="20"/>
+      </w:rPr>
+    </w:lvl>
+    <w:lvl w:ilvl="5" w:tentative="1">
+      <w:start w:val="1"/>
+      <w:numFmt w:val="bullet"/>
+      <w:lvlText w:val=""/>
+      <w:lvlJc w:val="left"/>
+      <w:pPr>
+        <w:tabs>
+          <w:tab w:val="num" w:pos="4320"/>
+        </w:tabs>
+        <w:ind w:left="4320" w:hanging="360"/>
+      </w:pPr>
+      <w:rPr>
+        <w:rFonts w:ascii="Wingdings" w:hAnsi="Wingdings" w:hint="default"/>
+        <w:sz w:val="20"/>
+      </w:rPr>
+    </w:lvl>
+    <w:lvl w:ilvl="6" w:tentative="1">
+      <w:start w:val="1"/>
+      <w:numFmt w:val="bullet"/>
+      <w:lvlText w:val=""/>
+      <w:lvlJc w:val="left"/>
+      <w:pPr>
+        <w:tabs>
+          <w:tab w:val="num" w:pos="5040"/>
+        </w:tabs>
+        <w:ind w:left="5040" w:hanging="360"/>
+      </w:pPr>
+      <w:rPr>
+        <w:rFonts w:ascii="Wingdings" w:hAnsi="Wingdings" w:hint="default"/>
+        <w:sz w:val="20"/>
+      </w:rPr>
+    </w:lvl>
+    <w:lvl w:ilvl="7" w:tentative="1">
+      <w:start w:val="1"/>
+      <w:numFmt w:val="bullet"/>
+      <w:lvlText w:val=""/>
+      <w:lvlJc w:val="left"/>
+      <w:pPr>
+        <w:tabs>
+          <w:tab w:val="num" w:pos="5760"/>
+        </w:tabs>
+        <w:ind w:left="5760" w:hanging="360"/>
+      </w:pPr>
+      <w:rPr>
+        <w:rFonts w:ascii="Wingdings" w:hAnsi="Wingdings" w:hint="default"/>
+        <w:sz w:val="20"/>
+      </w:rPr>
+    </w:lvl>
+    <w:lvl w:ilvl="8" w:tentative="1">
+      <w:start w:val="1"/>
+      <w:numFmt w:val="bullet"/>
+      <w:lvlText w:val=""/>
+      <w:lvlJc w:val="left"/>
+      <w:pPr>
+        <w:tabs>
+          <w:tab w:val="num" w:pos="6480"/>
+        </w:tabs>
+        <w:ind w:left="6480" w:hanging="360"/>
+      </w:pPr>
+      <w:rPr>
+        <w:rFonts w:ascii="Wingdings" w:hAnsi="Wingdings" w:hint="default"/>
+        <w:sz w:val="20"/>
+      </w:rPr>
+    </w:lvl>
+  </w:abstractNum>
+  <w:abstractNum w:abstractNumId="18" w15:restartNumberingAfterBreak="0">
+    <w:nsid w:val="3231469E"/>
+    <w:multiLevelType w:val="hybridMultilevel"/>
+    <w:tmpl w:val="DF009FD8"/>
+    <w:lvl w:ilvl="0" w:tplc="08090001">
+      <w:start w:val="1"/>
+      <w:numFmt w:val="bullet"/>
+      <w:lvlText w:val=""/>
+      <w:lvlJc w:val="left"/>
+      <w:pPr>
+        <w:ind w:left="720" w:hanging="360"/>
+      </w:pPr>
+      <w:rPr>
+        <w:rFonts w:ascii="Symbol" w:hAnsi="Symbol" w:hint="default"/>
+      </w:rPr>
+    </w:lvl>
+    <w:lvl w:ilvl="1" w:tplc="08090003" w:tentative="1">
+      <w:start w:val="1"/>
+      <w:numFmt w:val="bullet"/>
+      <w:lvlText w:val="o"/>
+      <w:lvlJc w:val="left"/>
+      <w:pPr>
+        <w:ind w:left="1440" w:hanging="360"/>
+      </w:pPr>
+      <w:rPr>
+        <w:rFonts w:ascii="Courier New" w:hAnsi="Courier New" w:cs="Courier New" w:hint="default"/>
+      </w:rPr>
+    </w:lvl>
+    <w:lvl w:ilvl="2" w:tplc="08090005" w:tentative="1">
+      <w:start w:val="1"/>
+      <w:numFmt w:val="bullet"/>
+      <w:lvlText w:val=""/>
+      <w:lvlJc w:val="left"/>
+      <w:pPr>
+        <w:ind w:left="2160" w:hanging="360"/>
+      </w:pPr>
+      <w:rPr>
+        <w:rFonts w:ascii="Wingdings" w:hAnsi="Wingdings" w:hint="default"/>
+      </w:rPr>
+    </w:lvl>
+    <w:lvl w:ilvl="3" w:tplc="08090001" w:tentative="1">
+      <w:start w:val="1"/>
+      <w:numFmt w:val="bullet"/>
+      <w:lvlText w:val=""/>
+      <w:lvlJc w:val="left"/>
+      <w:pPr>
+        <w:ind w:left="2880" w:hanging="360"/>
+      </w:pPr>
+      <w:rPr>
+        <w:rFonts w:ascii="Symbol" w:hAnsi="Symbol" w:hint="default"/>
+      </w:rPr>
+    </w:lvl>
+    <w:lvl w:ilvl="4" w:tplc="08090003" w:tentative="1">
+      <w:start w:val="1"/>
+      <w:numFmt w:val="bullet"/>
+      <w:lvlText w:val="o"/>
+      <w:lvlJc w:val="left"/>
+      <w:pPr>
+        <w:ind w:left="3600" w:hanging="360"/>
+      </w:pPr>
+      <w:rPr>
+        <w:rFonts w:ascii="Courier New" w:hAnsi="Courier New" w:cs="Courier New" w:hint="default"/>
+      </w:rPr>
+    </w:lvl>
+    <w:lvl w:ilvl="5" w:tplc="08090005" w:tentative="1">
+      <w:start w:val="1"/>
+      <w:numFmt w:val="bullet"/>
+      <w:lvlText w:val=""/>
+      <w:lvlJc w:val="left"/>
+      <w:pPr>
+        <w:ind w:left="4320" w:hanging="360"/>
+      </w:pPr>
+      <w:rPr>
+        <w:rFonts w:ascii="Wingdings" w:hAnsi="Wingdings" w:hint="default"/>
+      </w:rPr>
+    </w:lvl>
+    <w:lvl w:ilvl="6" w:tplc="08090001" w:tentative="1">
+      <w:start w:val="1"/>
+      <w:numFmt w:val="bullet"/>
+      <w:lvlText w:val=""/>
+      <w:lvlJc w:val="left"/>
+      <w:pPr>
+        <w:ind w:left="5040" w:hanging="360"/>
+      </w:pPr>
+      <w:rPr>
+        <w:rFonts w:ascii="Symbol" w:hAnsi="Symbol" w:hint="default"/>
+      </w:rPr>
+    </w:lvl>
+    <w:lvl w:ilvl="7" w:tplc="08090003" w:tentative="1">
+      <w:start w:val="1"/>
+      <w:numFmt w:val="bullet"/>
+      <w:lvlText w:val="o"/>
+      <w:lvlJc w:val="left"/>
+      <w:pPr>
+        <w:ind w:left="5760" w:hanging="360"/>
+      </w:pPr>
+      <w:rPr>
+        <w:rFonts w:ascii="Courier New" w:hAnsi="Courier New" w:cs="Courier New" w:hint="default"/>
+      </w:rPr>
+    </w:lvl>
+    <w:lvl w:ilvl="8" w:tplc="08090005" w:tentative="1">
+      <w:start w:val="1"/>
+      <w:numFmt w:val="bullet"/>
+      <w:lvlText w:val=""/>
+      <w:lvlJc w:val="left"/>
+      <w:pPr>
+        <w:ind w:left="6480" w:hanging="360"/>
+      </w:pPr>
+      <w:rPr>
+        <w:rFonts w:ascii="Wingdings" w:hAnsi="Wingdings" w:hint="default"/>
+      </w:rPr>
+    </w:lvl>
+  </w:abstractNum>
+  <w:abstractNum w:abstractNumId="19" w15:restartNumberingAfterBreak="0">
+    <w:nsid w:val="34A01E2C"/>
+    <w:multiLevelType w:val="hybridMultilevel"/>
+    <w:tmpl w:val="1A90579E"/>
+    <w:lvl w:ilvl="0" w:tplc="08090001">
+      <w:start w:val="1"/>
+      <w:numFmt w:val="bullet"/>
+      <w:lvlText w:val=""/>
+      <w:lvlJc w:val="left"/>
+      <w:pPr>
+        <w:ind w:left="720" w:hanging="360"/>
+      </w:pPr>
+      <w:rPr>
+        <w:rFonts w:ascii="Symbol" w:hAnsi="Symbol" w:hint="default"/>
+      </w:rPr>
+    </w:lvl>
+    <w:lvl w:ilvl="1" w:tplc="08090003" w:tentative="1">
+      <w:start w:val="1"/>
+      <w:numFmt w:val="bullet"/>
+      <w:lvlText w:val="o"/>
+      <w:lvlJc w:val="left"/>
+      <w:pPr>
+        <w:ind w:left="1440" w:hanging="360"/>
+      </w:pPr>
+      <w:rPr>
+        <w:rFonts w:ascii="Courier New" w:hAnsi="Courier New" w:cs="Courier New" w:hint="default"/>
+      </w:rPr>
+    </w:lvl>
+    <w:lvl w:ilvl="2" w:tplc="08090005" w:tentative="1">
+      <w:start w:val="1"/>
+      <w:numFmt w:val="bullet"/>
+      <w:lvlText w:val=""/>
+      <w:lvlJc w:val="left"/>
+      <w:pPr>
+        <w:ind w:left="2160" w:hanging="360"/>
+      </w:pPr>
+      <w:rPr>
+        <w:rFonts w:ascii="Wingdings" w:hAnsi="Wingdings" w:hint="default"/>
+      </w:rPr>
+    </w:lvl>
+    <w:lvl w:ilvl="3" w:tplc="08090001" w:tentative="1">
+      <w:start w:val="1"/>
+      <w:numFmt w:val="bullet"/>
+      <w:lvlText w:val=""/>
+      <w:lvlJc w:val="left"/>
+      <w:pPr>
+        <w:ind w:left="2880" w:hanging="360"/>
+      </w:pPr>
+      <w:rPr>
+        <w:rFonts w:ascii="Symbol" w:hAnsi="Symbol" w:hint="default"/>
+      </w:rPr>
+    </w:lvl>
+    <w:lvl w:ilvl="4" w:tplc="08090003" w:tentative="1">
+      <w:start w:val="1"/>
+      <w:numFmt w:val="bullet"/>
+      <w:lvlText w:val="o"/>
+      <w:lvlJc w:val="left"/>
+      <w:pPr>
+        <w:ind w:left="3600" w:hanging="360"/>
+      </w:pPr>
+      <w:rPr>
+        <w:rFonts w:ascii="Courier New" w:hAnsi="Courier New" w:cs="Courier New" w:hint="default"/>
+      </w:rPr>
+    </w:lvl>
+    <w:lvl w:ilvl="5" w:tplc="08090005" w:tentative="1">
+      <w:start w:val="1"/>
+      <w:numFmt w:val="bullet"/>
+      <w:lvlText w:val=""/>
+      <w:lvlJc w:val="left"/>
+      <w:pPr>
+        <w:ind w:left="4320" w:hanging="360"/>
+      </w:pPr>
+      <w:rPr>
+        <w:rFonts w:ascii="Wingdings" w:hAnsi="Wingdings" w:hint="default"/>
+      </w:rPr>
+    </w:lvl>
+    <w:lvl w:ilvl="6" w:tplc="08090001" w:tentative="1">
+      <w:start w:val="1"/>
+      <w:numFmt w:val="bullet"/>
+      <w:lvlText w:val=""/>
+      <w:lvlJc w:val="left"/>
+      <w:pPr>
+        <w:ind w:left="5040" w:hanging="360"/>
+      </w:pPr>
+      <w:rPr>
+        <w:rFonts w:ascii="Symbol" w:hAnsi="Symbol" w:hint="default"/>
+      </w:rPr>
+    </w:lvl>
+    <w:lvl w:ilvl="7" w:tplc="08090003" w:tentative="1">
+      <w:start w:val="1"/>
+      <w:numFmt w:val="bullet"/>
+      <w:lvlText w:val="o"/>
+      <w:lvlJc w:val="left"/>
+      <w:pPr>
+        <w:ind w:left="5760" w:hanging="360"/>
+      </w:pPr>
+      <w:rPr>
+        <w:rFonts w:ascii="Courier New" w:hAnsi="Courier New" w:cs="Courier New" w:hint="default"/>
+      </w:rPr>
+    </w:lvl>
+    <w:lvl w:ilvl="8" w:tplc="08090005" w:tentative="1">
+      <w:start w:val="1"/>
+      <w:numFmt w:val="bullet"/>
+      <w:lvlText w:val=""/>
+      <w:lvlJc w:val="left"/>
+      <w:pPr>
+        <w:ind w:left="6480" w:hanging="360"/>
+      </w:pPr>
+      <w:rPr>
+        <w:rFonts w:ascii="Wingdings" w:hAnsi="Wingdings" w:hint="default"/>
+      </w:rPr>
+    </w:lvl>
+  </w:abstractNum>
+  <w:abstractNum w:abstractNumId="20" w15:restartNumberingAfterBreak="0">
+    <w:nsid w:val="3746497F"/>
+    <w:multiLevelType w:val="multilevel"/>
+    <w:tmpl w:val="AEFA4FF8"/>
+    <w:lvl w:ilvl="0">
+      <w:start w:val="1"/>
+      <w:numFmt w:val="bullet"/>
+      <w:lvlText w:val=""/>
+      <w:lvlJc w:val="left"/>
+      <w:pPr>
+        <w:tabs>
+          <w:tab w:val="num" w:pos="720"/>
+        </w:tabs>
+        <w:ind w:left="720" w:hanging="360"/>
+      </w:pPr>
+      <w:rPr>
+        <w:rFonts w:ascii="Symbol" w:hAnsi="Symbol" w:hint="default"/>
+        <w:sz w:val="20"/>
+      </w:rPr>
+    </w:lvl>
+    <w:lvl w:ilvl="1" w:tentative="1">
+      <w:start w:val="1"/>
+      <w:numFmt w:val="bullet"/>
+      <w:lvlText w:val="o"/>
+      <w:lvlJc w:val="left"/>
+      <w:pPr>
+        <w:tabs>
+          <w:tab w:val="num" w:pos="1440"/>
+        </w:tabs>
+        <w:ind w:left="1440" w:hanging="360"/>
+      </w:pPr>
+      <w:rPr>
+        <w:rFonts w:ascii="Courier New" w:hAnsi="Courier New" w:hint="default"/>
+        <w:sz w:val="20"/>
+      </w:rPr>
+    </w:lvl>
+    <w:lvl w:ilvl="2" w:tentative="1">
+      <w:start w:val="1"/>
+      <w:numFmt w:val="bullet"/>
+      <w:lvlText w:val=""/>
+      <w:lvlJc w:val="left"/>
+      <w:pPr>
+        <w:tabs>
+          <w:tab w:val="num" w:pos="2160"/>
+        </w:tabs>
+        <w:ind w:left="2160" w:hanging="360"/>
+      </w:pPr>
+      <w:rPr>
+        <w:rFonts w:ascii="Wingdings" w:hAnsi="Wingdings" w:hint="default"/>
+        <w:sz w:val="20"/>
+      </w:rPr>
+    </w:lvl>
+    <w:lvl w:ilvl="3" w:tentative="1">
+      <w:start w:val="1"/>
+      <w:numFmt w:val="bullet"/>
+      <w:lvlText w:val=""/>
+      <w:lvlJc w:val="left"/>
+      <w:pPr>
+        <w:tabs>
+          <w:tab w:val="num" w:pos="2880"/>
+        </w:tabs>
+        <w:ind w:left="2880" w:hanging="360"/>
+      </w:pPr>
+      <w:rPr>
+        <w:rFonts w:ascii="Wingdings" w:hAnsi="Wingdings" w:hint="default"/>
+        <w:sz w:val="20"/>
+      </w:rPr>
+    </w:lvl>
+    <w:lvl w:ilvl="4" w:tentative="1">
+      <w:start w:val="1"/>
+      <w:numFmt w:val="bullet"/>
+      <w:lvlText w:val=""/>
+      <w:lvlJc w:val="left"/>
+      <w:pPr>
+        <w:tabs>
+          <w:tab w:val="num" w:pos="3600"/>
+        </w:tabs>
+        <w:ind w:left="3600" w:hanging="360"/>
+      </w:pPr>
+      <w:rPr>
+        <w:rFonts w:ascii="Wingdings" w:hAnsi="Wingdings" w:hint="default"/>
+        <w:sz w:val="20"/>
+      </w:rPr>
+    </w:lvl>
+    <w:lvl w:ilvl="5" w:tentative="1">
+      <w:start w:val="1"/>
+      <w:numFmt w:val="bullet"/>
+      <w:lvlText w:val=""/>
+      <w:lvlJc w:val="left"/>
+      <w:pPr>
+        <w:tabs>
+          <w:tab w:val="num" w:pos="4320"/>
+        </w:tabs>
+        <w:ind w:left="4320" w:hanging="360"/>
+      </w:pPr>
+      <w:rPr>
+        <w:rFonts w:ascii="Wingdings" w:hAnsi="Wingdings" w:hint="default"/>
+        <w:sz w:val="20"/>
+      </w:rPr>
+    </w:lvl>
+    <w:lvl w:ilvl="6" w:tentative="1">
+      <w:start w:val="1"/>
+      <w:numFmt w:val="bullet"/>
+      <w:lvlText w:val=""/>
+      <w:lvlJc w:val="left"/>
+      <w:pPr>
+        <w:tabs>
+          <w:tab w:val="num" w:pos="5040"/>
+        </w:tabs>
+        <w:ind w:left="5040" w:hanging="360"/>
+      </w:pPr>
+      <w:rPr>
+        <w:rFonts w:ascii="Wingdings" w:hAnsi="Wingdings" w:hint="default"/>
+        <w:sz w:val="20"/>
+      </w:rPr>
+    </w:lvl>
+    <w:lvl w:ilvl="7" w:tentative="1">
+      <w:start w:val="1"/>
+      <w:numFmt w:val="bullet"/>
+      <w:lvlText w:val=""/>
+      <w:lvlJc w:val="left"/>
+      <w:pPr>
+        <w:tabs>
+          <w:tab w:val="num" w:pos="5760"/>
+        </w:tabs>
+        <w:ind w:left="5760" w:hanging="360"/>
+      </w:pPr>
+      <w:rPr>
+        <w:rFonts w:ascii="Wingdings" w:hAnsi="Wingdings" w:hint="default"/>
+        <w:sz w:val="20"/>
+      </w:rPr>
+    </w:lvl>
+    <w:lvl w:ilvl="8" w:tentative="1">
+      <w:start w:val="1"/>
+      <w:numFmt w:val="bullet"/>
+      <w:lvlText w:val=""/>
+      <w:lvlJc w:val="left"/>
+      <w:pPr>
+        <w:tabs>
+          <w:tab w:val="num" w:pos="6480"/>
+        </w:tabs>
+        <w:ind w:left="6480" w:hanging="360"/>
+      </w:pPr>
+      <w:rPr>
+        <w:rFonts w:ascii="Wingdings" w:hAnsi="Wingdings" w:hint="default"/>
+        <w:sz w:val="20"/>
+      </w:rPr>
+    </w:lvl>
+  </w:abstractNum>
+  <w:abstractNum w:abstractNumId="21" w15:restartNumberingAfterBreak="0">
+    <w:nsid w:val="38DA436E"/>
+    <w:multiLevelType w:val="hybridMultilevel"/>
+    <w:tmpl w:val="C87A7F7E"/>
+    <w:lvl w:ilvl="0" w:tplc="08090001">
+      <w:start w:val="1"/>
+      <w:numFmt w:val="bullet"/>
+      <w:lvlText w:val=""/>
+      <w:lvlJc w:val="left"/>
+      <w:pPr>
+        <w:ind w:left="720" w:hanging="360"/>
+      </w:pPr>
+      <w:rPr>
+        <w:rFonts w:ascii="Symbol" w:hAnsi="Symbol" w:hint="default"/>
+      </w:rPr>
+    </w:lvl>
+    <w:lvl w:ilvl="1" w:tplc="08090003" w:tentative="1">
+      <w:start w:val="1"/>
+      <w:numFmt w:val="bullet"/>
+      <w:lvlText w:val="o"/>
+      <w:lvlJc w:val="left"/>
+      <w:pPr>
+        <w:ind w:left="1440" w:hanging="360"/>
+      </w:pPr>
+      <w:rPr>
+        <w:rFonts w:ascii="Courier New" w:hAnsi="Courier New" w:cs="Courier New" w:hint="default"/>
+      </w:rPr>
+    </w:lvl>
+    <w:lvl w:ilvl="2" w:tplc="08090005" w:tentative="1">
+      <w:start w:val="1"/>
+      <w:numFmt w:val="bullet"/>
+      <w:lvlText w:val=""/>
+      <w:lvlJc w:val="left"/>
+      <w:pPr>
+        <w:ind w:left="2160" w:hanging="360"/>
+      </w:pPr>
+      <w:rPr>
+        <w:rFonts w:ascii="Wingdings" w:hAnsi="Wingdings" w:hint="default"/>
+      </w:rPr>
+    </w:lvl>
+    <w:lvl w:ilvl="3" w:tplc="08090001" w:tentative="1">
+      <w:start w:val="1"/>
+      <w:numFmt w:val="bullet"/>
+      <w:lvlText w:val=""/>
+      <w:lvlJc w:val="left"/>
+      <w:pPr>
+        <w:ind w:left="2880" w:hanging="360"/>
+      </w:pPr>
+      <w:rPr>
+        <w:rFonts w:ascii="Symbol" w:hAnsi="Symbol" w:hint="default"/>
+      </w:rPr>
+    </w:lvl>
+    <w:lvl w:ilvl="4" w:tplc="08090003" w:tentative="1">
+      <w:start w:val="1"/>
+      <w:numFmt w:val="bullet"/>
+      <w:lvlText w:val="o"/>
+      <w:lvlJc w:val="left"/>
+      <w:pPr>
+        <w:ind w:left="3600" w:hanging="360"/>
+      </w:pPr>
+      <w:rPr>
+        <w:rFonts w:ascii="Courier New" w:hAnsi="Courier New" w:cs="Courier New" w:hint="default"/>
+      </w:rPr>
+    </w:lvl>
+    <w:lvl w:ilvl="5" w:tplc="08090005" w:tentative="1">
+      <w:start w:val="1"/>
+      <w:numFmt w:val="bullet"/>
+      <w:lvlText w:val=""/>
+      <w:lvlJc w:val="left"/>
+      <w:pPr>
+        <w:ind w:left="4320" w:hanging="360"/>
+      </w:pPr>
+      <w:rPr>
+        <w:rFonts w:ascii="Wingdings" w:hAnsi="Wingdings" w:hint="default"/>
+      </w:rPr>
+    </w:lvl>
+    <w:lvl w:ilvl="6" w:tplc="08090001" w:tentative="1">
+      <w:start w:val="1"/>
+      <w:numFmt w:val="bullet"/>
+      <w:lvlText w:val=""/>
+      <w:lvlJc w:val="left"/>
+      <w:pPr>
+        <w:ind w:left="5040" w:hanging="360"/>
+      </w:pPr>
+      <w:rPr>
+        <w:rFonts w:ascii="Symbol" w:hAnsi="Symbol" w:hint="default"/>
+      </w:rPr>
+    </w:lvl>
+    <w:lvl w:ilvl="7" w:tplc="08090003" w:tentative="1">
+      <w:start w:val="1"/>
+      <w:numFmt w:val="bullet"/>
+      <w:lvlText w:val="o"/>
+      <w:lvlJc w:val="left"/>
+      <w:pPr>
+        <w:ind w:left="5760" w:hanging="360"/>
+      </w:pPr>
+      <w:rPr>
+        <w:rFonts w:ascii="Courier New" w:hAnsi="Courier New" w:cs="Courier New" w:hint="default"/>
+      </w:rPr>
+    </w:lvl>
+    <w:lvl w:ilvl="8" w:tplc="08090005" w:tentative="1">
+      <w:start w:val="1"/>
+      <w:numFmt w:val="bullet"/>
+      <w:lvlText w:val=""/>
+      <w:lvlJc w:val="left"/>
+      <w:pPr>
+        <w:ind w:left="6480" w:hanging="360"/>
+      </w:pPr>
+      <w:rPr>
+        <w:rFonts w:ascii="Wingdings" w:hAnsi="Wingdings" w:hint="default"/>
+      </w:rPr>
+    </w:lvl>
+  </w:abstractNum>
+  <w:abstractNum w:abstractNumId="22" w15:restartNumberingAfterBreak="0">
     <w:nsid w:val="45C8547C"/>
     <w:multiLevelType w:val="hybridMultilevel"/>
     <w:tmpl w:val="3AD80364"/>
@@ -2876,7 +5131,120 @@
       </w:rPr>
     </w:lvl>
   </w:abstractNum>
-  <w:abstractNum w:abstractNumId="11" w15:restartNumberingAfterBreak="0">
+  <w:abstractNum w:abstractNumId="23" w15:restartNumberingAfterBreak="0">
+    <w:nsid w:val="466C51E6"/>
+    <w:multiLevelType w:val="hybridMultilevel"/>
+    <w:tmpl w:val="9776337C"/>
+    <w:lvl w:ilvl="0" w:tplc="08090001">
+      <w:start w:val="1"/>
+      <w:numFmt w:val="bullet"/>
+      <w:lvlText w:val=""/>
+      <w:lvlJc w:val="left"/>
+      <w:pPr>
+        <w:ind w:left="720" w:hanging="360"/>
+      </w:pPr>
+      <w:rPr>
+        <w:rFonts w:ascii="Symbol" w:hAnsi="Symbol" w:hint="default"/>
+      </w:rPr>
+    </w:lvl>
+    <w:lvl w:ilvl="1" w:tplc="08090003" w:tentative="1">
+      <w:start w:val="1"/>
+      <w:numFmt w:val="bullet"/>
+      <w:lvlText w:val="o"/>
+      <w:lvlJc w:val="left"/>
+      <w:pPr>
+        <w:ind w:left="1440" w:hanging="360"/>
+      </w:pPr>
+      <w:rPr>
+        <w:rFonts w:ascii="Courier New" w:hAnsi="Courier New" w:cs="Courier New" w:hint="default"/>
+      </w:rPr>
+    </w:lvl>
+    <w:lvl w:ilvl="2" w:tplc="08090005" w:tentative="1">
+      <w:start w:val="1"/>
+      <w:numFmt w:val="bullet"/>
+      <w:lvlText w:val=""/>
+      <w:lvlJc w:val="left"/>
+      <w:pPr>
+        <w:ind w:left="2160" w:hanging="360"/>
+      </w:pPr>
+      <w:rPr>
+        <w:rFonts w:ascii="Wingdings" w:hAnsi="Wingdings" w:hint="default"/>
+      </w:rPr>
+    </w:lvl>
+    <w:lvl w:ilvl="3" w:tplc="08090001" w:tentative="1">
+      <w:start w:val="1"/>
+      <w:numFmt w:val="bullet"/>
+      <w:lvlText w:val=""/>
+      <w:lvlJc w:val="left"/>
+      <w:pPr>
+        <w:ind w:left="2880" w:hanging="360"/>
+      </w:pPr>
+      <w:rPr>
+        <w:rFonts w:ascii="Symbol" w:hAnsi="Symbol" w:hint="default"/>
+      </w:rPr>
+    </w:lvl>
+    <w:lvl w:ilvl="4" w:tplc="08090003" w:tentative="1">
+      <w:start w:val="1"/>
+      <w:numFmt w:val="bullet"/>
+      <w:lvlText w:val="o"/>
+      <w:lvlJc w:val="left"/>
+      <w:pPr>
+        <w:ind w:left="3600" w:hanging="360"/>
+      </w:pPr>
+      <w:rPr>
+        <w:rFonts w:ascii="Courier New" w:hAnsi="Courier New" w:cs="Courier New" w:hint="default"/>
+      </w:rPr>
+    </w:lvl>
+    <w:lvl w:ilvl="5" w:tplc="08090005" w:tentative="1">
+      <w:start w:val="1"/>
+      <w:numFmt w:val="bullet"/>
+      <w:lvlText w:val=""/>
+      <w:lvlJc w:val="left"/>
+      <w:pPr>
+        <w:ind w:left="4320" w:hanging="360"/>
+      </w:pPr>
+      <w:rPr>
+        <w:rFonts w:ascii="Wingdings" w:hAnsi="Wingdings" w:hint="default"/>
+      </w:rPr>
+    </w:lvl>
+    <w:lvl w:ilvl="6" w:tplc="08090001" w:tentative="1">
+      <w:start w:val="1"/>
+      <w:numFmt w:val="bullet"/>
+      <w:lvlText w:val=""/>
+      <w:lvlJc w:val="left"/>
+      <w:pPr>
+        <w:ind w:left="5040" w:hanging="360"/>
+      </w:pPr>
+      <w:rPr>
+        <w:rFonts w:ascii="Symbol" w:hAnsi="Symbol" w:hint="default"/>
+      </w:rPr>
+    </w:lvl>
+    <w:lvl w:ilvl="7" w:tplc="08090003" w:tentative="1">
+      <w:start w:val="1"/>
+      <w:numFmt w:val="bullet"/>
+      <w:lvlText w:val="o"/>
+      <w:lvlJc w:val="left"/>
+      <w:pPr>
+        <w:ind w:left="5760" w:hanging="360"/>
+      </w:pPr>
+      <w:rPr>
+        <w:rFonts w:ascii="Courier New" w:hAnsi="Courier New" w:cs="Courier New" w:hint="default"/>
+      </w:rPr>
+    </w:lvl>
+    <w:lvl w:ilvl="8" w:tplc="08090005" w:tentative="1">
+      <w:start w:val="1"/>
+      <w:numFmt w:val="bullet"/>
+      <w:lvlText w:val=""/>
+      <w:lvlJc w:val="left"/>
+      <w:pPr>
+        <w:ind w:left="6480" w:hanging="360"/>
+      </w:pPr>
+      <w:rPr>
+        <w:rFonts w:ascii="Wingdings" w:hAnsi="Wingdings" w:hint="default"/>
+      </w:rPr>
+    </w:lvl>
+  </w:abstractNum>
+  <w:abstractNum w:abstractNumId="24" w15:restartNumberingAfterBreak="0">
     <w:nsid w:val="4678204F"/>
     <w:multiLevelType w:val="hybridMultilevel"/>
     <w:tmpl w:val="EB6EA038"/>
@@ -2989,7 +5357,156 @@
       </w:rPr>
     </w:lvl>
   </w:abstractNum>
-  <w:abstractNum w:abstractNumId="12" w15:restartNumberingAfterBreak="0">
+  <w:abstractNum w:abstractNumId="25" w15:restartNumberingAfterBreak="0">
+    <w:nsid w:val="4C7C640D"/>
+    <w:multiLevelType w:val="multilevel"/>
+    <w:tmpl w:val="3C807A86"/>
+    <w:lvl w:ilvl="0">
+      <w:start w:val="1"/>
+      <w:numFmt w:val="bullet"/>
+      <w:lvlText w:val=""/>
+      <w:lvlJc w:val="left"/>
+      <w:pPr>
+        <w:tabs>
+          <w:tab w:val="num" w:pos="720"/>
+        </w:tabs>
+        <w:ind w:left="720" w:hanging="360"/>
+      </w:pPr>
+      <w:rPr>
+        <w:rFonts w:ascii="Symbol" w:hAnsi="Symbol" w:hint="default"/>
+        <w:sz w:val="20"/>
+      </w:rPr>
+    </w:lvl>
+    <w:lvl w:ilvl="1" w:tentative="1">
+      <w:start w:val="1"/>
+      <w:numFmt w:val="bullet"/>
+      <w:lvlText w:val="o"/>
+      <w:lvlJc w:val="left"/>
+      <w:pPr>
+        <w:tabs>
+          <w:tab w:val="num" w:pos="1440"/>
+        </w:tabs>
+        <w:ind w:left="1440" w:hanging="360"/>
+      </w:pPr>
+      <w:rPr>
+        <w:rFonts w:ascii="Courier New" w:hAnsi="Courier New" w:hint="default"/>
+        <w:sz w:val="20"/>
+      </w:rPr>
+    </w:lvl>
+    <w:lvl w:ilvl="2" w:tentative="1">
+      <w:start w:val="1"/>
+      <w:numFmt w:val="bullet"/>
+      <w:lvlText w:val=""/>
+      <w:lvlJc w:val="left"/>
+      <w:pPr>
+        <w:tabs>
+          <w:tab w:val="num" w:pos="2160"/>
+        </w:tabs>
+        <w:ind w:left="2160" w:hanging="360"/>
+      </w:pPr>
+      <w:rPr>
+        <w:rFonts w:ascii="Wingdings" w:hAnsi="Wingdings" w:hint="default"/>
+        <w:sz w:val="20"/>
+      </w:rPr>
+    </w:lvl>
+    <w:lvl w:ilvl="3" w:tentative="1">
+      <w:start w:val="1"/>
+      <w:numFmt w:val="bullet"/>
+      <w:lvlText w:val=""/>
+      <w:lvlJc w:val="left"/>
+      <w:pPr>
+        <w:tabs>
+          <w:tab w:val="num" w:pos="2880"/>
+        </w:tabs>
+        <w:ind w:left="2880" w:hanging="360"/>
+      </w:pPr>
+      <w:rPr>
+        <w:rFonts w:ascii="Wingdings" w:hAnsi="Wingdings" w:hint="default"/>
+        <w:sz w:val="20"/>
+      </w:rPr>
+    </w:lvl>
+    <w:lvl w:ilvl="4" w:tentative="1">
+      <w:start w:val="1"/>
+      <w:numFmt w:val="bullet"/>
+      <w:lvlText w:val=""/>
+      <w:lvlJc w:val="left"/>
+      <w:pPr>
+        <w:tabs>
+          <w:tab w:val="num" w:pos="3600"/>
+        </w:tabs>
+        <w:ind w:left="3600" w:hanging="360"/>
+      </w:pPr>
+      <w:rPr>
+        <w:rFonts w:ascii="Wingdings" w:hAnsi="Wingdings" w:hint="default"/>
+        <w:sz w:val="20"/>
+      </w:rPr>
+    </w:lvl>
+    <w:lvl w:ilvl="5" w:tentative="1">
+      <w:start w:val="1"/>
+      <w:numFmt w:val="bullet"/>
+      <w:lvlText w:val=""/>
+      <w:lvlJc w:val="left"/>
+      <w:pPr>
+        <w:tabs>
+          <w:tab w:val="num" w:pos="4320"/>
+        </w:tabs>
+        <w:ind w:left="4320" w:hanging="360"/>
+      </w:pPr>
+      <w:rPr>
+        <w:rFonts w:ascii="Wingdings" w:hAnsi="Wingdings" w:hint="default"/>
+        <w:sz w:val="20"/>
+      </w:rPr>
+    </w:lvl>
+    <w:lvl w:ilvl="6" w:tentative="1">
+      <w:start w:val="1"/>
+      <w:numFmt w:val="bullet"/>
+      <w:lvlText w:val=""/>
+      <w:lvlJc w:val="left"/>
+      <w:pPr>
+        <w:tabs>
+          <w:tab w:val="num" w:pos="5040"/>
+        </w:tabs>
+        <w:ind w:left="5040" w:hanging="360"/>
+      </w:pPr>
+      <w:rPr>
+        <w:rFonts w:ascii="Wingdings" w:hAnsi="Wingdings" w:hint="default"/>
+        <w:sz w:val="20"/>
+      </w:rPr>
+    </w:lvl>
+    <w:lvl w:ilvl="7" w:tentative="1">
+      <w:start w:val="1"/>
+      <w:numFmt w:val="bullet"/>
+      <w:lvlText w:val=""/>
+      <w:lvlJc w:val="left"/>
+      <w:pPr>
+        <w:tabs>
+          <w:tab w:val="num" w:pos="5760"/>
+        </w:tabs>
+        <w:ind w:left="5760" w:hanging="360"/>
+      </w:pPr>
+      <w:rPr>
+        <w:rFonts w:ascii="Wingdings" w:hAnsi="Wingdings" w:hint="default"/>
+        <w:sz w:val="20"/>
+      </w:rPr>
+    </w:lvl>
+    <w:lvl w:ilvl="8" w:tentative="1">
+      <w:start w:val="1"/>
+      <w:numFmt w:val="bullet"/>
+      <w:lvlText w:val=""/>
+      <w:lvlJc w:val="left"/>
+      <w:pPr>
+        <w:tabs>
+          <w:tab w:val="num" w:pos="6480"/>
+        </w:tabs>
+        <w:ind w:left="6480" w:hanging="360"/>
+      </w:pPr>
+      <w:rPr>
+        <w:rFonts w:ascii="Wingdings" w:hAnsi="Wingdings" w:hint="default"/>
+        <w:sz w:val="20"/>
+      </w:rPr>
+    </w:lvl>
+  </w:abstractNum>
+  <w:abstractNum w:abstractNumId="26" w15:restartNumberingAfterBreak="0">
     <w:nsid w:val="4D3B0785"/>
     <w:multiLevelType w:val="hybridMultilevel"/>
     <w:tmpl w:val="5A9A5416"/>
@@ -3102,7 +5619,7 @@
       </w:rPr>
     </w:lvl>
   </w:abstractNum>
-  <w:abstractNum w:abstractNumId="13" w15:restartNumberingAfterBreak="0">
+  <w:abstractNum w:abstractNumId="27" w15:restartNumberingAfterBreak="0">
     <w:nsid w:val="4E3C0BC8"/>
     <w:multiLevelType w:val="hybridMultilevel"/>
     <w:tmpl w:val="11C4CECA"/>
@@ -3215,7 +5732,269 @@
       </w:rPr>
     </w:lvl>
   </w:abstractNum>
-  <w:abstractNum w:abstractNumId="14" w15:restartNumberingAfterBreak="0">
+  <w:abstractNum w:abstractNumId="28" w15:restartNumberingAfterBreak="0">
+    <w:nsid w:val="53EC56C9"/>
+    <w:multiLevelType w:val="multilevel"/>
+    <w:tmpl w:val="3C3670FC"/>
+    <w:lvl w:ilvl="0">
+      <w:start w:val="1"/>
+      <w:numFmt w:val="bullet"/>
+      <w:lvlText w:val=""/>
+      <w:lvlJc w:val="left"/>
+      <w:pPr>
+        <w:tabs>
+          <w:tab w:val="num" w:pos="720"/>
+        </w:tabs>
+        <w:ind w:left="720" w:hanging="360"/>
+      </w:pPr>
+      <w:rPr>
+        <w:rFonts w:ascii="Symbol" w:hAnsi="Symbol" w:hint="default"/>
+        <w:sz w:val="20"/>
+      </w:rPr>
+    </w:lvl>
+    <w:lvl w:ilvl="1" w:tentative="1">
+      <w:start w:val="1"/>
+      <w:numFmt w:val="bullet"/>
+      <w:lvlText w:val="o"/>
+      <w:lvlJc w:val="left"/>
+      <w:pPr>
+        <w:tabs>
+          <w:tab w:val="num" w:pos="1440"/>
+        </w:tabs>
+        <w:ind w:left="1440" w:hanging="360"/>
+      </w:pPr>
+      <w:rPr>
+        <w:rFonts w:ascii="Courier New" w:hAnsi="Courier New" w:hint="default"/>
+        <w:sz w:val="20"/>
+      </w:rPr>
+    </w:lvl>
+    <w:lvl w:ilvl="2" w:tentative="1">
+      <w:start w:val="1"/>
+      <w:numFmt w:val="bullet"/>
+      <w:lvlText w:val=""/>
+      <w:lvlJc w:val="left"/>
+      <w:pPr>
+        <w:tabs>
+          <w:tab w:val="num" w:pos="2160"/>
+        </w:tabs>
+        <w:ind w:left="2160" w:hanging="360"/>
+      </w:pPr>
+      <w:rPr>
+        <w:rFonts w:ascii="Wingdings" w:hAnsi="Wingdings" w:hint="default"/>
+        <w:sz w:val="20"/>
+      </w:rPr>
+    </w:lvl>
+    <w:lvl w:ilvl="3" w:tentative="1">
+      <w:start w:val="1"/>
+      <w:numFmt w:val="bullet"/>
+      <w:lvlText w:val=""/>
+      <w:lvlJc w:val="left"/>
+      <w:pPr>
+        <w:tabs>
+          <w:tab w:val="num" w:pos="2880"/>
+        </w:tabs>
+        <w:ind w:left="2880" w:hanging="360"/>
+      </w:pPr>
+      <w:rPr>
+        <w:rFonts w:ascii="Wingdings" w:hAnsi="Wingdings" w:hint="default"/>
+        <w:sz w:val="20"/>
+      </w:rPr>
+    </w:lvl>
+    <w:lvl w:ilvl="4" w:tentative="1">
+      <w:start w:val="1"/>
+      <w:numFmt w:val="bullet"/>
+      <w:lvlText w:val=""/>
+      <w:lvlJc w:val="left"/>
+      <w:pPr>
+        <w:tabs>
+          <w:tab w:val="num" w:pos="3600"/>
+        </w:tabs>
+        <w:ind w:left="3600" w:hanging="360"/>
+      </w:pPr>
+      <w:rPr>
+        <w:rFonts w:ascii="Wingdings" w:hAnsi="Wingdings" w:hint="default"/>
+        <w:sz w:val="20"/>
+      </w:rPr>
+    </w:lvl>
+    <w:lvl w:ilvl="5" w:tentative="1">
+      <w:start w:val="1"/>
+      <w:numFmt w:val="bullet"/>
+      <w:lvlText w:val=""/>
+      <w:lvlJc w:val="left"/>
+      <w:pPr>
+        <w:tabs>
+          <w:tab w:val="num" w:pos="4320"/>
+        </w:tabs>
+        <w:ind w:left="4320" w:hanging="360"/>
+      </w:pPr>
+      <w:rPr>
+        <w:rFonts w:ascii="Wingdings" w:hAnsi="Wingdings" w:hint="default"/>
+        <w:sz w:val="20"/>
+      </w:rPr>
+    </w:lvl>
+    <w:lvl w:ilvl="6" w:tentative="1">
+      <w:start w:val="1"/>
+      <w:numFmt w:val="bullet"/>
+      <w:lvlText w:val=""/>
+      <w:lvlJc w:val="left"/>
+      <w:pPr>
+        <w:tabs>
+          <w:tab w:val="num" w:pos="5040"/>
+        </w:tabs>
+        <w:ind w:left="5040" w:hanging="360"/>
+      </w:pPr>
+      <w:rPr>
+        <w:rFonts w:ascii="Wingdings" w:hAnsi="Wingdings" w:hint="default"/>
+        <w:sz w:val="20"/>
+      </w:rPr>
+    </w:lvl>
+    <w:lvl w:ilvl="7" w:tentative="1">
+      <w:start w:val="1"/>
+      <w:numFmt w:val="bullet"/>
+      <w:lvlText w:val=""/>
+      <w:lvlJc w:val="left"/>
+      <w:pPr>
+        <w:tabs>
+          <w:tab w:val="num" w:pos="5760"/>
+        </w:tabs>
+        <w:ind w:left="5760" w:hanging="360"/>
+      </w:pPr>
+      <w:rPr>
+        <w:rFonts w:ascii="Wingdings" w:hAnsi="Wingdings" w:hint="default"/>
+        <w:sz w:val="20"/>
+      </w:rPr>
+    </w:lvl>
+    <w:lvl w:ilvl="8" w:tentative="1">
+      <w:start w:val="1"/>
+      <w:numFmt w:val="bullet"/>
+      <w:lvlText w:val=""/>
+      <w:lvlJc w:val="left"/>
+      <w:pPr>
+        <w:tabs>
+          <w:tab w:val="num" w:pos="6480"/>
+        </w:tabs>
+        <w:ind w:left="6480" w:hanging="360"/>
+      </w:pPr>
+      <w:rPr>
+        <w:rFonts w:ascii="Wingdings" w:hAnsi="Wingdings" w:hint="default"/>
+        <w:sz w:val="20"/>
+      </w:rPr>
+    </w:lvl>
+  </w:abstractNum>
+  <w:abstractNum w:abstractNumId="29" w15:restartNumberingAfterBreak="0">
+    <w:nsid w:val="558A5323"/>
+    <w:multiLevelType w:val="hybridMultilevel"/>
+    <w:tmpl w:val="709EF9E2"/>
+    <w:lvl w:ilvl="0" w:tplc="08090001">
+      <w:start w:val="1"/>
+      <w:numFmt w:val="bullet"/>
+      <w:lvlText w:val=""/>
+      <w:lvlJc w:val="left"/>
+      <w:pPr>
+        <w:ind w:left="720" w:hanging="360"/>
+      </w:pPr>
+      <w:rPr>
+        <w:rFonts w:ascii="Symbol" w:hAnsi="Symbol" w:hint="default"/>
+      </w:rPr>
+    </w:lvl>
+    <w:lvl w:ilvl="1" w:tplc="08090003" w:tentative="1">
+      <w:start w:val="1"/>
+      <w:numFmt w:val="bullet"/>
+      <w:lvlText w:val="o"/>
+      <w:lvlJc w:val="left"/>
+      <w:pPr>
+        <w:ind w:left="1440" w:hanging="360"/>
+      </w:pPr>
+      <w:rPr>
+        <w:rFonts w:ascii="Courier New" w:hAnsi="Courier New" w:cs="Courier New" w:hint="default"/>
+      </w:rPr>
+    </w:lvl>
+    <w:lvl w:ilvl="2" w:tplc="08090005" w:tentative="1">
+      <w:start w:val="1"/>
+      <w:numFmt w:val="bullet"/>
+      <w:lvlText w:val=""/>
+      <w:lvlJc w:val="left"/>
+      <w:pPr>
+        <w:ind w:left="2160" w:hanging="360"/>
+      </w:pPr>
+      <w:rPr>
+        <w:rFonts w:ascii="Wingdings" w:hAnsi="Wingdings" w:hint="default"/>
+      </w:rPr>
+    </w:lvl>
+    <w:lvl w:ilvl="3" w:tplc="08090001" w:tentative="1">
+      <w:start w:val="1"/>
+      <w:numFmt w:val="bullet"/>
+      <w:lvlText w:val=""/>
+      <w:lvlJc w:val="left"/>
+      <w:pPr>
+        <w:ind w:left="2880" w:hanging="360"/>
+      </w:pPr>
+      <w:rPr>
+        <w:rFonts w:ascii="Symbol" w:hAnsi="Symbol" w:hint="default"/>
+      </w:rPr>
+    </w:lvl>
+    <w:lvl w:ilvl="4" w:tplc="08090003" w:tentative="1">
+      <w:start w:val="1"/>
+      <w:numFmt w:val="bullet"/>
+      <w:lvlText w:val="o"/>
+      <w:lvlJc w:val="left"/>
+      <w:pPr>
+        <w:ind w:left="3600" w:hanging="360"/>
+      </w:pPr>
+      <w:rPr>
+        <w:rFonts w:ascii="Courier New" w:hAnsi="Courier New" w:cs="Courier New" w:hint="default"/>
+      </w:rPr>
+    </w:lvl>
+    <w:lvl w:ilvl="5" w:tplc="08090005" w:tentative="1">
+      <w:start w:val="1"/>
+      <w:numFmt w:val="bullet"/>
+      <w:lvlText w:val=""/>
+      <w:lvlJc w:val="left"/>
+      <w:pPr>
+        <w:ind w:left="4320" w:hanging="360"/>
+      </w:pPr>
+      <w:rPr>
+        <w:rFonts w:ascii="Wingdings" w:hAnsi="Wingdings" w:hint="default"/>
+      </w:rPr>
+    </w:lvl>
+    <w:lvl w:ilvl="6" w:tplc="08090001" w:tentative="1">
+      <w:start w:val="1"/>
+      <w:numFmt w:val="bullet"/>
+      <w:lvlText w:val=""/>
+      <w:lvlJc w:val="left"/>
+      <w:pPr>
+        <w:ind w:left="5040" w:hanging="360"/>
+      </w:pPr>
+      <w:rPr>
+        <w:rFonts w:ascii="Symbol" w:hAnsi="Symbol" w:hint="default"/>
+      </w:rPr>
+    </w:lvl>
+    <w:lvl w:ilvl="7" w:tplc="08090003" w:tentative="1">
+      <w:start w:val="1"/>
+      <w:numFmt w:val="bullet"/>
+      <w:lvlText w:val="o"/>
+      <w:lvlJc w:val="left"/>
+      <w:pPr>
+        <w:ind w:left="5760" w:hanging="360"/>
+      </w:pPr>
+      <w:rPr>
+        <w:rFonts w:ascii="Courier New" w:hAnsi="Courier New" w:cs="Courier New" w:hint="default"/>
+      </w:rPr>
+    </w:lvl>
+    <w:lvl w:ilvl="8" w:tplc="08090005" w:tentative="1">
+      <w:start w:val="1"/>
+      <w:numFmt w:val="bullet"/>
+      <w:lvlText w:val=""/>
+      <w:lvlJc w:val="left"/>
+      <w:pPr>
+        <w:ind w:left="6480" w:hanging="360"/>
+      </w:pPr>
+      <w:rPr>
+        <w:rFonts w:ascii="Wingdings" w:hAnsi="Wingdings" w:hint="default"/>
+      </w:rPr>
+    </w:lvl>
+  </w:abstractNum>
+  <w:abstractNum w:abstractNumId="30" w15:restartNumberingAfterBreak="0">
     <w:nsid w:val="561075FF"/>
     <w:multiLevelType w:val="hybridMultilevel"/>
     <w:tmpl w:val="68981830"/>
@@ -3328,7 +6107,608 @@
       </w:rPr>
     </w:lvl>
   </w:abstractNum>
-  <w:abstractNum w:abstractNumId="15" w15:restartNumberingAfterBreak="0">
+  <w:abstractNum w:abstractNumId="31" w15:restartNumberingAfterBreak="0">
+    <w:nsid w:val="56A9652B"/>
+    <w:multiLevelType w:val="hybridMultilevel"/>
+    <w:tmpl w:val="6DC47E76"/>
+    <w:lvl w:ilvl="0" w:tplc="08090001">
+      <w:start w:val="1"/>
+      <w:numFmt w:val="bullet"/>
+      <w:lvlText w:val=""/>
+      <w:lvlJc w:val="left"/>
+      <w:pPr>
+        <w:ind w:left="720" w:hanging="360"/>
+      </w:pPr>
+      <w:rPr>
+        <w:rFonts w:ascii="Symbol" w:hAnsi="Symbol" w:hint="default"/>
+      </w:rPr>
+    </w:lvl>
+    <w:lvl w:ilvl="1" w:tplc="08090003" w:tentative="1">
+      <w:start w:val="1"/>
+      <w:numFmt w:val="bullet"/>
+      <w:lvlText w:val="o"/>
+      <w:lvlJc w:val="left"/>
+      <w:pPr>
+        <w:ind w:left="1440" w:hanging="360"/>
+      </w:pPr>
+      <w:rPr>
+        <w:rFonts w:ascii="Courier New" w:hAnsi="Courier New" w:cs="Courier New" w:hint="default"/>
+      </w:rPr>
+    </w:lvl>
+    <w:lvl w:ilvl="2" w:tplc="08090005" w:tentative="1">
+      <w:start w:val="1"/>
+      <w:numFmt w:val="bullet"/>
+      <w:lvlText w:val=""/>
+      <w:lvlJc w:val="left"/>
+      <w:pPr>
+        <w:ind w:left="2160" w:hanging="360"/>
+      </w:pPr>
+      <w:rPr>
+        <w:rFonts w:ascii="Wingdings" w:hAnsi="Wingdings" w:hint="default"/>
+      </w:rPr>
+    </w:lvl>
+    <w:lvl w:ilvl="3" w:tplc="08090001" w:tentative="1">
+      <w:start w:val="1"/>
+      <w:numFmt w:val="bullet"/>
+      <w:lvlText w:val=""/>
+      <w:lvlJc w:val="left"/>
+      <w:pPr>
+        <w:ind w:left="2880" w:hanging="360"/>
+      </w:pPr>
+      <w:rPr>
+        <w:rFonts w:ascii="Symbol" w:hAnsi="Symbol" w:hint="default"/>
+      </w:rPr>
+    </w:lvl>
+    <w:lvl w:ilvl="4" w:tplc="08090003" w:tentative="1">
+      <w:start w:val="1"/>
+      <w:numFmt w:val="bullet"/>
+      <w:lvlText w:val="o"/>
+      <w:lvlJc w:val="left"/>
+      <w:pPr>
+        <w:ind w:left="3600" w:hanging="360"/>
+      </w:pPr>
+      <w:rPr>
+        <w:rFonts w:ascii="Courier New" w:hAnsi="Courier New" w:cs="Courier New" w:hint="default"/>
+      </w:rPr>
+    </w:lvl>
+    <w:lvl w:ilvl="5" w:tplc="08090005" w:tentative="1">
+      <w:start w:val="1"/>
+      <w:numFmt w:val="bullet"/>
+      <w:lvlText w:val=""/>
+      <w:lvlJc w:val="left"/>
+      <w:pPr>
+        <w:ind w:left="4320" w:hanging="360"/>
+      </w:pPr>
+      <w:rPr>
+        <w:rFonts w:ascii="Wingdings" w:hAnsi="Wingdings" w:hint="default"/>
+      </w:rPr>
+    </w:lvl>
+    <w:lvl w:ilvl="6" w:tplc="08090001" w:tentative="1">
+      <w:start w:val="1"/>
+      <w:numFmt w:val="bullet"/>
+      <w:lvlText w:val=""/>
+      <w:lvlJc w:val="left"/>
+      <w:pPr>
+        <w:ind w:left="5040" w:hanging="360"/>
+      </w:pPr>
+      <w:rPr>
+        <w:rFonts w:ascii="Symbol" w:hAnsi="Symbol" w:hint="default"/>
+      </w:rPr>
+    </w:lvl>
+    <w:lvl w:ilvl="7" w:tplc="08090003" w:tentative="1">
+      <w:start w:val="1"/>
+      <w:numFmt w:val="bullet"/>
+      <w:lvlText w:val="o"/>
+      <w:lvlJc w:val="left"/>
+      <w:pPr>
+        <w:ind w:left="5760" w:hanging="360"/>
+      </w:pPr>
+      <w:rPr>
+        <w:rFonts w:ascii="Courier New" w:hAnsi="Courier New" w:cs="Courier New" w:hint="default"/>
+      </w:rPr>
+    </w:lvl>
+    <w:lvl w:ilvl="8" w:tplc="08090005" w:tentative="1">
+      <w:start w:val="1"/>
+      <w:numFmt w:val="bullet"/>
+      <w:lvlText w:val=""/>
+      <w:lvlJc w:val="left"/>
+      <w:pPr>
+        <w:ind w:left="6480" w:hanging="360"/>
+      </w:pPr>
+      <w:rPr>
+        <w:rFonts w:ascii="Wingdings" w:hAnsi="Wingdings" w:hint="default"/>
+      </w:rPr>
+    </w:lvl>
+  </w:abstractNum>
+  <w:abstractNum w:abstractNumId="32" w15:restartNumberingAfterBreak="0">
+    <w:nsid w:val="5C6C61E8"/>
+    <w:multiLevelType w:val="hybridMultilevel"/>
+    <w:tmpl w:val="1668E66E"/>
+    <w:lvl w:ilvl="0" w:tplc="08090001">
+      <w:start w:val="1"/>
+      <w:numFmt w:val="bullet"/>
+      <w:lvlText w:val=""/>
+      <w:lvlJc w:val="left"/>
+      <w:pPr>
+        <w:ind w:left="720" w:hanging="360"/>
+      </w:pPr>
+      <w:rPr>
+        <w:rFonts w:ascii="Symbol" w:hAnsi="Symbol" w:hint="default"/>
+      </w:rPr>
+    </w:lvl>
+    <w:lvl w:ilvl="1" w:tplc="08090003" w:tentative="1">
+      <w:start w:val="1"/>
+      <w:numFmt w:val="bullet"/>
+      <w:lvlText w:val="o"/>
+      <w:lvlJc w:val="left"/>
+      <w:pPr>
+        <w:ind w:left="1440" w:hanging="360"/>
+      </w:pPr>
+      <w:rPr>
+        <w:rFonts w:ascii="Courier New" w:hAnsi="Courier New" w:cs="Courier New" w:hint="default"/>
+      </w:rPr>
+    </w:lvl>
+    <w:lvl w:ilvl="2" w:tplc="08090005" w:tentative="1">
+      <w:start w:val="1"/>
+      <w:numFmt w:val="bullet"/>
+      <w:lvlText w:val=""/>
+      <w:lvlJc w:val="left"/>
+      <w:pPr>
+        <w:ind w:left="2160" w:hanging="360"/>
+      </w:pPr>
+      <w:rPr>
+        <w:rFonts w:ascii="Wingdings" w:hAnsi="Wingdings" w:hint="default"/>
+      </w:rPr>
+    </w:lvl>
+    <w:lvl w:ilvl="3" w:tplc="08090001" w:tentative="1">
+      <w:start w:val="1"/>
+      <w:numFmt w:val="bullet"/>
+      <w:lvlText w:val=""/>
+      <w:lvlJc w:val="left"/>
+      <w:pPr>
+        <w:ind w:left="2880" w:hanging="360"/>
+      </w:pPr>
+      <w:rPr>
+        <w:rFonts w:ascii="Symbol" w:hAnsi="Symbol" w:hint="default"/>
+      </w:rPr>
+    </w:lvl>
+    <w:lvl w:ilvl="4" w:tplc="08090003" w:tentative="1">
+      <w:start w:val="1"/>
+      <w:numFmt w:val="bullet"/>
+      <w:lvlText w:val="o"/>
+      <w:lvlJc w:val="left"/>
+      <w:pPr>
+        <w:ind w:left="3600" w:hanging="360"/>
+      </w:pPr>
+      <w:rPr>
+        <w:rFonts w:ascii="Courier New" w:hAnsi="Courier New" w:cs="Courier New" w:hint="default"/>
+      </w:rPr>
+    </w:lvl>
+    <w:lvl w:ilvl="5" w:tplc="08090005" w:tentative="1">
+      <w:start w:val="1"/>
+      <w:numFmt w:val="bullet"/>
+      <w:lvlText w:val=""/>
+      <w:lvlJc w:val="left"/>
+      <w:pPr>
+        <w:ind w:left="4320" w:hanging="360"/>
+      </w:pPr>
+      <w:rPr>
+        <w:rFonts w:ascii="Wingdings" w:hAnsi="Wingdings" w:hint="default"/>
+      </w:rPr>
+    </w:lvl>
+    <w:lvl w:ilvl="6" w:tplc="08090001" w:tentative="1">
+      <w:start w:val="1"/>
+      <w:numFmt w:val="bullet"/>
+      <w:lvlText w:val=""/>
+      <w:lvlJc w:val="left"/>
+      <w:pPr>
+        <w:ind w:left="5040" w:hanging="360"/>
+      </w:pPr>
+      <w:rPr>
+        <w:rFonts w:ascii="Symbol" w:hAnsi="Symbol" w:hint="default"/>
+      </w:rPr>
+    </w:lvl>
+    <w:lvl w:ilvl="7" w:tplc="08090003" w:tentative="1">
+      <w:start w:val="1"/>
+      <w:numFmt w:val="bullet"/>
+      <w:lvlText w:val="o"/>
+      <w:lvlJc w:val="left"/>
+      <w:pPr>
+        <w:ind w:left="5760" w:hanging="360"/>
+      </w:pPr>
+      <w:rPr>
+        <w:rFonts w:ascii="Courier New" w:hAnsi="Courier New" w:cs="Courier New" w:hint="default"/>
+      </w:rPr>
+    </w:lvl>
+    <w:lvl w:ilvl="8" w:tplc="08090005" w:tentative="1">
+      <w:start w:val="1"/>
+      <w:numFmt w:val="bullet"/>
+      <w:lvlText w:val=""/>
+      <w:lvlJc w:val="left"/>
+      <w:pPr>
+        <w:ind w:left="6480" w:hanging="360"/>
+      </w:pPr>
+      <w:rPr>
+        <w:rFonts w:ascii="Wingdings" w:hAnsi="Wingdings" w:hint="default"/>
+      </w:rPr>
+    </w:lvl>
+  </w:abstractNum>
+  <w:abstractNum w:abstractNumId="33" w15:restartNumberingAfterBreak="0">
+    <w:nsid w:val="5D0A02C9"/>
+    <w:multiLevelType w:val="hybridMultilevel"/>
+    <w:tmpl w:val="0A72202E"/>
+    <w:lvl w:ilvl="0" w:tplc="08090001">
+      <w:start w:val="1"/>
+      <w:numFmt w:val="bullet"/>
+      <w:lvlText w:val=""/>
+      <w:lvlJc w:val="left"/>
+      <w:pPr>
+        <w:ind w:left="720" w:hanging="360"/>
+      </w:pPr>
+      <w:rPr>
+        <w:rFonts w:ascii="Symbol" w:hAnsi="Symbol" w:hint="default"/>
+      </w:rPr>
+    </w:lvl>
+    <w:lvl w:ilvl="1" w:tplc="08090003" w:tentative="1">
+      <w:start w:val="1"/>
+      <w:numFmt w:val="bullet"/>
+      <w:lvlText w:val="o"/>
+      <w:lvlJc w:val="left"/>
+      <w:pPr>
+        <w:ind w:left="1440" w:hanging="360"/>
+      </w:pPr>
+      <w:rPr>
+        <w:rFonts w:ascii="Courier New" w:hAnsi="Courier New" w:cs="Courier New" w:hint="default"/>
+      </w:rPr>
+    </w:lvl>
+    <w:lvl w:ilvl="2" w:tplc="08090005" w:tentative="1">
+      <w:start w:val="1"/>
+      <w:numFmt w:val="bullet"/>
+      <w:lvlText w:val=""/>
+      <w:lvlJc w:val="left"/>
+      <w:pPr>
+        <w:ind w:left="2160" w:hanging="360"/>
+      </w:pPr>
+      <w:rPr>
+        <w:rFonts w:ascii="Wingdings" w:hAnsi="Wingdings" w:hint="default"/>
+      </w:rPr>
+    </w:lvl>
+    <w:lvl w:ilvl="3" w:tplc="08090001" w:tentative="1">
+      <w:start w:val="1"/>
+      <w:numFmt w:val="bullet"/>
+      <w:lvlText w:val=""/>
+      <w:lvlJc w:val="left"/>
+      <w:pPr>
+        <w:ind w:left="2880" w:hanging="360"/>
+      </w:pPr>
+      <w:rPr>
+        <w:rFonts w:ascii="Symbol" w:hAnsi="Symbol" w:hint="default"/>
+      </w:rPr>
+    </w:lvl>
+    <w:lvl w:ilvl="4" w:tplc="08090003" w:tentative="1">
+      <w:start w:val="1"/>
+      <w:numFmt w:val="bullet"/>
+      <w:lvlText w:val="o"/>
+      <w:lvlJc w:val="left"/>
+      <w:pPr>
+        <w:ind w:left="3600" w:hanging="360"/>
+      </w:pPr>
+      <w:rPr>
+        <w:rFonts w:ascii="Courier New" w:hAnsi="Courier New" w:cs="Courier New" w:hint="default"/>
+      </w:rPr>
+    </w:lvl>
+    <w:lvl w:ilvl="5" w:tplc="08090005" w:tentative="1">
+      <w:start w:val="1"/>
+      <w:numFmt w:val="bullet"/>
+      <w:lvlText w:val=""/>
+      <w:lvlJc w:val="left"/>
+      <w:pPr>
+        <w:ind w:left="4320" w:hanging="360"/>
+      </w:pPr>
+      <w:rPr>
+        <w:rFonts w:ascii="Wingdings" w:hAnsi="Wingdings" w:hint="default"/>
+      </w:rPr>
+    </w:lvl>
+    <w:lvl w:ilvl="6" w:tplc="08090001" w:tentative="1">
+      <w:start w:val="1"/>
+      <w:numFmt w:val="bullet"/>
+      <w:lvlText w:val=""/>
+      <w:lvlJc w:val="left"/>
+      <w:pPr>
+        <w:ind w:left="5040" w:hanging="360"/>
+      </w:pPr>
+      <w:rPr>
+        <w:rFonts w:ascii="Symbol" w:hAnsi="Symbol" w:hint="default"/>
+      </w:rPr>
+    </w:lvl>
+    <w:lvl w:ilvl="7" w:tplc="08090003" w:tentative="1">
+      <w:start w:val="1"/>
+      <w:numFmt w:val="bullet"/>
+      <w:lvlText w:val="o"/>
+      <w:lvlJc w:val="left"/>
+      <w:pPr>
+        <w:ind w:left="5760" w:hanging="360"/>
+      </w:pPr>
+      <w:rPr>
+        <w:rFonts w:ascii="Courier New" w:hAnsi="Courier New" w:cs="Courier New" w:hint="default"/>
+      </w:rPr>
+    </w:lvl>
+    <w:lvl w:ilvl="8" w:tplc="08090005" w:tentative="1">
+      <w:start w:val="1"/>
+      <w:numFmt w:val="bullet"/>
+      <w:lvlText w:val=""/>
+      <w:lvlJc w:val="left"/>
+      <w:pPr>
+        <w:ind w:left="6480" w:hanging="360"/>
+      </w:pPr>
+      <w:rPr>
+        <w:rFonts w:ascii="Wingdings" w:hAnsi="Wingdings" w:hint="default"/>
+      </w:rPr>
+    </w:lvl>
+  </w:abstractNum>
+  <w:abstractNum w:abstractNumId="34" w15:restartNumberingAfterBreak="0">
+    <w:nsid w:val="65C62A8B"/>
+    <w:multiLevelType w:val="multilevel"/>
+    <w:tmpl w:val="7D66471A"/>
+    <w:lvl w:ilvl="0">
+      <w:start w:val="1"/>
+      <w:numFmt w:val="bullet"/>
+      <w:lvlText w:val=""/>
+      <w:lvlJc w:val="left"/>
+      <w:pPr>
+        <w:tabs>
+          <w:tab w:val="num" w:pos="720"/>
+        </w:tabs>
+        <w:ind w:left="720" w:hanging="360"/>
+      </w:pPr>
+      <w:rPr>
+        <w:rFonts w:ascii="Symbol" w:hAnsi="Symbol" w:hint="default"/>
+        <w:sz w:val="20"/>
+      </w:rPr>
+    </w:lvl>
+    <w:lvl w:ilvl="1" w:tentative="1">
+      <w:start w:val="1"/>
+      <w:numFmt w:val="bullet"/>
+      <w:lvlText w:val="o"/>
+      <w:lvlJc w:val="left"/>
+      <w:pPr>
+        <w:tabs>
+          <w:tab w:val="num" w:pos="1440"/>
+        </w:tabs>
+        <w:ind w:left="1440" w:hanging="360"/>
+      </w:pPr>
+      <w:rPr>
+        <w:rFonts w:ascii="Courier New" w:hAnsi="Courier New" w:hint="default"/>
+        <w:sz w:val="20"/>
+      </w:rPr>
+    </w:lvl>
+    <w:lvl w:ilvl="2" w:tentative="1">
+      <w:start w:val="1"/>
+      <w:numFmt w:val="bullet"/>
+      <w:lvlText w:val=""/>
+      <w:lvlJc w:val="left"/>
+      <w:pPr>
+        <w:tabs>
+          <w:tab w:val="num" w:pos="2160"/>
+        </w:tabs>
+        <w:ind w:left="2160" w:hanging="360"/>
+      </w:pPr>
+      <w:rPr>
+        <w:rFonts w:ascii="Wingdings" w:hAnsi="Wingdings" w:hint="default"/>
+        <w:sz w:val="20"/>
+      </w:rPr>
+    </w:lvl>
+    <w:lvl w:ilvl="3" w:tentative="1">
+      <w:start w:val="1"/>
+      <w:numFmt w:val="bullet"/>
+      <w:lvlText w:val=""/>
+      <w:lvlJc w:val="left"/>
+      <w:pPr>
+        <w:tabs>
+          <w:tab w:val="num" w:pos="2880"/>
+        </w:tabs>
+        <w:ind w:left="2880" w:hanging="360"/>
+      </w:pPr>
+      <w:rPr>
+        <w:rFonts w:ascii="Wingdings" w:hAnsi="Wingdings" w:hint="default"/>
+        <w:sz w:val="20"/>
+      </w:rPr>
+    </w:lvl>
+    <w:lvl w:ilvl="4" w:tentative="1">
+      <w:start w:val="1"/>
+      <w:numFmt w:val="bullet"/>
+      <w:lvlText w:val=""/>
+      <w:lvlJc w:val="left"/>
+      <w:pPr>
+        <w:tabs>
+          <w:tab w:val="num" w:pos="3600"/>
+        </w:tabs>
+        <w:ind w:left="3600" w:hanging="360"/>
+      </w:pPr>
+      <w:rPr>
+        <w:rFonts w:ascii="Wingdings" w:hAnsi="Wingdings" w:hint="default"/>
+        <w:sz w:val="20"/>
+      </w:rPr>
+    </w:lvl>
+    <w:lvl w:ilvl="5" w:tentative="1">
+      <w:start w:val="1"/>
+      <w:numFmt w:val="bullet"/>
+      <w:lvlText w:val=""/>
+      <w:lvlJc w:val="left"/>
+      <w:pPr>
+        <w:tabs>
+          <w:tab w:val="num" w:pos="4320"/>
+        </w:tabs>
+        <w:ind w:left="4320" w:hanging="360"/>
+      </w:pPr>
+      <w:rPr>
+        <w:rFonts w:ascii="Wingdings" w:hAnsi="Wingdings" w:hint="default"/>
+        <w:sz w:val="20"/>
+      </w:rPr>
+    </w:lvl>
+    <w:lvl w:ilvl="6" w:tentative="1">
+      <w:start w:val="1"/>
+      <w:numFmt w:val="bullet"/>
+      <w:lvlText w:val=""/>
+      <w:lvlJc w:val="left"/>
+      <w:pPr>
+        <w:tabs>
+          <w:tab w:val="num" w:pos="5040"/>
+        </w:tabs>
+        <w:ind w:left="5040" w:hanging="360"/>
+      </w:pPr>
+      <w:rPr>
+        <w:rFonts w:ascii="Wingdings" w:hAnsi="Wingdings" w:hint="default"/>
+        <w:sz w:val="20"/>
+      </w:rPr>
+    </w:lvl>
+    <w:lvl w:ilvl="7" w:tentative="1">
+      <w:start w:val="1"/>
+      <w:numFmt w:val="bullet"/>
+      <w:lvlText w:val=""/>
+      <w:lvlJc w:val="left"/>
+      <w:pPr>
+        <w:tabs>
+          <w:tab w:val="num" w:pos="5760"/>
+        </w:tabs>
+        <w:ind w:left="5760" w:hanging="360"/>
+      </w:pPr>
+      <w:rPr>
+        <w:rFonts w:ascii="Wingdings" w:hAnsi="Wingdings" w:hint="default"/>
+        <w:sz w:val="20"/>
+      </w:rPr>
+    </w:lvl>
+    <w:lvl w:ilvl="8" w:tentative="1">
+      <w:start w:val="1"/>
+      <w:numFmt w:val="bullet"/>
+      <w:lvlText w:val=""/>
+      <w:lvlJc w:val="left"/>
+      <w:pPr>
+        <w:tabs>
+          <w:tab w:val="num" w:pos="6480"/>
+        </w:tabs>
+        <w:ind w:left="6480" w:hanging="360"/>
+      </w:pPr>
+      <w:rPr>
+        <w:rFonts w:ascii="Wingdings" w:hAnsi="Wingdings" w:hint="default"/>
+        <w:sz w:val="20"/>
+      </w:rPr>
+    </w:lvl>
+  </w:abstractNum>
+  <w:abstractNum w:abstractNumId="35" w15:restartNumberingAfterBreak="0">
+    <w:nsid w:val="6751630F"/>
+    <w:multiLevelType w:val="hybridMultilevel"/>
+    <w:tmpl w:val="F1528E60"/>
+    <w:lvl w:ilvl="0" w:tplc="08090001">
+      <w:start w:val="1"/>
+      <w:numFmt w:val="bullet"/>
+      <w:lvlText w:val=""/>
+      <w:lvlJc w:val="left"/>
+      <w:pPr>
+        <w:ind w:left="720" w:hanging="360"/>
+      </w:pPr>
+      <w:rPr>
+        <w:rFonts w:ascii="Symbol" w:hAnsi="Symbol" w:hint="default"/>
+      </w:rPr>
+    </w:lvl>
+    <w:lvl w:ilvl="1" w:tplc="08090003" w:tentative="1">
+      <w:start w:val="1"/>
+      <w:numFmt w:val="bullet"/>
+      <w:lvlText w:val="o"/>
+      <w:lvlJc w:val="left"/>
+      <w:pPr>
+        <w:ind w:left="1440" w:hanging="360"/>
+      </w:pPr>
+      <w:rPr>
+        <w:rFonts w:ascii="Courier New" w:hAnsi="Courier New" w:cs="Courier New" w:hint="default"/>
+      </w:rPr>
+    </w:lvl>
+    <w:lvl w:ilvl="2" w:tplc="08090005" w:tentative="1">
+      <w:start w:val="1"/>
+      <w:numFmt w:val="bullet"/>
+      <w:lvlText w:val=""/>
+      <w:lvlJc w:val="left"/>
+      <w:pPr>
+        <w:ind w:left="2160" w:hanging="360"/>
+      </w:pPr>
+      <w:rPr>
+        <w:rFonts w:ascii="Wingdings" w:hAnsi="Wingdings" w:hint="default"/>
+      </w:rPr>
+    </w:lvl>
+    <w:lvl w:ilvl="3" w:tplc="08090001" w:tentative="1">
+      <w:start w:val="1"/>
+      <w:numFmt w:val="bullet"/>
+      <w:lvlText w:val=""/>
+      <w:lvlJc w:val="left"/>
+      <w:pPr>
+        <w:ind w:left="2880" w:hanging="360"/>
+      </w:pPr>
+      <w:rPr>
+        <w:rFonts w:ascii="Symbol" w:hAnsi="Symbol" w:hint="default"/>
+      </w:rPr>
+    </w:lvl>
+    <w:lvl w:ilvl="4" w:tplc="08090003" w:tentative="1">
+      <w:start w:val="1"/>
+      <w:numFmt w:val="bullet"/>
+      <w:lvlText w:val="o"/>
+      <w:lvlJc w:val="left"/>
+      <w:pPr>
+        <w:ind w:left="3600" w:hanging="360"/>
+      </w:pPr>
+      <w:rPr>
+        <w:rFonts w:ascii="Courier New" w:hAnsi="Courier New" w:cs="Courier New" w:hint="default"/>
+      </w:rPr>
+    </w:lvl>
+    <w:lvl w:ilvl="5" w:tplc="08090005" w:tentative="1">
+      <w:start w:val="1"/>
+      <w:numFmt w:val="bullet"/>
+      <w:lvlText w:val=""/>
+      <w:lvlJc w:val="left"/>
+      <w:pPr>
+        <w:ind w:left="4320" w:hanging="360"/>
+      </w:pPr>
+      <w:rPr>
+        <w:rFonts w:ascii="Wingdings" w:hAnsi="Wingdings" w:hint="default"/>
+      </w:rPr>
+    </w:lvl>
+    <w:lvl w:ilvl="6" w:tplc="08090001" w:tentative="1">
+      <w:start w:val="1"/>
+      <w:numFmt w:val="bullet"/>
+      <w:lvlText w:val=""/>
+      <w:lvlJc w:val="left"/>
+      <w:pPr>
+        <w:ind w:left="5040" w:hanging="360"/>
+      </w:pPr>
+      <w:rPr>
+        <w:rFonts w:ascii="Symbol" w:hAnsi="Symbol" w:hint="default"/>
+      </w:rPr>
+    </w:lvl>
+    <w:lvl w:ilvl="7" w:tplc="08090003" w:tentative="1">
+      <w:start w:val="1"/>
+      <w:numFmt w:val="bullet"/>
+      <w:lvlText w:val="o"/>
+      <w:lvlJc w:val="left"/>
+      <w:pPr>
+        <w:ind w:left="5760" w:hanging="360"/>
+      </w:pPr>
+      <w:rPr>
+        <w:rFonts w:ascii="Courier New" w:hAnsi="Courier New" w:cs="Courier New" w:hint="default"/>
+      </w:rPr>
+    </w:lvl>
+    <w:lvl w:ilvl="8" w:tplc="08090005" w:tentative="1">
+      <w:start w:val="1"/>
+      <w:numFmt w:val="bullet"/>
+      <w:lvlText w:val=""/>
+      <w:lvlJc w:val="left"/>
+      <w:pPr>
+        <w:ind w:left="6480" w:hanging="360"/>
+      </w:pPr>
+      <w:rPr>
+        <w:rFonts w:ascii="Wingdings" w:hAnsi="Wingdings" w:hint="default"/>
+      </w:rPr>
+    </w:lvl>
+  </w:abstractNum>
+  <w:abstractNum w:abstractNumId="36" w15:restartNumberingAfterBreak="0">
     <w:nsid w:val="678645AA"/>
     <w:multiLevelType w:val="multilevel"/>
     <w:tmpl w:val="790C34F0"/>
@@ -3477,7 +6857,7 @@
       </w:rPr>
     </w:lvl>
   </w:abstractNum>
-  <w:abstractNum w:abstractNumId="16" w15:restartNumberingAfterBreak="0">
+  <w:abstractNum w:abstractNumId="37" w15:restartNumberingAfterBreak="0">
     <w:nsid w:val="68AF43E1"/>
     <w:multiLevelType w:val="hybridMultilevel"/>
     <w:tmpl w:val="BBE6FBB6"/>
@@ -3590,7 +6970,7 @@
       </w:rPr>
     </w:lvl>
   </w:abstractNum>
-  <w:abstractNum w:abstractNumId="17" w15:restartNumberingAfterBreak="0">
+  <w:abstractNum w:abstractNumId="38" w15:restartNumberingAfterBreak="0">
     <w:nsid w:val="6B375916"/>
     <w:multiLevelType w:val="hybridMultilevel"/>
     <w:tmpl w:val="B6F8D0C0"/>
@@ -3703,7 +7083,382 @@
       </w:rPr>
     </w:lvl>
   </w:abstractNum>
-  <w:abstractNum w:abstractNumId="18" w15:restartNumberingAfterBreak="0">
+  <w:abstractNum w:abstractNumId="39" w15:restartNumberingAfterBreak="0">
+    <w:nsid w:val="6D952B64"/>
+    <w:multiLevelType w:val="hybridMultilevel"/>
+    <w:tmpl w:val="98DEFF60"/>
+    <w:lvl w:ilvl="0" w:tplc="08090001">
+      <w:start w:val="1"/>
+      <w:numFmt w:val="bullet"/>
+      <w:lvlText w:val=""/>
+      <w:lvlJc w:val="left"/>
+      <w:pPr>
+        <w:ind w:left="720" w:hanging="360"/>
+      </w:pPr>
+      <w:rPr>
+        <w:rFonts w:ascii="Symbol" w:hAnsi="Symbol" w:hint="default"/>
+      </w:rPr>
+    </w:lvl>
+    <w:lvl w:ilvl="1" w:tplc="08090003" w:tentative="1">
+      <w:start w:val="1"/>
+      <w:numFmt w:val="bullet"/>
+      <w:lvlText w:val="o"/>
+      <w:lvlJc w:val="left"/>
+      <w:pPr>
+        <w:ind w:left="1440" w:hanging="360"/>
+      </w:pPr>
+      <w:rPr>
+        <w:rFonts w:ascii="Courier New" w:hAnsi="Courier New" w:cs="Courier New" w:hint="default"/>
+      </w:rPr>
+    </w:lvl>
+    <w:lvl w:ilvl="2" w:tplc="08090005" w:tentative="1">
+      <w:start w:val="1"/>
+      <w:numFmt w:val="bullet"/>
+      <w:lvlText w:val=""/>
+      <w:lvlJc w:val="left"/>
+      <w:pPr>
+        <w:ind w:left="2160" w:hanging="360"/>
+      </w:pPr>
+      <w:rPr>
+        <w:rFonts w:ascii="Wingdings" w:hAnsi="Wingdings" w:hint="default"/>
+      </w:rPr>
+    </w:lvl>
+    <w:lvl w:ilvl="3" w:tplc="08090001" w:tentative="1">
+      <w:start w:val="1"/>
+      <w:numFmt w:val="bullet"/>
+      <w:lvlText w:val=""/>
+      <w:lvlJc w:val="left"/>
+      <w:pPr>
+        <w:ind w:left="2880" w:hanging="360"/>
+      </w:pPr>
+      <w:rPr>
+        <w:rFonts w:ascii="Symbol" w:hAnsi="Symbol" w:hint="default"/>
+      </w:rPr>
+    </w:lvl>
+    <w:lvl w:ilvl="4" w:tplc="08090003" w:tentative="1">
+      <w:start w:val="1"/>
+      <w:numFmt w:val="bullet"/>
+      <w:lvlText w:val="o"/>
+      <w:lvlJc w:val="left"/>
+      <w:pPr>
+        <w:ind w:left="3600" w:hanging="360"/>
+      </w:pPr>
+      <w:rPr>
+        <w:rFonts w:ascii="Courier New" w:hAnsi="Courier New" w:cs="Courier New" w:hint="default"/>
+      </w:rPr>
+    </w:lvl>
+    <w:lvl w:ilvl="5" w:tplc="08090005" w:tentative="1">
+      <w:start w:val="1"/>
+      <w:numFmt w:val="bullet"/>
+      <w:lvlText w:val=""/>
+      <w:lvlJc w:val="left"/>
+      <w:pPr>
+        <w:ind w:left="4320" w:hanging="360"/>
+      </w:pPr>
+      <w:rPr>
+        <w:rFonts w:ascii="Wingdings" w:hAnsi="Wingdings" w:hint="default"/>
+      </w:rPr>
+    </w:lvl>
+    <w:lvl w:ilvl="6" w:tplc="08090001" w:tentative="1">
+      <w:start w:val="1"/>
+      <w:numFmt w:val="bullet"/>
+      <w:lvlText w:val=""/>
+      <w:lvlJc w:val="left"/>
+      <w:pPr>
+        <w:ind w:left="5040" w:hanging="360"/>
+      </w:pPr>
+      <w:rPr>
+        <w:rFonts w:ascii="Symbol" w:hAnsi="Symbol" w:hint="default"/>
+      </w:rPr>
+    </w:lvl>
+    <w:lvl w:ilvl="7" w:tplc="08090003" w:tentative="1">
+      <w:start w:val="1"/>
+      <w:numFmt w:val="bullet"/>
+      <w:lvlText w:val="o"/>
+      <w:lvlJc w:val="left"/>
+      <w:pPr>
+        <w:ind w:left="5760" w:hanging="360"/>
+      </w:pPr>
+      <w:rPr>
+        <w:rFonts w:ascii="Courier New" w:hAnsi="Courier New" w:cs="Courier New" w:hint="default"/>
+      </w:rPr>
+    </w:lvl>
+    <w:lvl w:ilvl="8" w:tplc="08090005" w:tentative="1">
+      <w:start w:val="1"/>
+      <w:numFmt w:val="bullet"/>
+      <w:lvlText w:val=""/>
+      <w:lvlJc w:val="left"/>
+      <w:pPr>
+        <w:ind w:left="6480" w:hanging="360"/>
+      </w:pPr>
+      <w:rPr>
+        <w:rFonts w:ascii="Wingdings" w:hAnsi="Wingdings" w:hint="default"/>
+      </w:rPr>
+    </w:lvl>
+  </w:abstractNum>
+  <w:abstractNum w:abstractNumId="40" w15:restartNumberingAfterBreak="0">
+    <w:nsid w:val="6DE95553"/>
+    <w:multiLevelType w:val="multilevel"/>
+    <w:tmpl w:val="374CE5F8"/>
+    <w:lvl w:ilvl="0">
+      <w:start w:val="1"/>
+      <w:numFmt w:val="bullet"/>
+      <w:lvlText w:val=""/>
+      <w:lvlJc w:val="left"/>
+      <w:pPr>
+        <w:tabs>
+          <w:tab w:val="num" w:pos="720"/>
+        </w:tabs>
+        <w:ind w:left="720" w:hanging="360"/>
+      </w:pPr>
+      <w:rPr>
+        <w:rFonts w:ascii="Symbol" w:hAnsi="Symbol" w:hint="default"/>
+        <w:sz w:val="20"/>
+      </w:rPr>
+    </w:lvl>
+    <w:lvl w:ilvl="1" w:tentative="1">
+      <w:start w:val="1"/>
+      <w:numFmt w:val="bullet"/>
+      <w:lvlText w:val="o"/>
+      <w:lvlJc w:val="left"/>
+      <w:pPr>
+        <w:tabs>
+          <w:tab w:val="num" w:pos="1440"/>
+        </w:tabs>
+        <w:ind w:left="1440" w:hanging="360"/>
+      </w:pPr>
+      <w:rPr>
+        <w:rFonts w:ascii="Courier New" w:hAnsi="Courier New" w:hint="default"/>
+        <w:sz w:val="20"/>
+      </w:rPr>
+    </w:lvl>
+    <w:lvl w:ilvl="2" w:tentative="1">
+      <w:start w:val="1"/>
+      <w:numFmt w:val="bullet"/>
+      <w:lvlText w:val=""/>
+      <w:lvlJc w:val="left"/>
+      <w:pPr>
+        <w:tabs>
+          <w:tab w:val="num" w:pos="2160"/>
+        </w:tabs>
+        <w:ind w:left="2160" w:hanging="360"/>
+      </w:pPr>
+      <w:rPr>
+        <w:rFonts w:ascii="Wingdings" w:hAnsi="Wingdings" w:hint="default"/>
+        <w:sz w:val="20"/>
+      </w:rPr>
+    </w:lvl>
+    <w:lvl w:ilvl="3" w:tentative="1">
+      <w:start w:val="1"/>
+      <w:numFmt w:val="bullet"/>
+      <w:lvlText w:val=""/>
+      <w:lvlJc w:val="left"/>
+      <w:pPr>
+        <w:tabs>
+          <w:tab w:val="num" w:pos="2880"/>
+        </w:tabs>
+        <w:ind w:left="2880" w:hanging="360"/>
+      </w:pPr>
+      <w:rPr>
+        <w:rFonts w:ascii="Wingdings" w:hAnsi="Wingdings" w:hint="default"/>
+        <w:sz w:val="20"/>
+      </w:rPr>
+    </w:lvl>
+    <w:lvl w:ilvl="4" w:tentative="1">
+      <w:start w:val="1"/>
+      <w:numFmt w:val="bullet"/>
+      <w:lvlText w:val=""/>
+      <w:lvlJc w:val="left"/>
+      <w:pPr>
+        <w:tabs>
+          <w:tab w:val="num" w:pos="3600"/>
+        </w:tabs>
+        <w:ind w:left="3600" w:hanging="360"/>
+      </w:pPr>
+      <w:rPr>
+        <w:rFonts w:ascii="Wingdings" w:hAnsi="Wingdings" w:hint="default"/>
+        <w:sz w:val="20"/>
+      </w:rPr>
+    </w:lvl>
+    <w:lvl w:ilvl="5" w:tentative="1">
+      <w:start w:val="1"/>
+      <w:numFmt w:val="bullet"/>
+      <w:lvlText w:val=""/>
+      <w:lvlJc w:val="left"/>
+      <w:pPr>
+        <w:tabs>
+          <w:tab w:val="num" w:pos="4320"/>
+        </w:tabs>
+        <w:ind w:left="4320" w:hanging="360"/>
+      </w:pPr>
+      <w:rPr>
+        <w:rFonts w:ascii="Wingdings" w:hAnsi="Wingdings" w:hint="default"/>
+        <w:sz w:val="20"/>
+      </w:rPr>
+    </w:lvl>
+    <w:lvl w:ilvl="6" w:tentative="1">
+      <w:start w:val="1"/>
+      <w:numFmt w:val="bullet"/>
+      <w:lvlText w:val=""/>
+      <w:lvlJc w:val="left"/>
+      <w:pPr>
+        <w:tabs>
+          <w:tab w:val="num" w:pos="5040"/>
+        </w:tabs>
+        <w:ind w:left="5040" w:hanging="360"/>
+      </w:pPr>
+      <w:rPr>
+        <w:rFonts w:ascii="Wingdings" w:hAnsi="Wingdings" w:hint="default"/>
+        <w:sz w:val="20"/>
+      </w:rPr>
+    </w:lvl>
+    <w:lvl w:ilvl="7" w:tentative="1">
+      <w:start w:val="1"/>
+      <w:numFmt w:val="bullet"/>
+      <w:lvlText w:val=""/>
+      <w:lvlJc w:val="left"/>
+      <w:pPr>
+        <w:tabs>
+          <w:tab w:val="num" w:pos="5760"/>
+        </w:tabs>
+        <w:ind w:left="5760" w:hanging="360"/>
+      </w:pPr>
+      <w:rPr>
+        <w:rFonts w:ascii="Wingdings" w:hAnsi="Wingdings" w:hint="default"/>
+        <w:sz w:val="20"/>
+      </w:rPr>
+    </w:lvl>
+    <w:lvl w:ilvl="8" w:tentative="1">
+      <w:start w:val="1"/>
+      <w:numFmt w:val="bullet"/>
+      <w:lvlText w:val=""/>
+      <w:lvlJc w:val="left"/>
+      <w:pPr>
+        <w:tabs>
+          <w:tab w:val="num" w:pos="6480"/>
+        </w:tabs>
+        <w:ind w:left="6480" w:hanging="360"/>
+      </w:pPr>
+      <w:rPr>
+        <w:rFonts w:ascii="Wingdings" w:hAnsi="Wingdings" w:hint="default"/>
+        <w:sz w:val="20"/>
+      </w:rPr>
+    </w:lvl>
+  </w:abstractNum>
+  <w:abstractNum w:abstractNumId="41" w15:restartNumberingAfterBreak="0">
+    <w:nsid w:val="6EFE5B88"/>
+    <w:multiLevelType w:val="hybridMultilevel"/>
+    <w:tmpl w:val="7BDE7DD8"/>
+    <w:lvl w:ilvl="0" w:tplc="08090001">
+      <w:start w:val="1"/>
+      <w:numFmt w:val="bullet"/>
+      <w:lvlText w:val=""/>
+      <w:lvlJc w:val="left"/>
+      <w:pPr>
+        <w:ind w:left="720" w:hanging="360"/>
+      </w:pPr>
+      <w:rPr>
+        <w:rFonts w:ascii="Symbol" w:hAnsi="Symbol" w:hint="default"/>
+      </w:rPr>
+    </w:lvl>
+    <w:lvl w:ilvl="1" w:tplc="08090003" w:tentative="1">
+      <w:start w:val="1"/>
+      <w:numFmt w:val="bullet"/>
+      <w:lvlText w:val="o"/>
+      <w:lvlJc w:val="left"/>
+      <w:pPr>
+        <w:ind w:left="1440" w:hanging="360"/>
+      </w:pPr>
+      <w:rPr>
+        <w:rFonts w:ascii="Courier New" w:hAnsi="Courier New" w:cs="Courier New" w:hint="default"/>
+      </w:rPr>
+    </w:lvl>
+    <w:lvl w:ilvl="2" w:tplc="08090005" w:tentative="1">
+      <w:start w:val="1"/>
+      <w:numFmt w:val="bullet"/>
+      <w:lvlText w:val=""/>
+      <w:lvlJc w:val="left"/>
+      <w:pPr>
+        <w:ind w:left="2160" w:hanging="360"/>
+      </w:pPr>
+      <w:rPr>
+        <w:rFonts w:ascii="Wingdings" w:hAnsi="Wingdings" w:hint="default"/>
+      </w:rPr>
+    </w:lvl>
+    <w:lvl w:ilvl="3" w:tplc="08090001" w:tentative="1">
+      <w:start w:val="1"/>
+      <w:numFmt w:val="bullet"/>
+      <w:lvlText w:val=""/>
+      <w:lvlJc w:val="left"/>
+      <w:pPr>
+        <w:ind w:left="2880" w:hanging="360"/>
+      </w:pPr>
+      <w:rPr>
+        <w:rFonts w:ascii="Symbol" w:hAnsi="Symbol" w:hint="default"/>
+      </w:rPr>
+    </w:lvl>
+    <w:lvl w:ilvl="4" w:tplc="08090003" w:tentative="1">
+      <w:start w:val="1"/>
+      <w:numFmt w:val="bullet"/>
+      <w:lvlText w:val="o"/>
+      <w:lvlJc w:val="left"/>
+      <w:pPr>
+        <w:ind w:left="3600" w:hanging="360"/>
+      </w:pPr>
+      <w:rPr>
+        <w:rFonts w:ascii="Courier New" w:hAnsi="Courier New" w:cs="Courier New" w:hint="default"/>
+      </w:rPr>
+    </w:lvl>
+    <w:lvl w:ilvl="5" w:tplc="08090005" w:tentative="1">
+      <w:start w:val="1"/>
+      <w:numFmt w:val="bullet"/>
+      <w:lvlText w:val=""/>
+      <w:lvlJc w:val="left"/>
+      <w:pPr>
+        <w:ind w:left="4320" w:hanging="360"/>
+      </w:pPr>
+      <w:rPr>
+        <w:rFonts w:ascii="Wingdings" w:hAnsi="Wingdings" w:hint="default"/>
+      </w:rPr>
+    </w:lvl>
+    <w:lvl w:ilvl="6" w:tplc="08090001" w:tentative="1">
+      <w:start w:val="1"/>
+      <w:numFmt w:val="bullet"/>
+      <w:lvlText w:val=""/>
+      <w:lvlJc w:val="left"/>
+      <w:pPr>
+        <w:ind w:left="5040" w:hanging="360"/>
+      </w:pPr>
+      <w:rPr>
+        <w:rFonts w:ascii="Symbol" w:hAnsi="Symbol" w:hint="default"/>
+      </w:rPr>
+    </w:lvl>
+    <w:lvl w:ilvl="7" w:tplc="08090003" w:tentative="1">
+      <w:start w:val="1"/>
+      <w:numFmt w:val="bullet"/>
+      <w:lvlText w:val="o"/>
+      <w:lvlJc w:val="left"/>
+      <w:pPr>
+        <w:ind w:left="5760" w:hanging="360"/>
+      </w:pPr>
+      <w:rPr>
+        <w:rFonts w:ascii="Courier New" w:hAnsi="Courier New" w:cs="Courier New" w:hint="default"/>
+      </w:rPr>
+    </w:lvl>
+    <w:lvl w:ilvl="8" w:tplc="08090005" w:tentative="1">
+      <w:start w:val="1"/>
+      <w:numFmt w:val="bullet"/>
+      <w:lvlText w:val=""/>
+      <w:lvlJc w:val="left"/>
+      <w:pPr>
+        <w:ind w:left="6480" w:hanging="360"/>
+      </w:pPr>
+      <w:rPr>
+        <w:rFonts w:ascii="Wingdings" w:hAnsi="Wingdings" w:hint="default"/>
+      </w:rPr>
+    </w:lvl>
+  </w:abstractNum>
+  <w:abstractNum w:abstractNumId="42" w15:restartNumberingAfterBreak="0">
     <w:nsid w:val="7CF51983"/>
     <w:multiLevelType w:val="multilevel"/>
     <w:tmpl w:val="F0D4BA76"/>
@@ -3852,62 +7607,402 @@
       </w:rPr>
     </w:lvl>
   </w:abstractNum>
+  <w:abstractNum w:abstractNumId="43" w15:restartNumberingAfterBreak="0">
+    <w:nsid w:val="7DB5627F"/>
+    <w:multiLevelType w:val="multilevel"/>
+    <w:tmpl w:val="012684C4"/>
+    <w:lvl w:ilvl="0">
+      <w:start w:val="1"/>
+      <w:numFmt w:val="bullet"/>
+      <w:lvlText w:val=""/>
+      <w:lvlJc w:val="left"/>
+      <w:pPr>
+        <w:tabs>
+          <w:tab w:val="num" w:pos="720"/>
+        </w:tabs>
+        <w:ind w:left="720" w:hanging="360"/>
+      </w:pPr>
+      <w:rPr>
+        <w:rFonts w:ascii="Symbol" w:hAnsi="Symbol" w:hint="default"/>
+        <w:sz w:val="20"/>
+      </w:rPr>
+    </w:lvl>
+    <w:lvl w:ilvl="1" w:tentative="1">
+      <w:start w:val="1"/>
+      <w:numFmt w:val="bullet"/>
+      <w:lvlText w:val="o"/>
+      <w:lvlJc w:val="left"/>
+      <w:pPr>
+        <w:tabs>
+          <w:tab w:val="num" w:pos="1440"/>
+        </w:tabs>
+        <w:ind w:left="1440" w:hanging="360"/>
+      </w:pPr>
+      <w:rPr>
+        <w:rFonts w:ascii="Courier New" w:hAnsi="Courier New" w:hint="default"/>
+        <w:sz w:val="20"/>
+      </w:rPr>
+    </w:lvl>
+    <w:lvl w:ilvl="2" w:tentative="1">
+      <w:start w:val="1"/>
+      <w:numFmt w:val="bullet"/>
+      <w:lvlText w:val=""/>
+      <w:lvlJc w:val="left"/>
+      <w:pPr>
+        <w:tabs>
+          <w:tab w:val="num" w:pos="2160"/>
+        </w:tabs>
+        <w:ind w:left="2160" w:hanging="360"/>
+      </w:pPr>
+      <w:rPr>
+        <w:rFonts w:ascii="Wingdings" w:hAnsi="Wingdings" w:hint="default"/>
+        <w:sz w:val="20"/>
+      </w:rPr>
+    </w:lvl>
+    <w:lvl w:ilvl="3" w:tentative="1">
+      <w:start w:val="1"/>
+      <w:numFmt w:val="bullet"/>
+      <w:lvlText w:val=""/>
+      <w:lvlJc w:val="left"/>
+      <w:pPr>
+        <w:tabs>
+          <w:tab w:val="num" w:pos="2880"/>
+        </w:tabs>
+        <w:ind w:left="2880" w:hanging="360"/>
+      </w:pPr>
+      <w:rPr>
+        <w:rFonts w:ascii="Wingdings" w:hAnsi="Wingdings" w:hint="default"/>
+        <w:sz w:val="20"/>
+      </w:rPr>
+    </w:lvl>
+    <w:lvl w:ilvl="4" w:tentative="1">
+      <w:start w:val="1"/>
+      <w:numFmt w:val="bullet"/>
+      <w:lvlText w:val=""/>
+      <w:lvlJc w:val="left"/>
+      <w:pPr>
+        <w:tabs>
+          <w:tab w:val="num" w:pos="3600"/>
+        </w:tabs>
+        <w:ind w:left="3600" w:hanging="360"/>
+      </w:pPr>
+      <w:rPr>
+        <w:rFonts w:ascii="Wingdings" w:hAnsi="Wingdings" w:hint="default"/>
+        <w:sz w:val="20"/>
+      </w:rPr>
+    </w:lvl>
+    <w:lvl w:ilvl="5" w:tentative="1">
+      <w:start w:val="1"/>
+      <w:numFmt w:val="bullet"/>
+      <w:lvlText w:val=""/>
+      <w:lvlJc w:val="left"/>
+      <w:pPr>
+        <w:tabs>
+          <w:tab w:val="num" w:pos="4320"/>
+        </w:tabs>
+        <w:ind w:left="4320" w:hanging="360"/>
+      </w:pPr>
+      <w:rPr>
+        <w:rFonts w:ascii="Wingdings" w:hAnsi="Wingdings" w:hint="default"/>
+        <w:sz w:val="20"/>
+      </w:rPr>
+    </w:lvl>
+    <w:lvl w:ilvl="6" w:tentative="1">
+      <w:start w:val="1"/>
+      <w:numFmt w:val="bullet"/>
+      <w:lvlText w:val=""/>
+      <w:lvlJc w:val="left"/>
+      <w:pPr>
+        <w:tabs>
+          <w:tab w:val="num" w:pos="5040"/>
+        </w:tabs>
+        <w:ind w:left="5040" w:hanging="360"/>
+      </w:pPr>
+      <w:rPr>
+        <w:rFonts w:ascii="Wingdings" w:hAnsi="Wingdings" w:hint="default"/>
+        <w:sz w:val="20"/>
+      </w:rPr>
+    </w:lvl>
+    <w:lvl w:ilvl="7" w:tentative="1">
+      <w:start w:val="1"/>
+      <w:numFmt w:val="bullet"/>
+      <w:lvlText w:val=""/>
+      <w:lvlJc w:val="left"/>
+      <w:pPr>
+        <w:tabs>
+          <w:tab w:val="num" w:pos="5760"/>
+        </w:tabs>
+        <w:ind w:left="5760" w:hanging="360"/>
+      </w:pPr>
+      <w:rPr>
+        <w:rFonts w:ascii="Wingdings" w:hAnsi="Wingdings" w:hint="default"/>
+        <w:sz w:val="20"/>
+      </w:rPr>
+    </w:lvl>
+    <w:lvl w:ilvl="8" w:tentative="1">
+      <w:start w:val="1"/>
+      <w:numFmt w:val="bullet"/>
+      <w:lvlText w:val=""/>
+      <w:lvlJc w:val="left"/>
+      <w:pPr>
+        <w:tabs>
+          <w:tab w:val="num" w:pos="6480"/>
+        </w:tabs>
+        <w:ind w:left="6480" w:hanging="360"/>
+      </w:pPr>
+      <w:rPr>
+        <w:rFonts w:ascii="Wingdings" w:hAnsi="Wingdings" w:hint="default"/>
+        <w:sz w:val="20"/>
+      </w:rPr>
+    </w:lvl>
+  </w:abstractNum>
+  <w:abstractNum w:abstractNumId="44" w15:restartNumberingAfterBreak="0">
+    <w:nsid w:val="7F412972"/>
+    <w:multiLevelType w:val="hybridMultilevel"/>
+    <w:tmpl w:val="1BA6013C"/>
+    <w:lvl w:ilvl="0" w:tplc="08090001">
+      <w:start w:val="1"/>
+      <w:numFmt w:val="bullet"/>
+      <w:lvlText w:val=""/>
+      <w:lvlJc w:val="left"/>
+      <w:pPr>
+        <w:ind w:left="720" w:hanging="360"/>
+      </w:pPr>
+      <w:rPr>
+        <w:rFonts w:ascii="Symbol" w:hAnsi="Symbol" w:hint="default"/>
+      </w:rPr>
+    </w:lvl>
+    <w:lvl w:ilvl="1" w:tplc="08090003" w:tentative="1">
+      <w:start w:val="1"/>
+      <w:numFmt w:val="bullet"/>
+      <w:lvlText w:val="o"/>
+      <w:lvlJc w:val="left"/>
+      <w:pPr>
+        <w:ind w:left="1440" w:hanging="360"/>
+      </w:pPr>
+      <w:rPr>
+        <w:rFonts w:ascii="Courier New" w:hAnsi="Courier New" w:cs="Courier New" w:hint="default"/>
+      </w:rPr>
+    </w:lvl>
+    <w:lvl w:ilvl="2" w:tplc="08090005" w:tentative="1">
+      <w:start w:val="1"/>
+      <w:numFmt w:val="bullet"/>
+      <w:lvlText w:val=""/>
+      <w:lvlJc w:val="left"/>
+      <w:pPr>
+        <w:ind w:left="2160" w:hanging="360"/>
+      </w:pPr>
+      <w:rPr>
+        <w:rFonts w:ascii="Wingdings" w:hAnsi="Wingdings" w:hint="default"/>
+      </w:rPr>
+    </w:lvl>
+    <w:lvl w:ilvl="3" w:tplc="08090001" w:tentative="1">
+      <w:start w:val="1"/>
+      <w:numFmt w:val="bullet"/>
+      <w:lvlText w:val=""/>
+      <w:lvlJc w:val="left"/>
+      <w:pPr>
+        <w:ind w:left="2880" w:hanging="360"/>
+      </w:pPr>
+      <w:rPr>
+        <w:rFonts w:ascii="Symbol" w:hAnsi="Symbol" w:hint="default"/>
+      </w:rPr>
+    </w:lvl>
+    <w:lvl w:ilvl="4" w:tplc="08090003" w:tentative="1">
+      <w:start w:val="1"/>
+      <w:numFmt w:val="bullet"/>
+      <w:lvlText w:val="o"/>
+      <w:lvlJc w:val="left"/>
+      <w:pPr>
+        <w:ind w:left="3600" w:hanging="360"/>
+      </w:pPr>
+      <w:rPr>
+        <w:rFonts w:ascii="Courier New" w:hAnsi="Courier New" w:cs="Courier New" w:hint="default"/>
+      </w:rPr>
+    </w:lvl>
+    <w:lvl w:ilvl="5" w:tplc="08090005" w:tentative="1">
+      <w:start w:val="1"/>
+      <w:numFmt w:val="bullet"/>
+      <w:lvlText w:val=""/>
+      <w:lvlJc w:val="left"/>
+      <w:pPr>
+        <w:ind w:left="4320" w:hanging="360"/>
+      </w:pPr>
+      <w:rPr>
+        <w:rFonts w:ascii="Wingdings" w:hAnsi="Wingdings" w:hint="default"/>
+      </w:rPr>
+    </w:lvl>
+    <w:lvl w:ilvl="6" w:tplc="08090001" w:tentative="1">
+      <w:start w:val="1"/>
+      <w:numFmt w:val="bullet"/>
+      <w:lvlText w:val=""/>
+      <w:lvlJc w:val="left"/>
+      <w:pPr>
+        <w:ind w:left="5040" w:hanging="360"/>
+      </w:pPr>
+      <w:rPr>
+        <w:rFonts w:ascii="Symbol" w:hAnsi="Symbol" w:hint="default"/>
+      </w:rPr>
+    </w:lvl>
+    <w:lvl w:ilvl="7" w:tplc="08090003" w:tentative="1">
+      <w:start w:val="1"/>
+      <w:numFmt w:val="bullet"/>
+      <w:lvlText w:val="o"/>
+      <w:lvlJc w:val="left"/>
+      <w:pPr>
+        <w:ind w:left="5760" w:hanging="360"/>
+      </w:pPr>
+      <w:rPr>
+        <w:rFonts w:ascii="Courier New" w:hAnsi="Courier New" w:cs="Courier New" w:hint="default"/>
+      </w:rPr>
+    </w:lvl>
+    <w:lvl w:ilvl="8" w:tplc="08090005" w:tentative="1">
+      <w:start w:val="1"/>
+      <w:numFmt w:val="bullet"/>
+      <w:lvlText w:val=""/>
+      <w:lvlJc w:val="left"/>
+      <w:pPr>
+        <w:ind w:left="6480" w:hanging="360"/>
+      </w:pPr>
+      <w:rPr>
+        <w:rFonts w:ascii="Wingdings" w:hAnsi="Wingdings" w:hint="default"/>
+      </w:rPr>
+    </w:lvl>
+  </w:abstractNum>
   <w:num w:numId="1" w16cid:durableId="56781419">
+    <w:abstractNumId w:val="38"/>
+  </w:num>
+  <w:num w:numId="2" w16cid:durableId="1988968670">
+    <w:abstractNumId w:val="26"/>
+  </w:num>
+  <w:num w:numId="3" w16cid:durableId="1402825387">
+    <w:abstractNumId w:val="37"/>
+  </w:num>
+  <w:num w:numId="4" w16cid:durableId="1852602582">
+    <w:abstractNumId w:val="4"/>
+  </w:num>
+  <w:num w:numId="5" w16cid:durableId="1989630048">
+    <w:abstractNumId w:val="11"/>
+  </w:num>
+  <w:num w:numId="6" w16cid:durableId="1496073904">
+    <w:abstractNumId w:val="6"/>
+  </w:num>
+  <w:num w:numId="7" w16cid:durableId="1737632100">
+    <w:abstractNumId w:val="7"/>
+  </w:num>
+  <w:num w:numId="8" w16cid:durableId="2016566290">
+    <w:abstractNumId w:val="30"/>
+  </w:num>
+  <w:num w:numId="9" w16cid:durableId="248855307">
+    <w:abstractNumId w:val="27"/>
+  </w:num>
+  <w:num w:numId="10" w16cid:durableId="955257434">
+    <w:abstractNumId w:val="22"/>
+  </w:num>
+  <w:num w:numId="11" w16cid:durableId="37824195">
+    <w:abstractNumId w:val="24"/>
+  </w:num>
+  <w:num w:numId="12" w16cid:durableId="134952900">
+    <w:abstractNumId w:val="8"/>
+  </w:num>
+  <w:num w:numId="13" w16cid:durableId="742677313">
+    <w:abstractNumId w:val="16"/>
+  </w:num>
+  <w:num w:numId="14" w16cid:durableId="796491366">
+    <w:abstractNumId w:val="14"/>
+  </w:num>
+  <w:num w:numId="15" w16cid:durableId="1022441242">
+    <w:abstractNumId w:val="2"/>
+  </w:num>
+  <w:num w:numId="16" w16cid:durableId="429400208">
+    <w:abstractNumId w:val="15"/>
+  </w:num>
+  <w:num w:numId="17" w16cid:durableId="349141664">
+    <w:abstractNumId w:val="36"/>
+  </w:num>
+  <w:num w:numId="18" w16cid:durableId="1701929463">
+    <w:abstractNumId w:val="9"/>
+  </w:num>
+  <w:num w:numId="19" w16cid:durableId="2065369154">
+    <w:abstractNumId w:val="42"/>
+  </w:num>
+  <w:num w:numId="20" w16cid:durableId="646133639">
+    <w:abstractNumId w:val="5"/>
+  </w:num>
+  <w:num w:numId="21" w16cid:durableId="1306158869">
+    <w:abstractNumId w:val="31"/>
+  </w:num>
+  <w:num w:numId="22" w16cid:durableId="616330795">
+    <w:abstractNumId w:val="20"/>
+  </w:num>
+  <w:num w:numId="23" w16cid:durableId="1088187442">
+    <w:abstractNumId w:val="10"/>
+  </w:num>
+  <w:num w:numId="24" w16cid:durableId="1789739923">
+    <w:abstractNumId w:val="3"/>
+  </w:num>
+  <w:num w:numId="25" w16cid:durableId="1878084263">
     <w:abstractNumId w:val="17"/>
   </w:num>
-  <w:num w:numId="2" w16cid:durableId="1988968670">
+  <w:num w:numId="26" w16cid:durableId="1806655280">
     <w:abstractNumId w:val="12"/>
   </w:num>
-  <w:num w:numId="3" w16cid:durableId="1402825387">
-    <w:abstractNumId w:val="16"/>
-  </w:num>
-  <w:num w:numId="4" w16cid:durableId="1852602582">
+  <w:num w:numId="27" w16cid:durableId="1507935960">
     <w:abstractNumId w:val="1"/>
   </w:num>
-  <w:num w:numId="5" w16cid:durableId="1989630048">
-    <w:abstractNumId w:val="6"/>
+  <w:num w:numId="28" w16cid:durableId="1253735467">
+    <w:abstractNumId w:val="0"/>
   </w:num>
-  <w:num w:numId="6" w16cid:durableId="1496073904">
-    <w:abstractNumId w:val="2"/>
+  <w:num w:numId="29" w16cid:durableId="1750229327">
+    <w:abstractNumId w:val="28"/>
   </w:num>
-  <w:num w:numId="7" w16cid:durableId="1737632100">
-    <w:abstractNumId w:val="3"/>
+  <w:num w:numId="30" w16cid:durableId="543102653">
+    <w:abstractNumId w:val="34"/>
   </w:num>
-  <w:num w:numId="8" w16cid:durableId="2016566290">
-    <w:abstractNumId w:val="14"/>
+  <w:num w:numId="31" w16cid:durableId="1976174454">
+    <w:abstractNumId w:val="43"/>
   </w:num>
-  <w:num w:numId="9" w16cid:durableId="248855307">
+  <w:num w:numId="32" w16cid:durableId="2083985501">
+    <w:abstractNumId w:val="40"/>
+  </w:num>
+  <w:num w:numId="33" w16cid:durableId="2016876274">
+    <w:abstractNumId w:val="25"/>
+  </w:num>
+  <w:num w:numId="34" w16cid:durableId="1737118930">
+    <w:abstractNumId w:val="18"/>
+  </w:num>
+  <w:num w:numId="35" w16cid:durableId="723484419">
+    <w:abstractNumId w:val="33"/>
+  </w:num>
+  <w:num w:numId="36" w16cid:durableId="1051929871">
+    <w:abstractNumId w:val="23"/>
+  </w:num>
+  <w:num w:numId="37" w16cid:durableId="128399881">
     <w:abstractNumId w:val="13"/>
   </w:num>
-  <w:num w:numId="10" w16cid:durableId="955257434">
-    <w:abstractNumId w:val="10"/>
+  <w:num w:numId="38" w16cid:durableId="921066861">
+    <w:abstractNumId w:val="41"/>
   </w:num>
-  <w:num w:numId="11" w16cid:durableId="37824195">
-    <w:abstractNumId w:val="11"/>
+  <w:num w:numId="39" w16cid:durableId="1135680244">
+    <w:abstractNumId w:val="19"/>
   </w:num>
-  <w:num w:numId="12" w16cid:durableId="134952900">
-    <w:abstractNumId w:val="4"/>
+  <w:num w:numId="40" w16cid:durableId="282425217">
+    <w:abstractNumId w:val="29"/>
   </w:num>
-  <w:num w:numId="13" w16cid:durableId="742677313">
-    <w:abstractNumId w:val="9"/>
+  <w:num w:numId="41" w16cid:durableId="2090494935">
+    <w:abstractNumId w:val="35"/>
   </w:num>
-  <w:num w:numId="14" w16cid:durableId="796491366">
-    <w:abstractNumId w:val="7"/>
+  <w:num w:numId="42" w16cid:durableId="1320382010">
+    <w:abstractNumId w:val="39"/>
   </w:num>
-  <w:num w:numId="15" w16cid:durableId="1022441242">
-    <w:abstractNumId w:val="0"/>
+  <w:num w:numId="43" w16cid:durableId="776484413">
+    <w:abstractNumId w:val="44"/>
   </w:num>
-  <w:num w:numId="16" w16cid:durableId="429400208">
-    <w:abstractNumId w:val="8"/>
+  <w:num w:numId="44" w16cid:durableId="1104112222">
+    <w:abstractNumId w:val="32"/>
   </w:num>
-  <w:num w:numId="17" w16cid:durableId="349141664">
-    <w:abstractNumId w:val="15"/>
-  </w:num>
-  <w:num w:numId="18" w16cid:durableId="1701929463">
-    <w:abstractNumId w:val="5"/>
-  </w:num>
-  <w:num w:numId="19" w16cid:durableId="2065369154">
-    <w:abstractNumId w:val="18"/>
+  <w:num w:numId="45" w16cid:durableId="1371301869">
+    <w:abstractNumId w:val="21"/>
   </w:num>
 </w:numbering>
 </file>
@@ -4851,6 +8946,15 @@
       <w:shd w:val="clear" w:color="auto" w:fill="E1DFDD"/>
     </w:rPr>
   </w:style>
+  <w:style w:type="paragraph" w:styleId="NoSpacing">
+    <w:name w:val="No Spacing"/>
+    <w:uiPriority w:val="1"/>
+    <w:qFormat/>
+    <w:rsid w:val="00AA6B8C"/>
+    <w:pPr>
+      <w:spacing w:after="0" w:line="240" w:lineRule="auto"/>
+    </w:pPr>
+  </w:style>
 </w:styles>
 </file>
 
@@ -5147,4 +9251,16 @@
     </a:ext>
   </a:extLst>
 </a:theme>
+</file>
+
+<file path=customXml/item1.xml><?xml version="1.0" encoding="utf-8"?>
+<b:Sources xmlns:b="http://schemas.openxmlformats.org/officeDocument/2006/bibliography" xmlns="http://schemas.openxmlformats.org/officeDocument/2006/bibliography" SelectedStyle="\APASixthEditionOfficeOnline.xsl" StyleName="APA" Version="6"/>
+</file>
+
+<file path=customXml/itemProps1.xml><?xml version="1.0" encoding="utf-8"?>
+<ds:datastoreItem xmlns:ds="http://schemas.openxmlformats.org/officeDocument/2006/customXml" ds:itemID="{29A12E2D-8EC2-4632-A7E9-4EAF1FEDC85D}">
+  <ds:schemaRefs>
+    <ds:schemaRef ds:uri="http://schemas.openxmlformats.org/officeDocument/2006/bibliography"/>
+  </ds:schemaRefs>
+</ds:datastoreItem>
 </file>